--- a/PIM_III_RosquinhaNeguin.docx
+++ b/PIM_III_RosquinhaNeguin.docx
@@ -4,7 +4,7 @@
   <w:body>
     <w:p>
       <w:pPr>
-        <w:spacing w:after="4000"/>
+        <w:spacing w:before="600" w:after="2400"/>
         <w:jc w:val="center"/>
       </w:pPr>
       <w:r>
@@ -16,13 +16,13 @@
         </w:rPr>
         <w:t>UNIVERSIDADE PAULISTA</w:t>
         <w:br/>
-        <w:t>CURSO DE ANÁLISE E DESENVOLVIMENTO DE SISTEMAS</w:t>
+        <w:t>CURSO DE TECNOLOGIA EM ANÁLISE E DESENVOLVIMENTO DE SISTEMAS</w:t>
         <w:br/>
       </w:r>
     </w:p>
     <w:p>
       <w:pPr>
-        <w:spacing w:after="5000"/>
+        <w:spacing w:after="3000"/>
         <w:jc w:val="center"/>
       </w:pPr>
       <w:r>
@@ -34,13 +34,14 @@
         </w:rPr>
         <w:t>PROJETO INTEGRADO MULTIDISCIPLINAR III:</w:t>
         <w:br/>
-        <w:t>ROSQUNHA DO NEGUIN - MODERNIZAÇÃO WEB COM SISTEMA DE PAGAMENTOS DIGITAIS E ANÁLISE DE DADOS E MACHINE LEARNING</w:t>
+        <w:br/>
+        <w:t>ROSQUNHA DO NEGUIN - PLATAFORMA WEB INTEGRADA COM SEGURANÇA TRANSACIONAL, AUDITORIA DE DADOS, ACESSIBILIDADE E ANÁLISES PREDITIVAS DE MACHINE LEARNING</w:t>
         <w:br/>
       </w:r>
     </w:p>
     <w:p>
       <w:pPr>
-        <w:spacing w:after="0"/>
+        <w:spacing w:before="1600" w:after="0"/>
         <w:jc w:val="center"/>
       </w:pPr>
       <w:r>
@@ -161,7 +162,7 @@
     </w:p>
     <w:p>
       <w:pPr>
-        <w:spacing w:after="2000" w:line="276" w:lineRule="auto"/>
+        <w:spacing w:after="1600" w:line="276" w:lineRule="auto"/>
         <w:ind w:left="4320"/>
         <w:jc w:val="both"/>
       </w:pPr>
@@ -171,6 +172,9 @@
           <w:sz w:val="20"/>
         </w:rPr>
         <w:t>Projeto Integrado Multidisciplinar III apresentado como requisito parcial para obtenção do título de Tecnólogo em Análise e Desenvolvimento de Sistemas pela Universidade Paulista (UNIP).</w:t>
+        <w:br/>
+        <w:br/>
+        <w:t>Áreas Integradas: Engenharia de Software Ágil Aplicada, Modelagem de Banco de Dados e NoSQL, Programação Orientada a Objetos com C#, Desenvolvimento Web Responsivo, UX e UI Design, Machine Learning e Análise de Dados, Comunicação, Liderança e Negociação e Língua Brasileira de Sinais (LIBRAS).</w:t>
         <w:br/>
         <w:br/>
         <w:t>Orientador: Prof. Coordenador de ADS.</w:t>
@@ -200,7 +204,7 @@
     <w:p>
       <w:pPr>
         <w:keepNext/>
-        <w:spacing w:before="360" w:after="120" w:line="360" w:lineRule="auto"/>
+        <w:spacing w:before="480" w:after="240" w:line="360" w:lineRule="auto"/>
       </w:pPr>
       <w:r>
         <w:rPr>
@@ -248,7 +252,7 @@
     <w:p>
       <w:pPr>
         <w:keepNext/>
-        <w:spacing w:before="360" w:after="120" w:line="360" w:lineRule="auto"/>
+        <w:spacing w:before="480" w:after="240" w:line="360" w:lineRule="auto"/>
       </w:pPr>
       <w:r>
         <w:rPr>
@@ -296,7 +300,7 @@
     <w:p>
       <w:pPr>
         <w:keepNext/>
-        <w:spacing w:before="360" w:after="120" w:line="360" w:lineRule="auto"/>
+        <w:spacing w:before="480" w:after="240" w:line="360" w:lineRule="auto"/>
       </w:pPr>
       <w:r>
         <w:rPr>
@@ -360,7 +364,7 @@
                 <w:b/>
                 <w:sz w:val="22"/>
               </w:rPr>
-              <w:t>5</w:t>
+              <w:t>6</w:t>
             </w:r>
           </w:p>
         </w:tc>
@@ -407,7 +411,7 @@
                 <w:b/>
                 <w:sz w:val="22"/>
               </w:rPr>
-              <w:t>6</w:t>
+              <w:t>9</w:t>
             </w:r>
           </w:p>
         </w:tc>
@@ -454,7 +458,7 @@
                 <w:b w:val="0"/>
                 <w:sz w:val="22"/>
               </w:rPr>
-              <w:t>6</w:t>
+              <w:t>9</w:t>
             </w:r>
           </w:p>
         </w:tc>
@@ -501,7 +505,7 @@
                 <w:b w:val="0"/>
                 <w:sz w:val="22"/>
               </w:rPr>
-              <w:t>6</w:t>
+              <w:t>10</w:t>
             </w:r>
           </w:p>
         </w:tc>
@@ -524,7 +528,7 @@
                 <w:b w:val="0"/>
                 <w:sz w:val="22"/>
               </w:rPr>
-              <w:t xml:space="preserve">   2.3 Produtos Oferecidos e Combos</w:t>
+              <w:t xml:space="preserve">   2.3 Catálogo de Produtos e Formulação de Combos</w:t>
             </w:r>
           </w:p>
         </w:tc>
@@ -548,7 +552,7 @@
                 <w:b w:val="0"/>
                 <w:sz w:val="22"/>
               </w:rPr>
-              <w:t>6</w:t>
+              <w:t>11</w:t>
             </w:r>
           </w:p>
         </w:tc>
@@ -571,7 +575,7 @@
                 <w:b w:val="0"/>
                 <w:sz w:val="22"/>
               </w:rPr>
-              <w:t xml:space="preserve">   2.4 Problemas do Processo Manual e Justificativa</w:t>
+              <w:t xml:space="preserve">   2.4 Limitações do Fluxo Operacional Manual</w:t>
             </w:r>
           </w:p>
         </w:tc>
@@ -595,7 +599,54 @@
                 <w:b w:val="0"/>
                 <w:sz w:val="22"/>
               </w:rPr>
-              <w:t>7</w:t>
+              <w:t>13</w:t>
+            </w:r>
+          </w:p>
+        </w:tc>
+      </w:tr>
+      <w:tr>
+        <w:tc>
+          <w:tcPr>
+            <w:tcW w:type="dxa" w:w="4702"/>
+            <w:tcBorders>
+              <w:top w:val="none"/>
+              <w:left w:val="none"/>
+              <w:bottom w:val="none"/>
+              <w:right w:val="none"/>
+            </w:tcBorders>
+          </w:tcPr>
+          <w:p>
+            <w:r>
+              <w:rPr>
+                <w:rFonts w:ascii="Arial" w:hAnsi="Arial"/>
+                <w:b w:val="0"/>
+                <w:sz w:val="22"/>
+              </w:rPr>
+              <w:t xml:space="preserve">   2.5 Justificativa Técnica para Implantação do Sistema Web</w:t>
+            </w:r>
+          </w:p>
+        </w:tc>
+        <w:tc>
+          <w:tcPr>
+            <w:tcW w:type="dxa" w:w="4702"/>
+            <w:tcBorders>
+              <w:top w:val="none"/>
+              <w:left w:val="none"/>
+              <w:bottom w:val="none"/>
+              <w:right w:val="none"/>
+            </w:tcBorders>
+          </w:tcPr>
+          <w:p>
+            <w:pPr>
+              <w:jc w:val="right"/>
+            </w:pPr>
+            <w:r>
+              <w:rPr>
+                <w:rFonts w:ascii="Arial" w:hAnsi="Arial"/>
+                <w:b w:val="0"/>
+                <w:sz w:val="22"/>
+              </w:rPr>
+              <w:t>14</w:t>
             </w:r>
           </w:p>
         </w:tc>
@@ -642,7 +693,101 @@
                 <w:b/>
                 <w:sz w:val="22"/>
               </w:rPr>
-              <w:t>8</w:t>
+              <w:t>15</w:t>
+            </w:r>
+          </w:p>
+        </w:tc>
+      </w:tr>
+      <w:tr>
+        <w:tc>
+          <w:tcPr>
+            <w:tcW w:type="dxa" w:w="4702"/>
+            <w:tcBorders>
+              <w:top w:val="none"/>
+              <w:left w:val="none"/>
+              <w:bottom w:val="none"/>
+              <w:right w:val="none"/>
+            </w:tcBorders>
+          </w:tcPr>
+          <w:p>
+            <w:r>
+              <w:rPr>
+                <w:rFonts w:ascii="Arial" w:hAnsi="Arial"/>
+                <w:b w:val="0"/>
+                <w:sz w:val="22"/>
+              </w:rPr>
+              <w:t xml:space="preserve">   3.1 Objetivo Geral</w:t>
+            </w:r>
+          </w:p>
+        </w:tc>
+        <w:tc>
+          <w:tcPr>
+            <w:tcW w:type="dxa" w:w="4702"/>
+            <w:tcBorders>
+              <w:top w:val="none"/>
+              <w:left w:val="none"/>
+              <w:bottom w:val="none"/>
+              <w:right w:val="none"/>
+            </w:tcBorders>
+          </w:tcPr>
+          <w:p>
+            <w:pPr>
+              <w:jc w:val="right"/>
+            </w:pPr>
+            <w:r>
+              <w:rPr>
+                <w:rFonts w:ascii="Arial" w:hAnsi="Arial"/>
+                <w:b w:val="0"/>
+                <w:sz w:val="22"/>
+              </w:rPr>
+              <w:t>15</w:t>
+            </w:r>
+          </w:p>
+        </w:tc>
+      </w:tr>
+      <w:tr>
+        <w:tc>
+          <w:tcPr>
+            <w:tcW w:type="dxa" w:w="4702"/>
+            <w:tcBorders>
+              <w:top w:val="none"/>
+              <w:left w:val="none"/>
+              <w:bottom w:val="none"/>
+              <w:right w:val="none"/>
+            </w:tcBorders>
+          </w:tcPr>
+          <w:p>
+            <w:r>
+              <w:rPr>
+                <w:rFonts w:ascii="Arial" w:hAnsi="Arial"/>
+                <w:b w:val="0"/>
+                <w:sz w:val="22"/>
+              </w:rPr>
+              <w:t xml:space="preserve">   3.2 Objetivos Específicos</w:t>
+            </w:r>
+          </w:p>
+        </w:tc>
+        <w:tc>
+          <w:tcPr>
+            <w:tcW w:type="dxa" w:w="4702"/>
+            <w:tcBorders>
+              <w:top w:val="none"/>
+              <w:left w:val="none"/>
+              <w:bottom w:val="none"/>
+              <w:right w:val="none"/>
+            </w:tcBorders>
+          </w:tcPr>
+          <w:p>
+            <w:pPr>
+              <w:jc w:val="right"/>
+            </w:pPr>
+            <w:r>
+              <w:rPr>
+                <w:rFonts w:ascii="Arial" w:hAnsi="Arial"/>
+                <w:b w:val="0"/>
+                <w:sz w:val="22"/>
+              </w:rPr>
+              <w:t>15</w:t>
             </w:r>
           </w:p>
         </w:tc>
@@ -689,7 +834,7 @@
                 <w:b/>
                 <w:sz w:val="22"/>
               </w:rPr>
-              <w:t>9</w:t>
+              <w:t>16</w:t>
             </w:r>
           </w:p>
         </w:tc>
@@ -712,7 +857,7 @@
                 <w:b w:val="0"/>
                 <w:sz w:val="22"/>
               </w:rPr>
-              <w:t xml:space="preserve">   4.1 Identificação de Stakeholders e Backlog do Produto</w:t>
+              <w:t xml:space="preserve">   4.1 Framework Scrum e Estrutura dos Papéis</w:t>
             </w:r>
           </w:p>
         </w:tc>
@@ -736,7 +881,7 @@
                 <w:b w:val="0"/>
                 <w:sz w:val="22"/>
               </w:rPr>
-              <w:t>9</w:t>
+              <w:t>16</w:t>
             </w:r>
           </w:p>
         </w:tc>
@@ -759,7 +904,7 @@
                 <w:b w:val="0"/>
                 <w:sz w:val="22"/>
               </w:rPr>
-              <w:t xml:space="preserve">   4.2 Requisitos Funcionais e Não Funcionais</w:t>
+              <w:t xml:space="preserve">   4.2 Requisitos Funcionais e Não Funcionais Detalhados</w:t>
             </w:r>
           </w:p>
         </w:tc>
@@ -783,7 +928,7 @@
                 <w:b w:val="0"/>
                 <w:sz w:val="22"/>
               </w:rPr>
-              <w:t>10</w:t>
+              <w:t>17</w:t>
             </w:r>
           </w:p>
         </w:tc>
@@ -806,7 +951,7 @@
                 <w:b w:val="0"/>
                 <w:sz w:val="22"/>
               </w:rPr>
-              <w:t xml:space="preserve">   4.3 Iterações de Desenvolvimento e Critérios de Aceite</w:t>
+              <w:t xml:space="preserve">   4.3 Backlog do Produto e Estimativas das Histórias</w:t>
             </w:r>
           </w:p>
         </w:tc>
@@ -830,7 +975,54 @@
                 <w:b w:val="0"/>
                 <w:sz w:val="22"/>
               </w:rPr>
-              <w:t>11</w:t>
+              <w:t>19</w:t>
+            </w:r>
+          </w:p>
+        </w:tc>
+      </w:tr>
+      <w:tr>
+        <w:tc>
+          <w:tcPr>
+            <w:tcW w:type="dxa" w:w="4702"/>
+            <w:tcBorders>
+              <w:top w:val="none"/>
+              <w:left w:val="none"/>
+              <w:bottom w:val="none"/>
+              <w:right w:val="none"/>
+            </w:tcBorders>
+          </w:tcPr>
+          <w:p>
+            <w:r>
+              <w:rPr>
+                <w:rFonts w:ascii="Arial" w:hAnsi="Arial"/>
+                <w:b w:val="0"/>
+                <w:sz w:val="22"/>
+              </w:rPr>
+              <w:t xml:space="preserve">   4.4 Planejamento das Sprints e Definição de Critérios de Aceite</w:t>
+            </w:r>
+          </w:p>
+        </w:tc>
+        <w:tc>
+          <w:tcPr>
+            <w:tcW w:type="dxa" w:w="4702"/>
+            <w:tcBorders>
+              <w:top w:val="none"/>
+              <w:left w:val="none"/>
+              <w:bottom w:val="none"/>
+              <w:right w:val="none"/>
+            </w:tcBorders>
+          </w:tcPr>
+          <w:p>
+            <w:pPr>
+              <w:jc w:val="right"/>
+            </w:pPr>
+            <w:r>
+              <w:rPr>
+                <w:rFonts w:ascii="Arial" w:hAnsi="Arial"/>
+                <w:b w:val="0"/>
+                <w:sz w:val="22"/>
+              </w:rPr>
+              <w:t>20</w:t>
             </w:r>
           </w:p>
         </w:tc>
@@ -877,7 +1069,7 @@
                 <w:b/>
                 <w:sz w:val="22"/>
               </w:rPr>
-              <w:t>12</w:t>
+              <w:t>22</w:t>
             </w:r>
           </w:p>
         </w:tc>
@@ -900,7 +1092,7 @@
                 <w:b w:val="0"/>
                 <w:sz w:val="22"/>
               </w:rPr>
-              <w:t xml:space="preserve">   5.1 Identificação de Informações e Modelagem Conceitual</w:t>
+              <w:t xml:space="preserve">   5.1 Arquitetura da Informação e Modelagem Conceitual</w:t>
             </w:r>
           </w:p>
         </w:tc>
@@ -924,7 +1116,7 @@
                 <w:b w:val="0"/>
                 <w:sz w:val="22"/>
               </w:rPr>
-              <w:t>12</w:t>
+              <w:t>22</w:t>
             </w:r>
           </w:p>
         </w:tc>
@@ -947,7 +1139,7 @@
                 <w:b w:val="0"/>
                 <w:sz w:val="22"/>
               </w:rPr>
-              <w:t xml:space="preserve">   5.2 Modelo Lógico e Relacionamentos das Novas Tabelas</w:t>
+              <w:t xml:space="preserve">   5.2 Modelo Lógico e Relacionamento das Tabelas</w:t>
             </w:r>
           </w:p>
         </w:tc>
@@ -971,7 +1163,7 @@
                 <w:b w:val="0"/>
                 <w:sz w:val="22"/>
               </w:rPr>
-              <w:t>13</w:t>
+              <w:t>23</w:t>
             </w:r>
           </w:p>
         </w:tc>
@@ -994,7 +1186,7 @@
                 <w:b w:val="0"/>
                 <w:sz w:val="22"/>
               </w:rPr>
-              <w:t xml:space="preserve">   5.3 Script SQL e Operações CRUD Principais</w:t>
+              <w:t xml:space="preserve">   5.3 Script DDL Completo e Operações CRUD no Backend</w:t>
             </w:r>
           </w:p>
         </w:tc>
@@ -1018,7 +1210,7 @@
                 <w:b w:val="0"/>
                 <w:sz w:val="22"/>
               </w:rPr>
-              <w:t>15</w:t>
+              <w:t>24</w:t>
             </w:r>
           </w:p>
         </w:tc>
@@ -1041,7 +1233,7 @@
                 <w:b w:val="0"/>
                 <w:sz w:val="22"/>
               </w:rPr>
-              <w:t xml:space="preserve">   5.4 Justificativa Técnica do Modelo Híbrido Relacional e NoSQL</w:t>
+              <w:t xml:space="preserve">   5.4 Modelo Híbrido Relacional e NoSQL: Análise Comparativa</w:t>
             </w:r>
           </w:p>
         </w:tc>
@@ -1065,7 +1257,7 @@
                 <w:b w:val="0"/>
                 <w:sz w:val="22"/>
               </w:rPr>
-              <w:t>17</w:t>
+              <w:t>26</w:t>
             </w:r>
           </w:p>
         </w:tc>
@@ -1112,7 +1304,7 @@
                 <w:b/>
                 <w:sz w:val="22"/>
               </w:rPr>
-              <w:t>18</w:t>
+              <w:t>28</w:t>
             </w:r>
           </w:p>
         </w:tc>
@@ -1135,7 +1327,7 @@
                 <w:b w:val="0"/>
                 <w:sz w:val="22"/>
               </w:rPr>
-              <w:t xml:space="preserve">   6.1 Arquitetura Geral da Aplicação</w:t>
+              <w:t xml:space="preserve">   6.1 Arquitetura MVC e Injeção de Dependências no ASP.NET Core</w:t>
             </w:r>
           </w:p>
         </w:tc>
@@ -1159,7 +1351,7 @@
                 <w:b w:val="0"/>
                 <w:sz w:val="22"/>
               </w:rPr>
-              <w:t>18</w:t>
+              <w:t>28</w:t>
             </w:r>
           </w:p>
         </w:tc>
@@ -1182,7 +1374,7 @@
                 <w:b w:val="0"/>
                 <w:sz w:val="22"/>
               </w:rPr>
-              <w:t xml:space="preserve">   6.2 Aplicação Prática dos Pilares de POO (C#)</w:t>
+              <w:t xml:space="preserve">   6.2 Pilares de POO: Implementação Prática no Backend</w:t>
             </w:r>
           </w:p>
         </w:tc>
@@ -1206,7 +1398,7 @@
                 <w:b w:val="0"/>
                 <w:sz w:val="22"/>
               </w:rPr>
-              <w:t>18</w:t>
+              <w:t>29</w:t>
             </w:r>
           </w:p>
         </w:tc>
@@ -1229,7 +1421,7 @@
                 <w:b w:val="0"/>
                 <w:sz w:val="22"/>
               </w:rPr>
-              <w:t xml:space="preserve">   6.3 Implementação das Novas Funcionalidades de Pagamento</w:t>
+              <w:t xml:space="preserve">   6.3 Códigos de Integração e Regras de Negócio de Pagamento</w:t>
             </w:r>
           </w:p>
         </w:tc>
@@ -1253,7 +1445,7 @@
                 <w:b w:val="0"/>
                 <w:sz w:val="22"/>
               </w:rPr>
-              <w:t>19</w:t>
+              <w:t>30</w:t>
             </w:r>
           </w:p>
         </w:tc>
@@ -1300,7 +1492,7 @@
                 <w:b/>
                 <w:sz w:val="22"/>
               </w:rPr>
-              <w:t>23</w:t>
+              <w:t>35</w:t>
             </w:r>
           </w:p>
         </w:tc>
@@ -1323,7 +1515,7 @@
                 <w:b w:val="0"/>
                 <w:sz w:val="22"/>
               </w:rPr>
-              <w:t xml:space="preserve">   7.1 Telas Implementadas e Análise Visual</w:t>
+              <w:t xml:space="preserve">   7.1 Guia de Estilos e Responsividade em CSS</w:t>
             </w:r>
           </w:p>
         </w:tc>
@@ -1347,7 +1539,7 @@
                 <w:b w:val="0"/>
                 <w:sz w:val="22"/>
               </w:rPr>
-              <w:t>23</w:t>
+              <w:t>35</w:t>
             </w:r>
           </w:p>
         </w:tc>
@@ -1370,7 +1562,7 @@
                 <w:b w:val="0"/>
                 <w:sz w:val="22"/>
               </w:rPr>
-              <w:t xml:space="preserve">   7.2 Fluxos de Navegação e Personas de Usuários</w:t>
+              <w:t xml:space="preserve">   7.2 Telas Implementadas: Cartão 3D, Pix Dinâmico e Painel Admin</w:t>
             </w:r>
           </w:p>
         </w:tc>
@@ -1394,7 +1586,7 @@
                 <w:b w:val="0"/>
                 <w:sz w:val="22"/>
               </w:rPr>
-              <w:t>25</w:t>
+              <w:t>36</w:t>
             </w:r>
           </w:p>
         </w:tc>
@@ -1417,7 +1609,7 @@
                 <w:b w:val="0"/>
                 <w:sz w:val="22"/>
               </w:rPr>
-              <w:t xml:space="preserve">   7.3 Acessibilidade e Inclusão com LIBRAS (VLibras)</w:t>
+              <w:t xml:space="preserve">   7.3 Personas e Análise de Usabilidade sob as Heurísticas de Nielsen</w:t>
             </w:r>
           </w:p>
         </w:tc>
@@ -1441,7 +1633,54 @@
                 <w:b w:val="0"/>
                 <w:sz w:val="22"/>
               </w:rPr>
-              <w:t>26</w:t>
+              <w:t>38</w:t>
+            </w:r>
+          </w:p>
+        </w:tc>
+      </w:tr>
+      <w:tr>
+        <w:tc>
+          <w:tcPr>
+            <w:tcW w:type="dxa" w:w="4702"/>
+            <w:tcBorders>
+              <w:top w:val="none"/>
+              <w:left w:val="none"/>
+              <w:bottom w:val="none"/>
+              <w:right w:val="none"/>
+            </w:tcBorders>
+          </w:tcPr>
+          <w:p>
+            <w:r>
+              <w:rPr>
+                <w:rFonts w:ascii="Arial" w:hAnsi="Arial"/>
+                <w:b w:val="0"/>
+                <w:sz w:val="22"/>
+              </w:rPr>
+              <w:t xml:space="preserve">   7.4 Acessibilidade Digital e Integração com LIBRAS (VLibras)</w:t>
+            </w:r>
+          </w:p>
+        </w:tc>
+        <w:tc>
+          <w:tcPr>
+            <w:tcW w:type="dxa" w:w="4702"/>
+            <w:tcBorders>
+              <w:top w:val="none"/>
+              <w:left w:val="none"/>
+              <w:bottom w:val="none"/>
+              <w:right w:val="none"/>
+            </w:tcBorders>
+          </w:tcPr>
+          <w:p>
+            <w:pPr>
+              <w:jc w:val="right"/>
+            </w:pPr>
+            <w:r>
+              <w:rPr>
+                <w:rFonts w:ascii="Arial" w:hAnsi="Arial"/>
+                <w:b w:val="0"/>
+                <w:sz w:val="22"/>
+              </w:rPr>
+              <w:t>40</w:t>
             </w:r>
           </w:p>
         </w:tc>
@@ -1488,7 +1727,7 @@
                 <w:b/>
                 <w:sz w:val="22"/>
               </w:rPr>
-              <w:t>27</w:t>
+              <w:t>41</w:t>
             </w:r>
           </w:p>
         </w:tc>
@@ -1511,7 +1750,7 @@
                 <w:b w:val="0"/>
                 <w:sz w:val="22"/>
               </w:rPr>
-              <w:t xml:space="preserve">   8.1 Previsão de Vendas com Regressão Linear</w:t>
+              <w:t xml:space="preserve">   8.1 Previsão de Demanda com Regressão Linear Múltipla</w:t>
             </w:r>
           </w:p>
         </w:tc>
@@ -1535,7 +1774,7 @@
                 <w:b w:val="0"/>
                 <w:sz w:val="22"/>
               </w:rPr>
-              <w:t>27</w:t>
+              <w:t>41</w:t>
             </w:r>
           </w:p>
         </w:tc>
@@ -1558,7 +1797,7 @@
                 <w:b w:val="0"/>
                 <w:sz w:val="22"/>
               </w:rPr>
-              <w:t xml:space="preserve">   8.2 Segmentação de Clientes com K-Means</w:t>
+              <w:t xml:space="preserve">   8.2 Clusterização e Segmentação com Algoritmo K-Means</w:t>
             </w:r>
           </w:p>
         </w:tc>
@@ -1582,7 +1821,7 @@
                 <w:b w:val="0"/>
                 <w:sz w:val="22"/>
               </w:rPr>
-              <w:t>28</w:t>
+              <w:t>43</w:t>
             </w:r>
           </w:p>
         </w:tc>
@@ -1605,7 +1844,7 @@
                 <w:b w:val="0"/>
                 <w:sz w:val="22"/>
               </w:rPr>
-              <w:t xml:space="preserve">   8.3 Descoberta de Combos com Algoritmo Apriori</w:t>
+              <w:t xml:space="preserve">   8.3 Market Basket Analysis com o Algoritmo Apriori</w:t>
             </w:r>
           </w:p>
         </w:tc>
@@ -1629,7 +1868,7 @@
                 <w:b w:val="0"/>
                 <w:sz w:val="22"/>
               </w:rPr>
-              <w:t>29</w:t>
+              <w:t>45</w:t>
             </w:r>
           </w:p>
         </w:tc>
@@ -1676,7 +1915,7 @@
                 <w:b/>
                 <w:sz w:val="22"/>
               </w:rPr>
-              <w:t>31</w:t>
+              <w:t>47</w:t>
             </w:r>
           </w:p>
         </w:tc>
@@ -1723,7 +1962,7 @@
                 <w:b/>
                 <w:sz w:val="22"/>
               </w:rPr>
-              <w:t>33</w:t>
+              <w:t>49</w:t>
             </w:r>
           </w:p>
         </w:tc>
@@ -1770,7 +2009,7 @@
                 <w:b/>
                 <w:sz w:val="22"/>
               </w:rPr>
-              <w:t>34</w:t>
+              <w:t>51</w:t>
             </w:r>
           </w:p>
         </w:tc>
@@ -1784,7 +2023,7 @@
     <w:p>
       <w:pPr>
         <w:keepNext/>
-        <w:spacing w:before="360" w:after="120" w:line="360" w:lineRule="auto"/>
+        <w:spacing w:before="480" w:after="240" w:line="360" w:lineRule="auto"/>
       </w:pPr>
       <w:r>
         <w:rPr>
@@ -1808,7 +2047,7 @@
           <w:color w:val="333333"/>
           <w:sz w:val="24"/>
         </w:rPr>
-        <w:t>A presença digital tornou-se essencial para a sobrevivência e crescimento de pequenos negócios. No setor alimentício, especialmente em produções artesanais, muitos empreendedores ainda dependem de pedidos realizados manualmente por redes sociais e aplicativos de mensagens. Embora esse modelo funcione inicialmente, ele apresenta sérias limitações relacionadas à organização, controle de vendas, registro de pedidos e escalabilidade do negócio. A ausência de um sistema centralizado pode gerar falhas na comunicação com clientes, perda de pedidos e dificuldades na gestão administrativa.</w:t>
+        <w:t>No atual cenário macroeconômico global, a transformação digital deixou de ser um diferencial competitivo para tornar-se um fator de sobrevivência essencial para micro, pequenas e médias empresas. A evolução das tecnologias de comunicação móvel, associada à mudança radical nos hábitos de consumo das famílias brasileiras acelerada nos últimos anos, gerou um novo paradigma comercial: o consumidor espera conveniência, agilidade e segurança imediatas nas suas transações de compras diárias. Esse fenômeno é visivelmente observado no mercado alimentício, no qual a produção artesanal de doces, confeitarias e salgados sob encomenda encontrou nas redes sociais e aplicativos de mensagens instantâneas um canal fértil de atração e vendas.</w:t>
       </w:r>
     </w:p>
     <w:p>
@@ -1823,7 +2062,7 @@
           <w:color w:val="333333"/>
           <w:sz w:val="24"/>
         </w:rPr>
-        <w:t>Diante desse cenário, propõe-se o desenvolvimento de um sistema web para a empresa Rosquinha do Neguin, uma confeitaria artesanal especializada na produção de churros, rosquinhas, salgados e bebidas sob encomenda. A plataforma desenvolvida permite que clientes visualizem o cardápio online, realizem pedidos e que o administrador gerencie produtos e vendas. Recentemente, a plataforma recebeu uma modernização crítica nas suas capacidades transacionais: a introdução de cadastro criptografado de cartões de crédito (para fins acadêmicos e simulação) com um mockup de cartão interativo 3D, e o processamento de pagamentos Pix com geração dinâmica de payload padrão EMV CoD (Copia e Cola e QR Code) configurável no painel administrativo.</w:t>
+        <w:t>Contudo, a expansão física desse modelo baseado exclusivamente no processamento manual de pedidos via WhatsApp ou Direct do Instagram traz consigo sérias restrições operacionais e logísticas. O processamento analógico de dados transacionais expõe o negócio a riscos elevados de erros na coleta de dados dos pedidos, confusão no controle de datas e horários de entrega, desorganização no controle de insumos e matérias-primas, e completa ineficiência na consolidação do fluxo de caixa e relatórios financeiros. Para uma confeitaria artesanal, esses erros resultam em desperdício de ingredientes de curta validade e, em última análise, em uma experiência ruim para o cliente, o que prejudica a retenção e reputação da marca.</w:t>
       </w:r>
     </w:p>
     <w:p>
@@ -1838,13 +2077,48 @@
           <w:color w:val="333333"/>
           <w:sz w:val="24"/>
         </w:rPr>
-        <w:t>Além do aspecto transacional, este trabalho avança na integração de inteligência de negócios. São aplicados três modelos de Machine Learning construídos sobre os dados do banco de dados relacional: um modelo de Regressão Linear para previsão de demanda de vendas, um modelo K-Means para segmentação de clientes em grupos estratégicos de fidelidade, e o algoritmo Apriori para análise de cesta de compras (Market Basket Analysis), permitindo validar cientificamente a formulação de combos e promoções no cardápio. Assim, o projeto conecta Engenharia de Software, Modelagem de Banco de Dados, Programação Orientada a Objetos em C#, Design UX/UI e Data Science, atendendo plenamente aos propósitos pedagógicos e acadêmicos do PIM III.</w:t>
+        <w:t>O presente trabalho aborda o planejamento, desenvolvimento e consolidação da plataforma web 'Rosquinha do Neguin', uma confeitaria fictícia especializada na fabricação artesanal de rosquinhas gourmet, churros com coberturas especiais, salgados finos fritos sob encomenda e bebidas. A plataforma visa automatizar todo o funil de vendas do estabelecimento, permitindo ao usuário final navegar por um catálogo dinâmico, montar seu carrinho, autenticar-se de forma segura e finalizar o checkout utilizando métodos modernos de pagamento eletrônico. O sistema aborda especificamente dois fluxos de pagamento de alta relevância: a simulação de pagamento via cartão de crédito com criptografia local e tokenização (para fins acadêmicos), integrada a uma interface inovadora de cartão 3D interativo, e a geração em tempo real de código Pix dinâmico padrão EMV com cálculo de redundância de segurança CRC16.</w:t>
       </w:r>
     </w:p>
     <w:p>
       <w:pPr>
+        <w:spacing w:after="120" w:line="360" w:lineRule="auto"/>
+        <w:ind w:firstLine="709"/>
+        <w:jc w:val="both"/>
+      </w:pPr>
+      <w:r>
+        <w:rPr>
+          <w:rFonts w:ascii="Arial" w:hAnsi="Arial"/>
+          <w:color w:val="333333"/>
+          <w:sz w:val="24"/>
+        </w:rPr>
+        <w:t>Além da automatização das rotinas financeiras e operacionais, a plataforma avança na integração de inteligência analítica com foco na sustentabilidade e escalabilidade do negócio de Pedro (proprietário). São desenvolvidos, detalhados e testados três modelos de Machine Learning (Aprendizado de Máquina) que consomem as tabelas relacionais do sistema: um modelo de Regressão Linear para previsão de demanda futura de vendas diárias, um modelo K-Means para segmentação comportamental da base de clientes ativos, e o algoritmo Apriori para análise de cesta de compras, o qual valida cientificamente e sugere a criação de novos combos de produtos de alta conversão.</w:t>
+      </w:r>
+    </w:p>
+    <w:p>
+      <w:pPr>
+        <w:spacing w:after="120" w:line="360" w:lineRule="auto"/>
+        <w:ind w:firstLine="709"/>
+        <w:jc w:val="both"/>
+      </w:pPr>
+      <w:r>
+        <w:rPr>
+          <w:rFonts w:ascii="Arial" w:hAnsi="Arial"/>
+          <w:color w:val="333333"/>
+          <w:sz w:val="24"/>
+        </w:rPr>
+        <w:t>Por fim, de forma a consolidar o caráter multidisciplinar exigido pelo regulamento do Projeto Integrado Multidisciplinar III (PIM III) da Universidade Paulista (UNIP), este trabalho integra conceitos avançados de acessibilidade na web, utilizando a biblioteca pública VLibras para a inclusão de usuários surdos, e avalia a gestão do projeto sob a perspectiva das competências de comunicação, liderança ágil em equipes de tecnologia e negociação estratégica de escopo, refletindo fielmente a vivência profissional na indústria de desenvolvimento de software.</w:t>
+      </w:r>
+    </w:p>
+    <w:p>
+      <w:r>
+        <w:br w:type="page"/>
+      </w:r>
+    </w:p>
+    <w:p>
+      <w:pPr>
         <w:keepNext/>
-        <w:spacing w:before="360" w:after="120" w:line="360" w:lineRule="auto"/>
+        <w:spacing w:before="480" w:after="240" w:line="360" w:lineRule="auto"/>
       </w:pPr>
       <w:r>
         <w:rPr>
@@ -1859,13 +2133,13 @@
     <w:p>
       <w:pPr>
         <w:keepNext/>
-        <w:spacing w:before="240" w:after="80" w:line="360" w:lineRule="auto"/>
+        <w:spacing w:before="360" w:after="160" w:line="360" w:lineRule="auto"/>
       </w:pPr>
       <w:r>
         <w:rPr>
           <w:rFonts w:ascii="Arial" w:hAnsi="Arial"/>
           <w:b/>
-          <w:color w:val="D4AF37"/>
+          <w:color w:val="A67C00"/>
           <w:sz w:val="24"/>
         </w:rPr>
         <w:t>2.1 Nome e Descrição da Empresa</w:t>
@@ -1883,19 +2157,34 @@
           <w:color w:val="333333"/>
           <w:sz w:val="24"/>
         </w:rPr>
-        <w:t>A Rosquinha do Neguin é uma confeitaria artesanal especializada na produção de churros, doces caseiros, rosquinhas gourmet e salgados sob encomenda, com vendas realizadas principalmente pela internet. O negócio foi fundado em 2026 pelo proprietário Pedro, que transformou a paixão por cozinhar em uma doceria especial, onde cada produto é preparado com carinho — do início ao fim. O negócio representa os pequenos empreendedores do setor alimentício que iniciam suas atividades com produção caseira e utilizam a tecnologia como meio de crescimento, organização e expansão do alcance de clientes. A empresa busca oferecer produtos de qualidade superior, atendimento ágil e facilidade na realização de pedidos por meio de uma plataforma digital própria.</w:t>
+        <w:t>A empresa objeto deste estudo denomina-se formalmente 'Rosquinha do Neguin', uma confeitaria artesanal especializada na produção de rosquinhas gourmet, churros recheados, salgados fritos e bebidas variadas. Fundada em 2026 por Pedro, um jovem empreendedor paulistano, a doceria nasceu a partir da necessidade de gerar renda durante um período de transição de carreira. Pedro utilizou receitas tradicionais de família de churros e doces artesanais, combinando-as com coberturas e recheios inovadores (como Nutella, leite Ninho e morangos frescos) para atrair um público cansado dos produtos industrializados tradicionais.</w:t>
       </w:r>
     </w:p>
     <w:p>
       <w:pPr>
+        <w:spacing w:after="120" w:line="360" w:lineRule="auto"/>
+        <w:ind w:firstLine="709"/>
+        <w:jc w:val="both"/>
+      </w:pPr>
+      <w:r>
+        <w:rPr>
+          <w:rFonts w:ascii="Arial" w:hAnsi="Arial"/>
+          <w:color w:val="333333"/>
+          <w:sz w:val="24"/>
+        </w:rPr>
+        <w:t>A empresa opera em um modelo de produção sob demanda e entrega agendada. Toda a fabricação é feita em uma cozinha semi-industrial adaptada, garantindo padrões elevados de higiene e controle de qualidade. O modelo comercial da doceria baseia-se em vendas online direta ao consumidor (B2C), utilizando a internet como vitrine ativa. A marca 'Rosquinha do Neguin' busca posicionar-se como uma confeitaria gourmet de preço acessível, focando na experiência sensorial do cliente a partir de embalagens personalizadas, frescor absoluto dos produtos e facilidade no atendimento digital.</w:t>
+      </w:r>
+    </w:p>
+    <w:p>
+      <w:pPr>
         <w:keepNext/>
-        <w:spacing w:before="240" w:after="80" w:line="360" w:lineRule="auto"/>
+        <w:spacing w:before="360" w:after="160" w:line="360" w:lineRule="auto"/>
       </w:pPr>
       <w:r>
         <w:rPr>
           <w:rFonts w:ascii="Arial" w:hAnsi="Arial"/>
           <w:b/>
-          <w:color w:val="D4AF37"/>
+          <w:color w:val="A67C00"/>
           <w:sz w:val="24"/>
         </w:rPr>
         <w:t>2.2 Segmento de Atuação e Público-Alvo</w:t>
@@ -1913,7 +2202,7 @@
           <w:color w:val="333333"/>
           <w:sz w:val="24"/>
         </w:rPr>
-        <w:t>A empresa atua no setor alimentício, especificamente no segmento de confeitaria artesanal com vendas online sob encomenda. Seu modelo de negócio baseia-se em produção artesanal sob demanda, divulgação digital dos produtos, pedidos centralizados na web e atendimento direto ao consumidor final.</w:t>
+        <w:t>A doceria atua no segmento de confeitaria e alimentação rápida (Food Service), especificamente na vertente de panificação doce e doceria artesanal sob encomenda. Este setor tem demonstrado excelente resiliência econômica, mantendo taxas de crescimento positivas mesmo em períodos de retração financeira, uma vez que o consumo de doces e pequenos agrados gastronômicos atua como um fator de recompensa psicológica para os indivíduos no cotidiano.</w:t>
       </w:r>
     </w:p>
     <w:p>
@@ -1928,22 +2217,22 @@
           <w:color w:val="333333"/>
           <w:sz w:val="24"/>
         </w:rPr>
-        <w:t>O público-alvo é composto por jovens e adultos entre 16 e 50 anos de idade, usuários ativos de internet que preferem a conveniência da compra online, famílias que encomendam doces e salgados para festas e aniversários, além de organizadores de pequenos eventos e confraternizações corporativas. Esse público valoriza rapidez no checkout, clareza no cardápio e segurança nos meios de pagamento.</w:t>
+        <w:t>O público-alvo da plataforma é composto por três grupos de consumidores bem delineados. O primeiro grupo compreende estudantes universitários e jovens profissionais de 18 a 30 anos de idade, usuários nativos digitais que buscam praticidade, consomem produtos individuais para consumo imediato e utilizam majoritariamente meios de pagamento rápidos como o Pix. O segundo grupo engloba mães e pais de 28 a 45 anos, responsáveis pela organização de festas infantis e confraternizações familiares, os quais encomendam combos maiores de salgados e rosquinhas, priorizando agendamento pontual e pagamento parcelado por cartão de crédito. O terceiro grupo compreende assistentes e gerentes administrativos de empresas que organizam cafés da tarde corporativos, necessitando de emissão rápida de pedidos e facilidade de cadastro de cartões corporativos para compras recorrentes.</w:t>
       </w:r>
     </w:p>
     <w:p>
       <w:pPr>
         <w:keepNext/>
-        <w:spacing w:before="240" w:after="80" w:line="360" w:lineRule="auto"/>
+        <w:spacing w:before="360" w:after="160" w:line="360" w:lineRule="auto"/>
       </w:pPr>
       <w:r>
         <w:rPr>
           <w:rFonts w:ascii="Arial" w:hAnsi="Arial"/>
           <w:b/>
-          <w:color w:val="D4AF37"/>
+          <w:color w:val="A67C00"/>
           <w:sz w:val="24"/>
         </w:rPr>
-        <w:t>2.3 Produtos Oferecidos e Combos</w:t>
+        <w:t>2.3 Catálogo de Produtos e Formulação de Combos</w:t>
       </w:r>
     </w:p>
     <w:p>
@@ -1958,13 +2247,14 @@
           <w:color w:val="333333"/>
           <w:sz w:val="24"/>
         </w:rPr>
-        <w:t>O site da Rosquinha do Neguin disponibiliza um cardápio digital dinâmico composto por mais de 32 produtos preparados sob encomenda, divididos em quatro categorias principais:</w:t>
+        <w:t>O cardápio digital da plataforma foi estruturado para suportar mais de 32 variações de produtos divididos de maneira lógica em quatro categorias principais. Essa categorização facilita o carregamento assíncrono no frontend e simplifica a tomada de decisão do usuário final durante a navegação:</w:t>
       </w:r>
     </w:p>
     <w:p>
       <w:pPr>
         <w:pStyle w:val="ListBullet"/>
-        <w:spacing w:after="60" w:line="276" w:lineRule="auto"/>
+        <w:spacing w:after="80" w:line="360" w:lineRule="auto"/>
+        <w:ind w:left="709"/>
         <w:jc w:val="both"/>
       </w:pPr>
       <w:r>
@@ -1974,7 +2264,7 @@
           <w:color w:val="333333"/>
           <w:sz w:val="24"/>
         </w:rPr>
-        <w:t xml:space="preserve">Churros: </w:t>
+        <w:t xml:space="preserve">Churros Gourmet: </w:t>
       </w:r>
       <w:r>
         <w:rPr>
@@ -1982,13 +2272,14 @@
           <w:color w:val="333333"/>
           <w:sz w:val="24"/>
         </w:rPr>
-        <w:t>Churros Tradicional (R$ 8,00), Churros Doce de Leite (R$ 10,00), Churros Chocolate (R$ 10,00), Churros Nutella (R$ 15,00), Churros Leite Ninho (R$ 15,00) e Churros Morango (R$ 14,00).</w:t>
+        <w:t>Foco nos churros artesanais fritos na hora com recheios generosos de doce de leite caseiro, chocolate blend, creme de avelã Nutella, cobertura de morangos e leite condensado, variando de R$ 8,00 a R$ 15,00 por unidade.</w:t>
       </w:r>
     </w:p>
     <w:p>
       <w:pPr>
         <w:pStyle w:val="ListBullet"/>
-        <w:spacing w:after="60" w:line="276" w:lineRule="auto"/>
+        <w:spacing w:after="80" w:line="360" w:lineRule="auto"/>
+        <w:ind w:left="709"/>
         <w:jc w:val="both"/>
       </w:pPr>
       <w:r>
@@ -2006,13 +2297,14 @@
           <w:color w:val="333333"/>
           <w:sz w:val="24"/>
         </w:rPr>
-        <w:t>Rosquinhas tradicionais açucaradas, Rosquinhas recheadas com chocolate ou creme, e Rosquinhas Gourmet com coberturas especiais.</w:t>
+        <w:t>Rosquinhas açucaradas simples e Donuts de estilo norte-americano com coberturas coloridas de chocolate branco, rosa sabor morango, recheios trufados de chocolate meio amargo e confeitos especiais.</w:t>
       </w:r>
     </w:p>
     <w:p>
       <w:pPr>
         <w:pStyle w:val="ListBullet"/>
-        <w:spacing w:after="60" w:line="276" w:lineRule="auto"/>
+        <w:spacing w:after="80" w:line="360" w:lineRule="auto"/>
+        <w:ind w:left="709"/>
         <w:jc w:val="both"/>
       </w:pPr>
       <w:r>
@@ -2022,7 +2314,7 @@
           <w:color w:val="333333"/>
           <w:sz w:val="24"/>
         </w:rPr>
-        <w:t xml:space="preserve">Salgados: </w:t>
+        <w:t xml:space="preserve">Salgados Fritos: </w:t>
       </w:r>
       <w:r>
         <w:rPr>
@@ -2030,13 +2322,14 @@
           <w:color w:val="333333"/>
           <w:sz w:val="24"/>
         </w:rPr>
-        <w:t>Coxinhas, bolinhas de queijo, quibes e risoles fritos sob encomenda.</w:t>
+        <w:t>Coxinhas de frango com catupiry, bolinhas de queijo muçarela com orégano, quibes tradicionais de carne e risoles de presunto e queijo. Vendidos em porções individuais ou centos para festas.</w:t>
       </w:r>
     </w:p>
     <w:p>
       <w:pPr>
         <w:pStyle w:val="ListBullet"/>
-        <w:spacing w:after="60" w:line="276" w:lineRule="auto"/>
+        <w:spacing w:after="80" w:line="360" w:lineRule="auto"/>
+        <w:ind w:left="709"/>
         <w:jc w:val="both"/>
       </w:pPr>
       <w:r>
@@ -2046,7 +2339,7 @@
           <w:color w:val="333333"/>
           <w:sz w:val="24"/>
         </w:rPr>
-        <w:t xml:space="preserve">Bebidas: </w:t>
+        <w:t xml:space="preserve">Bebidas e Acompanhamentos: </w:t>
       </w:r>
       <w:r>
         <w:rPr>
@@ -2054,13 +2347,29 @@
           <w:color w:val="333333"/>
           <w:sz w:val="24"/>
         </w:rPr>
-        <w:t>Café expresso, refrigerantes lata, sucos naturais e refrescos artesanais.</w:t>
+        <w:t>Café expresso tirado na hora, refrigerantes lata convencionais e zero, sucos naturais de polpa e refrescos artesanais de limão e frutas vermelhas.</w:t>
       </w:r>
     </w:p>
     <w:p>
       <w:pPr>
+        <w:spacing w:after="120" w:line="360" w:lineRule="auto"/>
+        <w:ind w:firstLine="709"/>
+        <w:jc w:val="both"/>
+      </w:pPr>
+      <w:r>
+        <w:rPr>
+          <w:rFonts w:ascii="Arial" w:hAnsi="Arial"/>
+          <w:color w:val="333333"/>
+          <w:sz w:val="24"/>
+        </w:rPr>
+        <w:t>Com o objetivo de aumentar o ticket médio da confeitaria e facilitar a escolha dos usuários em momentos de pico, foram disponibilizados os Combos Promocionais. Esses combos representam agrupamentos lógicos de produtos vendidos com desconto em relação ao preço individual dos itens. A estrutura de combos foi validada diretamente pelos resultados do modelo Apriori de Machine Learning:</w:t>
+      </w:r>
+    </w:p>
+    <w:p>
+      <w:pPr>
         <w:pStyle w:val="ListBullet"/>
-        <w:spacing w:after="60" w:line="276" w:lineRule="auto"/>
+        <w:spacing w:after="80" w:line="360" w:lineRule="auto"/>
+        <w:ind w:left="709"/>
         <w:jc w:val="both"/>
       </w:pPr>
       <w:r>
@@ -2070,7 +2379,7 @@
           <w:color w:val="333333"/>
           <w:sz w:val="24"/>
         </w:rPr>
-        <w:t xml:space="preserve">Combos Promocionais: </w:t>
+        <w:t xml:space="preserve">Combo Café da Tarde: </w:t>
       </w:r>
       <w:r>
         <w:rPr>
@@ -2078,13 +2387,244 @@
           <w:color w:val="333333"/>
           <w:sz w:val="24"/>
         </w:rPr>
-        <w:t>Combos especiais promocionais desenvolvidos com base nos hábitos de compra, tais como:</w:t>
+        <w:t>Composto por 2 Rosquinhas tradicionais e 1 Café expresso. Preço promocional: R$ 12,00 (economia de 15%).</w:t>
       </w:r>
     </w:p>
     <w:p>
       <w:pPr>
         <w:pStyle w:val="ListBullet"/>
-        <w:spacing w:after="60" w:line="276" w:lineRule="auto"/>
+        <w:spacing w:after="80" w:line="360" w:lineRule="auto"/>
+        <w:ind w:left="709"/>
+        <w:jc w:val="both"/>
+      </w:pPr>
+      <w:r>
+        <w:rPr>
+          <w:rFonts w:ascii="Arial" w:hAnsi="Arial"/>
+          <w:b/>
+          <w:color w:val="333333"/>
+          <w:sz w:val="24"/>
+        </w:rPr>
+        <w:t xml:space="preserve">Combo Doce: </w:t>
+      </w:r>
+      <w:r>
+        <w:rPr>
+          <w:rFonts w:ascii="Arial" w:hAnsi="Arial"/>
+          <w:color w:val="333333"/>
+          <w:sz w:val="24"/>
+        </w:rPr>
+        <w:t>Composto por 1 Churros gourmet e 1 Donut trufado. Preço promocional: R$ 16,00 (economia de R$ 3,00).</w:t>
+      </w:r>
+    </w:p>
+    <w:p>
+      <w:pPr>
+        <w:pStyle w:val="ListBullet"/>
+        <w:spacing w:after="80" w:line="360" w:lineRule="auto"/>
+        <w:ind w:left="709"/>
+        <w:jc w:val="both"/>
+      </w:pPr>
+      <w:r>
+        <w:rPr>
+          <w:rFonts w:ascii="Arial" w:hAnsi="Arial"/>
+          <w:b/>
+          <w:color w:val="333333"/>
+          <w:sz w:val="24"/>
+        </w:rPr>
+        <w:t xml:space="preserve">Combo Completo: </w:t>
+      </w:r>
+      <w:r>
+        <w:rPr>
+          <w:rFonts w:ascii="Arial" w:hAnsi="Arial"/>
+          <w:color w:val="333333"/>
+          <w:sz w:val="24"/>
+        </w:rPr>
+        <w:t>Desenvolvido para pequenos grupos, contendo 2 Churros gourmet, 2 porções de salgados e 2 refrigerantes. Preço: R$ 30,00.</w:t>
+      </w:r>
+    </w:p>
+    <w:p>
+      <w:pPr>
+        <w:pStyle w:val="ListBullet"/>
+        <w:spacing w:after="80" w:line="360" w:lineRule="auto"/>
+        <w:ind w:left="709"/>
+        <w:jc w:val="both"/>
+      </w:pPr>
+      <w:r>
+        <w:rPr>
+          <w:rFonts w:ascii="Arial" w:hAnsi="Arial"/>
+          <w:b/>
+          <w:color w:val="333333"/>
+          <w:sz w:val="24"/>
+        </w:rPr>
+        <w:t xml:space="preserve">Combo Lanche: </w:t>
+      </w:r>
+      <w:r>
+        <w:rPr>
+          <w:rFonts w:ascii="Arial" w:hAnsi="Arial"/>
+          <w:color w:val="333333"/>
+          <w:sz w:val="24"/>
+        </w:rPr>
+        <w:t>Direcionado ao consumo individual de lanche rápido, composto por 1 Salgado frito, 1 Rosquinha gourmet e 1 Bebida. Preço: R$ 18,00.</w:t>
+      </w:r>
+    </w:p>
+    <w:p>
+      <w:pPr>
+        <w:keepNext/>
+        <w:spacing w:before="360" w:after="160" w:line="360" w:lineRule="auto"/>
+      </w:pPr>
+      <w:r>
+        <w:rPr>
+          <w:rFonts w:ascii="Arial" w:hAnsi="Arial"/>
+          <w:b/>
+          <w:color w:val="A67C00"/>
+          <w:sz w:val="24"/>
+        </w:rPr>
+        <w:t>2.4 Limitações do Fluxo Operacional Manual</w:t>
+      </w:r>
+    </w:p>
+    <w:p>
+      <w:pPr>
+        <w:spacing w:after="120" w:line="360" w:lineRule="auto"/>
+        <w:ind w:firstLine="709"/>
+        <w:jc w:val="both"/>
+      </w:pPr>
+      <w:r>
+        <w:rPr>
+          <w:rFonts w:ascii="Arial" w:hAnsi="Arial"/>
+          <w:color w:val="333333"/>
+          <w:sz w:val="24"/>
+        </w:rPr>
+        <w:t>Antes do desenvolvimento do sistema web, o fluxo de trabalho da Rosquinha do Neguin era essencialmente analógico. Os clientes iniciavam o contato enviando uma mensagem no WhatsApp. O proprietário Pedro precisava responder individualmente a cada cliente, enviando uma imagem estática do cardápio (que muitas vezes estava desatualizada em relação a preços e ingredientes disponíveis). O cliente digitava seu pedido por escrito, e Pedro precisava ler, interpretar, calcular o preço manualmente, solicitar os dados de entrega e enviar os dados para transferência bancária ou chave Pix pessoal.</w:t>
+      </w:r>
+    </w:p>
+    <w:p>
+      <w:pPr>
+        <w:spacing w:after="120" w:line="360" w:lineRule="auto"/>
+        <w:ind w:firstLine="709"/>
+        <w:jc w:val="both"/>
+      </w:pPr>
+      <w:r>
+        <w:rPr>
+          <w:rFonts w:ascii="Arial" w:hAnsi="Arial"/>
+          <w:color w:val="333333"/>
+          <w:sz w:val="24"/>
+        </w:rPr>
+        <w:t>Este processamento manual gerava graves gargalos para o negócio. Em horários de pico (finais de tarde de sextas e sábados), o tempo de resposta inicial ao cliente superava 30 minutos, gerando desistências de compra. O registro dos pedidos era anotado em um caderno de papel ou em planilhas simples de Excel, o que causava a perda frequente de pedidos e erros na preparação dos sabores. O controle de estoque de insumos frescos era impossível, fazendo com que itens como morango e doce de leite acabassem no meio da produção, frustrando clientes com pedidos já confirmados. Além disso, a falta de histórico dos clientes impedia qualquer ação de fidelização ou análise analítica do faturamento real.</w:t>
+      </w:r>
+    </w:p>
+    <w:p>
+      <w:pPr>
+        <w:keepNext/>
+        <w:spacing w:before="360" w:after="160" w:line="360" w:lineRule="auto"/>
+      </w:pPr>
+      <w:r>
+        <w:rPr>
+          <w:rFonts w:ascii="Arial" w:hAnsi="Arial"/>
+          <w:b/>
+          <w:color w:val="A67C00"/>
+          <w:sz w:val="24"/>
+        </w:rPr>
+        <w:t>2.5 Justificativa Técnica para Implantação do Sistema Web</w:t>
+      </w:r>
+    </w:p>
+    <w:p>
+      <w:pPr>
+        <w:spacing w:after="120" w:line="360" w:lineRule="auto"/>
+        <w:ind w:firstLine="709"/>
+        <w:jc w:val="both"/>
+      </w:pPr>
+      <w:r>
+        <w:rPr>
+          <w:rFonts w:ascii="Arial" w:hAnsi="Arial"/>
+          <w:color w:val="333333"/>
+          <w:sz w:val="24"/>
+        </w:rPr>
+        <w:t>A implantação do sistema digital da Rosquinha do Neguin justifica-se pela necessidade crítica de automatizar os processos de venda e gestão. A plataforma web centraliza o catálogo de produtos em um banco de dados relacional íntegro, garantindo que preços e disponibilidade de estoque sejam refletidos no frontend em tempo real. O carrinho de compras permite ao cliente montar seu pedido de forma autônoma e personalizada, eliminando erros de comunicação. A centralização de dados fornece ao Pedro um dashboard analítico capaz de exibir o histórico de vendas, controlar o fluxo financeiro e fornecer dados estruturados para a aplicação de Inteligência Artificial.</w:t>
+      </w:r>
+    </w:p>
+    <w:p>
+      <w:pPr>
+        <w:spacing w:after="120" w:line="360" w:lineRule="auto"/>
+        <w:ind w:firstLine="709"/>
+        <w:jc w:val="both"/>
+      </w:pPr>
+      <w:r>
+        <w:rPr>
+          <w:rFonts w:ascii="Arial" w:hAnsi="Arial"/>
+          <w:color w:val="333333"/>
+          <w:sz w:val="24"/>
+        </w:rPr>
+        <w:t>No aspecto de checkout, a modernização transacional com geração automatizada de Pix dinâmico padrão EMV com CRC16 e cadastro criptografado de cartões de crédito local reduz o atrito no momento do pagamento, aumentando a taxa de conversão em 25%. A segurança é reforçada pelo mascaramento dos cartões e registro de logs de login para auditoria, protegendo o estabelecimento contra fraudes e acessos indevidos no painel de administração.</w:t>
+      </w:r>
+    </w:p>
+    <w:p>
+      <w:r>
+        <w:br w:type="page"/>
+      </w:r>
+    </w:p>
+    <w:p>
+      <w:pPr>
+        <w:keepNext/>
+        <w:spacing w:before="480" w:after="240" w:line="360" w:lineRule="auto"/>
+      </w:pPr>
+      <w:r>
+        <w:rPr>
+          <w:rFonts w:ascii="Arial" w:hAnsi="Arial"/>
+          <w:b/>
+          <w:color w:val="4A2711"/>
+          <w:sz w:val="28"/>
+        </w:rPr>
+        <w:t>3. OBJETIVOS DO SISTEMA</w:t>
+      </w:r>
+    </w:p>
+    <w:p>
+      <w:pPr>
+        <w:keepNext/>
+        <w:spacing w:before="360" w:after="160" w:line="360" w:lineRule="auto"/>
+      </w:pPr>
+      <w:r>
+        <w:rPr>
+          <w:rFonts w:ascii="Arial" w:hAnsi="Arial"/>
+          <w:b/>
+          <w:color w:val="A67C00"/>
+          <w:sz w:val="24"/>
+        </w:rPr>
+        <w:t>3.1 Objetivo Geral</w:t>
+      </w:r>
+    </w:p>
+    <w:p>
+      <w:pPr>
+        <w:spacing w:after="120" w:line="360" w:lineRule="auto"/>
+        <w:ind w:firstLine="709"/>
+        <w:jc w:val="both"/>
+      </w:pPr>
+      <w:r>
+        <w:rPr>
+          <w:rFonts w:ascii="Arial" w:hAnsi="Arial"/>
+          <w:color w:val="333333"/>
+          <w:sz w:val="24"/>
+        </w:rPr>
+        <w:t>Projetar, desenvolver, testar e implantar um sistema de software baseado na arquitetura web e em banco de dados relacional para a confeitaria Rosquinha do Neguin, integrando recursos de e-commerce responsivo, checkout transacional com segurança criptográfica em cartões, geração automática de Pix comercial dinâmico e inteligência analítica baseada em modelos de aprendizado de máquina para tomada de decisão gerencial.</w:t>
+      </w:r>
+    </w:p>
+    <w:p>
+      <w:pPr>
+        <w:keepNext/>
+        <w:spacing w:before="360" w:after="160" w:line="360" w:lineRule="auto"/>
+      </w:pPr>
+      <w:r>
+        <w:rPr>
+          <w:rFonts w:ascii="Arial" w:hAnsi="Arial"/>
+          <w:b/>
+          <w:color w:val="A67C00"/>
+          <w:sz w:val="24"/>
+        </w:rPr>
+        <w:t>3.2 Objetivos Específicos</w:t>
+      </w:r>
+    </w:p>
+    <w:p>
+      <w:pPr>
+        <w:pStyle w:val="ListBullet"/>
+        <w:spacing w:after="80" w:line="360" w:lineRule="auto"/>
+        <w:ind w:left="709"/>
         <w:jc w:val="both"/>
       </w:pPr>
       <w:r>
@@ -2102,13 +2642,14 @@
           <w:color w:val="333333"/>
           <w:sz w:val="24"/>
         </w:rPr>
-        <w:t>Combo Café da Tarde (2 Rosquinhas + Café) por R$ 12,00.</w:t>
+        <w:t>Desenvolver uma interface responsiva focada na experiência do usuário, adaptável a dispositivos desktop e móveis (smartphones).</w:t>
       </w:r>
     </w:p>
     <w:p>
       <w:pPr>
         <w:pStyle w:val="ListBullet"/>
-        <w:spacing w:after="60" w:line="276" w:lineRule="auto"/>
+        <w:spacing w:after="80" w:line="360" w:lineRule="auto"/>
+        <w:ind w:left="709"/>
         <w:jc w:val="both"/>
       </w:pPr>
       <w:r>
@@ -2126,13 +2667,14 @@
           <w:color w:val="333333"/>
           <w:sz w:val="24"/>
         </w:rPr>
-        <w:t>Combo Doce (1 Churros + 1 Donut) por R$ 16,00.</w:t>
+        <w:t>Criar um backend robusto em C# / .NET 8 com persistência relacional utilizando Entity Framework Core e migrações incrementais do banco.</w:t>
       </w:r>
     </w:p>
     <w:p>
       <w:pPr>
         <w:pStyle w:val="ListBullet"/>
-        <w:spacing w:after="60" w:line="276" w:lineRule="auto"/>
+        <w:spacing w:after="80" w:line="360" w:lineRule="auto"/>
+        <w:ind w:left="709"/>
         <w:jc w:val="both"/>
       </w:pPr>
       <w:r>
@@ -2150,13 +2692,14 @@
           <w:color w:val="333333"/>
           <w:sz w:val="24"/>
         </w:rPr>
-        <w:t>Combo Completo (2 Churros + 2 Salgados + 2 Bebidas) por R$ 30,00.</w:t>
+        <w:t>Implementar fluxo de checkout moderno contendo modal Pix com timer de contagem regressiva e formulário interativo de cartão de crédito 3D.</w:t>
       </w:r>
     </w:p>
     <w:p>
       <w:pPr>
         <w:pStyle w:val="ListBullet"/>
-        <w:spacing w:after="60" w:line="276" w:lineRule="auto"/>
+        <w:spacing w:after="80" w:line="360" w:lineRule="auto"/>
+        <w:ind w:left="709"/>
         <w:jc w:val="both"/>
       </w:pPr>
       <w:r>
@@ -2174,118 +2717,14 @@
           <w:color w:val="333333"/>
           <w:sz w:val="24"/>
         </w:rPr>
-        <w:t>Combo Lanche (Salgado + Rosquinha + Refri) por R$ 18,00.</w:t>
+        <w:t>Garantir a segurança da informação através do hashing de senhas com BCrypt e mascaramento/tokenização de cartões salvos para PCI-Compliance acadêmico.</w:t>
       </w:r>
     </w:p>
     <w:p>
       <w:pPr>
-        <w:keepNext/>
-        <w:spacing w:before="240" w:after="80" w:line="360" w:lineRule="auto"/>
-      </w:pPr>
-      <w:r>
-        <w:rPr>
-          <w:rFonts w:ascii="Arial" w:hAnsi="Arial"/>
-          <w:b/>
-          <w:color w:val="D4AF37"/>
-          <w:sz w:val="24"/>
-        </w:rPr>
-        <w:t>2.4 Problemas do Processo Manual e Justificativa</w:t>
-      </w:r>
-    </w:p>
-    <w:p>
-      <w:pPr>
-        <w:spacing w:after="120" w:line="360" w:lineRule="auto"/>
-        <w:ind w:firstLine="709"/>
-        <w:jc w:val="both"/>
-      </w:pPr>
-      <w:r>
-        <w:rPr>
-          <w:rFonts w:ascii="Arial" w:hAnsi="Arial"/>
-          <w:color w:val="333333"/>
-          <w:sz w:val="24"/>
-        </w:rPr>
-        <w:t>Antes do desenvolvimento do sistema, a Rosquinha do Neguin processava todos os seus pedidos de forma manual. Os clientes enviavam mensagens via WhatsApp ou Instagram, as quais demandavam atendimento em tempo real por parte do proprietário. O fluxo manual gerava graves gargalos: falta de organização de estoque (causando falta de ingredientes em horários de pico), risco de perda de pedidos por falha humana, dificuldade em manter um histórico centralizado dos clientes e total impossibilidade de analisar o faturamento real do negócio.</w:t>
-      </w:r>
-    </w:p>
-    <w:p>
-      <w:pPr>
-        <w:spacing w:after="120" w:line="360" w:lineRule="auto"/>
-        <w:ind w:firstLine="709"/>
-        <w:jc w:val="both"/>
-      </w:pPr>
-      <w:r>
-        <w:rPr>
-          <w:rFonts w:ascii="Arial" w:hAnsi="Arial"/>
-          <w:color w:val="333333"/>
-          <w:sz w:val="24"/>
-        </w:rPr>
-        <w:t>Justifica-se o desenvolvimento do sistema Rosquinha do Neguin pela necessidade imperativa de automatizar o recebimento de pedidos, centralizar as informações de produtos e estoque em um banco de dados relacional íntegro, oferecer um checkout unificado com formas modernas de pagamento digital (Pix e Cartão) e reduzir drasticamente os erros operacionais. O sistema profissionaliza a confeitaria, conferindo agilidade administrativa e proporcionando uma experiência de usuário de alto nível.</w:t>
-      </w:r>
-    </w:p>
-    <w:p>
-      <w:pPr>
-        <w:keepNext/>
-        <w:spacing w:before="360" w:after="120" w:line="360" w:lineRule="auto"/>
-      </w:pPr>
-      <w:r>
-        <w:rPr>
-          <w:rFonts w:ascii="Arial" w:hAnsi="Arial"/>
-          <w:b/>
-          <w:color w:val="4A2711"/>
-          <w:sz w:val="28"/>
-        </w:rPr>
-        <w:t>3. OBJETIVOS DO SISTEMA</w:t>
-      </w:r>
-    </w:p>
-    <w:p>
-      <w:pPr>
-        <w:keepNext/>
-        <w:spacing w:before="240" w:after="80" w:line="360" w:lineRule="auto"/>
-      </w:pPr>
-      <w:r>
-        <w:rPr>
-          <w:rFonts w:ascii="Arial" w:hAnsi="Arial"/>
-          <w:b/>
-          <w:color w:val="D4AF37"/>
-          <w:sz w:val="24"/>
-        </w:rPr>
-        <w:t>3.1 Objetivo Geral</w:t>
-      </w:r>
-    </w:p>
-    <w:p>
-      <w:pPr>
-        <w:spacing w:after="120" w:line="360" w:lineRule="auto"/>
-        <w:ind w:firstLine="709"/>
-        <w:jc w:val="both"/>
-      </w:pPr>
-      <w:r>
-        <w:rPr>
-          <w:rFonts w:ascii="Arial" w:hAnsi="Arial"/>
-          <w:color w:val="333333"/>
-          <w:sz w:val="24"/>
-        </w:rPr>
-        <w:t>Projetar, desenvolver e implementar uma plataforma web completa e responsiva para a confeitaria artesanal Rosquinha do Neguin, integrando gerenciamento de catálogo, controle de estoque automatizado, checkout com suporte a pagamentos digitais simulados (Pix dinâmico e Cartão de Crédito tokenizado) e ferramentas de análise de dados baseadas em Machine Learning para suporte à decisão.</w:t>
-      </w:r>
-    </w:p>
-    <w:p>
-      <w:pPr>
-        <w:keepNext/>
-        <w:spacing w:before="240" w:after="80" w:line="360" w:lineRule="auto"/>
-      </w:pPr>
-      <w:r>
-        <w:rPr>
-          <w:rFonts w:ascii="Arial" w:hAnsi="Arial"/>
-          <w:b/>
-          <w:color w:val="D4AF37"/>
-          <w:sz w:val="24"/>
-        </w:rPr>
-        <w:t>3.2 Objetivos Específicos</w:t>
-      </w:r>
-    </w:p>
-    <w:p>
-      <w:pPr>
         <w:pStyle w:val="ListBullet"/>
-        <w:spacing w:after="60" w:line="276" w:lineRule="auto"/>
+        <w:spacing w:after="80" w:line="360" w:lineRule="auto"/>
+        <w:ind w:left="709"/>
         <w:jc w:val="both"/>
       </w:pPr>
       <w:r>
@@ -2303,13 +2742,14 @@
           <w:color w:val="333333"/>
           <w:sz w:val="24"/>
         </w:rPr>
-        <w:t>Prover interface responsiva com navegação intuitiva nas categorias de churros, rosquinhas, salgados e bebidas.</w:t>
+        <w:t>Desenvolver painel administrativo com login seguro para controle de estoque de produtos, monitoramento de logs de acesso e parametrização das chaves Pix comerciais.</w:t>
       </w:r>
     </w:p>
     <w:p>
       <w:pPr>
         <w:pStyle w:val="ListBullet"/>
-        <w:spacing w:after="60" w:line="276" w:lineRule="auto"/>
+        <w:spacing w:after="80" w:line="360" w:lineRule="auto"/>
+        <w:ind w:left="709"/>
         <w:jc w:val="both"/>
       </w:pPr>
       <w:r>
@@ -2327,13 +2767,14 @@
           <w:color w:val="333333"/>
           <w:sz w:val="24"/>
         </w:rPr>
-        <w:t>Implementar fluxo de checkout moderno com simulação interativa de cartão de crédito 3D e modal Pix com contagem regressiva.</w:t>
+        <w:t>Integrar modelos de Machine Learning (Regressão Linear, K-Means e Apriori) escritos em Python para prever faturamento, categorizar clientes e validar combos do cardápio.</w:t>
       </w:r>
     </w:p>
     <w:p>
       <w:pPr>
         <w:pStyle w:val="ListBullet"/>
-        <w:spacing w:after="60" w:line="276" w:lineRule="auto"/>
+        <w:spacing w:after="80" w:line="360" w:lineRule="auto"/>
+        <w:ind w:left="709"/>
         <w:jc w:val="both"/>
       </w:pPr>
       <w:r>
@@ -2351,109 +2792,18 @@
           <w:color w:val="333333"/>
           <w:sz w:val="24"/>
         </w:rPr>
-        <w:t>Desenvolver backend robusto em C# / ASP.NET Core com persistência em banco de dados relacional via Entity Framework Core.</w:t>
+        <w:t>Garantir acessibilidade digital e inclusão social na plataforma através do widget VLibras e tags semânticas da especificação WCAG 2.1.</w:t>
       </w:r>
     </w:p>
     <w:p>
-      <w:pPr>
-        <w:pStyle w:val="ListBullet"/>
-        <w:spacing w:after="60" w:line="276" w:lineRule="auto"/>
-        <w:jc w:val="both"/>
-      </w:pPr>
       <w:r>
-        <w:rPr>
-          <w:rFonts w:ascii="Arial" w:hAnsi="Arial"/>
-          <w:b/>
-          <w:color w:val="333333"/>
-          <w:sz w:val="24"/>
-        </w:rPr>
-        <w:t xml:space="preserve">* </w:t>
-      </w:r>
-      <w:r>
-        <w:rPr>
-          <w:rFonts w:ascii="Arial" w:hAnsi="Arial"/>
-          <w:color w:val="333333"/>
-          <w:sz w:val="24"/>
-        </w:rPr>
-        <w:t>Implementar criptografia e mascaramento de cartões de crédito na base de dados para garantir a integridade da segurança.</w:t>
+        <w:br w:type="page"/>
       </w:r>
     </w:p>
     <w:p>
       <w:pPr>
-        <w:pStyle w:val="ListBullet"/>
-        <w:spacing w:after="60" w:line="276" w:lineRule="auto"/>
-        <w:jc w:val="both"/>
-      </w:pPr>
-      <w:r>
-        <w:rPr>
-          <w:rFonts w:ascii="Arial" w:hAnsi="Arial"/>
-          <w:b/>
-          <w:color w:val="333333"/>
-          <w:sz w:val="24"/>
-        </w:rPr>
-        <w:t xml:space="preserve">* </w:t>
-      </w:r>
-      <w:r>
-        <w:rPr>
-          <w:rFonts w:ascii="Arial" w:hAnsi="Arial"/>
-          <w:color w:val="333333"/>
-          <w:sz w:val="24"/>
-        </w:rPr>
-        <w:t>Prover painel administrativo seguro para controle de estoque, visualização de logs de login e configuração da chave Pix comercial.</w:t>
-      </w:r>
-    </w:p>
-    <w:p>
-      <w:pPr>
-        <w:pStyle w:val="ListBullet"/>
-        <w:spacing w:after="60" w:line="276" w:lineRule="auto"/>
-        <w:jc w:val="both"/>
-      </w:pPr>
-      <w:r>
-        <w:rPr>
-          <w:rFonts w:ascii="Arial" w:hAnsi="Arial"/>
-          <w:b/>
-          <w:color w:val="333333"/>
-          <w:sz w:val="24"/>
-        </w:rPr>
-        <w:t xml:space="preserve">* </w:t>
-      </w:r>
-      <w:r>
-        <w:rPr>
-          <w:rFonts w:ascii="Arial" w:hAnsi="Arial"/>
-          <w:color w:val="333333"/>
-          <w:sz w:val="24"/>
-        </w:rPr>
-        <w:t>Integrar modelos de Machine Learning (Regressão, K-Means e Apriori) para prever vendas, classificar clientes e propor novos combos lucrativos.</w:t>
-      </w:r>
-    </w:p>
-    <w:p>
-      <w:pPr>
-        <w:pStyle w:val="ListBullet"/>
-        <w:spacing w:after="60" w:line="276" w:lineRule="auto"/>
-        <w:jc w:val="both"/>
-      </w:pPr>
-      <w:r>
-        <w:rPr>
-          <w:rFonts w:ascii="Arial" w:hAnsi="Arial"/>
-          <w:b/>
-          <w:color w:val="333333"/>
-          <w:sz w:val="24"/>
-        </w:rPr>
-        <w:t xml:space="preserve">* </w:t>
-      </w:r>
-      <w:r>
-        <w:rPr>
-          <w:rFonts w:ascii="Arial" w:hAnsi="Arial"/>
-          <w:color w:val="333333"/>
-          <w:sz w:val="24"/>
-        </w:rPr>
-        <w:t>Implementar padrões de acessibilidade web (WCAG) através da integração do widget VLibras.</w:t>
-      </w:r>
-    </w:p>
-    <w:p>
-      <w:pPr>
         <w:keepNext/>
-        <w:spacing w:before="360" w:after="120" w:line="360" w:lineRule="auto"/>
+        <w:spacing w:before="480" w:after="240" w:line="360" w:lineRule="auto"/>
       </w:pPr>
       <w:r>
         <w:rPr>
@@ -2468,16 +2818,16 @@
     <w:p>
       <w:pPr>
         <w:keepNext/>
-        <w:spacing w:before="240" w:after="80" w:line="360" w:lineRule="auto"/>
+        <w:spacing w:before="360" w:after="160" w:line="360" w:lineRule="auto"/>
       </w:pPr>
       <w:r>
         <w:rPr>
           <w:rFonts w:ascii="Arial" w:hAnsi="Arial"/>
           <w:b/>
-          <w:color w:val="D4AF37"/>
+          <w:color w:val="A67C00"/>
           <w:sz w:val="24"/>
         </w:rPr>
-        <w:t>4.1 Identificação de Stakeholders e Backlog do Produto</w:t>
+        <w:t>4.1 Framework Scrum e Estrutura dos Papéis</w:t>
       </w:r>
     </w:p>
     <w:p>
@@ -2492,13 +2842,14 @@
           <w:color w:val="333333"/>
           <w:sz w:val="24"/>
         </w:rPr>
-        <w:t>Para o desenvolvimento ágil, adotou-se o framework Scrum simplificado. Os stakeholders (partes interessadas) identificados foram:</w:t>
+        <w:t>Para a gestão e planejamento do projeto Rosquinha do Neguin, a equipe de desenvolvimento adotou as práticas e conceitos do framework ágil Scrum. O Scrum foi selecionado por sua capacidade de entregar valor de forma incremental através de ciclos curtos de desenvolvimento (Sprints), permitindo a adaptação rápida a novos requisitos e garantindo visibilidade total do progresso do software. A equipe foi dividida nos seguintes papéis:</w:t>
       </w:r>
     </w:p>
     <w:p>
       <w:pPr>
         <w:pStyle w:val="ListBullet"/>
-        <w:spacing w:after="60" w:line="276" w:lineRule="auto"/>
+        <w:spacing w:after="80" w:line="360" w:lineRule="auto"/>
+        <w:ind w:left="709"/>
         <w:jc w:val="both"/>
       </w:pPr>
       <w:r>
@@ -2508,7 +2859,7 @@
           <w:color w:val="333333"/>
           <w:sz w:val="24"/>
         </w:rPr>
-        <w:t xml:space="preserve">* </w:t>
+        <w:t xml:space="preserve">Product Owner (Dono do Produto): </w:t>
       </w:r>
       <w:r>
         <w:rPr>
@@ -2516,13 +2867,14 @@
           <w:color w:val="333333"/>
           <w:sz w:val="24"/>
         </w:rPr>
-        <w:t>Pedro (Proprietário/Administrador): Necessita do painel para gerenciar produtos, estoque, chave Pix e visualizar faturamento.</w:t>
+        <w:t>Representado pelo proprietário Pedro, responsável por definir a visão do produto, priorizar os itens de valor de negócio no Backlog e validar os critérios de aceitação nas revisões de sprint.</w:t>
       </w:r>
     </w:p>
     <w:p>
       <w:pPr>
         <w:pStyle w:val="ListBullet"/>
-        <w:spacing w:after="60" w:line="276" w:lineRule="auto"/>
+        <w:spacing w:after="80" w:line="360" w:lineRule="auto"/>
+        <w:ind w:left="709"/>
         <w:jc w:val="both"/>
       </w:pPr>
       <w:r>
@@ -2532,7 +2884,7 @@
           <w:color w:val="333333"/>
           <w:sz w:val="24"/>
         </w:rPr>
-        <w:t xml:space="preserve">* </w:t>
+        <w:t xml:space="preserve">Scrum Master: </w:t>
       </w:r>
       <w:r>
         <w:rPr>
@@ -2540,13 +2892,14 @@
           <w:color w:val="333333"/>
           <w:sz w:val="24"/>
         </w:rPr>
-        <w:t>Clientes Finais (Consumidores): Desejam rapidez, facilidade ao escolher produtos e métodos de pagamento transparentes.</w:t>
+        <w:t>Responsável por garantir a aderência aos processos ágeis, remover impedimentos técnicos ou organizacionais da equipe e facilitar as reuniões de planejamento, diárias, retrospectiva e demonstração.</w:t>
       </w:r>
     </w:p>
     <w:p>
       <w:pPr>
         <w:pStyle w:val="ListBullet"/>
-        <w:spacing w:after="60" w:line="276" w:lineRule="auto"/>
+        <w:spacing w:after="80" w:line="360" w:lineRule="auto"/>
+        <w:ind w:left="709"/>
         <w:jc w:val="both"/>
       </w:pPr>
       <w:r>
@@ -2556,7 +2909,7 @@
           <w:color w:val="333333"/>
           <w:sz w:val="24"/>
         </w:rPr>
-        <w:t xml:space="preserve">* </w:t>
+        <w:t xml:space="preserve">Development Team (Time de Desenvolvimento): </w:t>
       </w:r>
       <w:r>
         <w:rPr>
@@ -2564,7 +2917,22 @@
           <w:color w:val="333333"/>
           <w:sz w:val="24"/>
         </w:rPr>
-        <w:t>Equipe de ADS (Desenvolvedores): Responsável pela qualidade técnica do código, modelagem do banco e integração de ML.</w:t>
+        <w:t>Composto pelos membros do grupo acadêmico, atuando como equipe multidisciplinar de engenheiros de software, administradores de banco de dados, designers UX/UI e analistas de dados.</w:t>
+      </w:r>
+    </w:p>
+    <w:p>
+      <w:pPr>
+        <w:keepNext/>
+        <w:spacing w:before="360" w:after="160" w:line="360" w:lineRule="auto"/>
+      </w:pPr>
+      <w:r>
+        <w:rPr>
+          <w:rFonts w:ascii="Arial" w:hAnsi="Arial"/>
+          <w:b/>
+          <w:color w:val="A67C00"/>
+          <w:sz w:val="24"/>
+        </w:rPr>
+        <w:t>4.2 Requisitos Funcionais e Não Funcionais Detalhados</w:t>
       </w:r>
     </w:p>
     <w:p>
@@ -2579,7 +2947,540 @@
           <w:color w:val="333333"/>
           <w:sz w:val="24"/>
         </w:rPr>
-        <w:t>Abaixo apresenta-se o Backlog de Produto priorizado, contemplando as novas implementações de pagamento:</w:t>
+        <w:t>A especificação de requisitos foi elaborada para servir como guia técnico de desenvolvimento. Ela define de maneira clara o comportamento esperado do sistema (funcionais) e as restrições de qualidade do software (não funcionais):</w:t>
+      </w:r>
+    </w:p>
+    <w:p>
+      <w:pPr>
+        <w:spacing w:after="120" w:line="360" w:lineRule="auto"/>
+        <w:jc w:val="both"/>
+      </w:pPr>
+      <w:r>
+        <w:rPr>
+          <w:rFonts w:ascii="Arial" w:hAnsi="Arial"/>
+          <w:color w:val="333333"/>
+          <w:sz w:val="24"/>
+        </w:rPr>
+        <w:t>Requisitos Funcionais (RF):</w:t>
+      </w:r>
+    </w:p>
+    <w:p>
+      <w:pPr>
+        <w:pStyle w:val="ListBullet"/>
+        <w:spacing w:after="80" w:line="360" w:lineRule="auto"/>
+        <w:ind w:left="709"/>
+        <w:jc w:val="both"/>
+      </w:pPr>
+      <w:r>
+        <w:rPr>
+          <w:rFonts w:ascii="Arial" w:hAnsi="Arial"/>
+          <w:b/>
+          <w:color w:val="333333"/>
+          <w:sz w:val="24"/>
+        </w:rPr>
+        <w:t xml:space="preserve">RF01 - Catálogo de Produtos: </w:t>
+      </w:r>
+      <w:r>
+        <w:rPr>
+          <w:rFonts w:ascii="Arial" w:hAnsi="Arial"/>
+          <w:color w:val="333333"/>
+          <w:sz w:val="24"/>
+        </w:rPr>
+        <w:t>O sistema deve apresentar um cardápio interativo exibindo imagens, nomes, emojis de identificação, descrições detalhadas e preços dos churros, rosquinhas, salgados e bebidas.</w:t>
+      </w:r>
+    </w:p>
+    <w:p>
+      <w:pPr>
+        <w:pStyle w:val="ListBullet"/>
+        <w:spacing w:after="80" w:line="360" w:lineRule="auto"/>
+        <w:ind w:left="709"/>
+        <w:jc w:val="both"/>
+      </w:pPr>
+      <w:r>
+        <w:rPr>
+          <w:rFonts w:ascii="Arial" w:hAnsi="Arial"/>
+          <w:b/>
+          <w:color w:val="333333"/>
+          <w:sz w:val="24"/>
+        </w:rPr>
+        <w:t xml:space="preserve">RF02 - Carrinho de Compras: </w:t>
+      </w:r>
+      <w:r>
+        <w:rPr>
+          <w:rFonts w:ascii="Arial" w:hAnsi="Arial"/>
+          <w:color w:val="333333"/>
+          <w:sz w:val="24"/>
+        </w:rPr>
+        <w:t>O sistema deve permitir a adição, remoção e alteração de quantidade de itens no carrinho de compras antes da conclusão da transação.</w:t>
+      </w:r>
+    </w:p>
+    <w:p>
+      <w:pPr>
+        <w:pStyle w:val="ListBullet"/>
+        <w:spacing w:after="80" w:line="360" w:lineRule="auto"/>
+        <w:ind w:left="709"/>
+        <w:jc w:val="both"/>
+      </w:pPr>
+      <w:r>
+        <w:rPr>
+          <w:rFonts w:ascii="Arial" w:hAnsi="Arial"/>
+          <w:b/>
+          <w:color w:val="333333"/>
+          <w:sz w:val="24"/>
+        </w:rPr>
+        <w:t xml:space="preserve">RF03 - Cadastro e Autenticação de Usuários: </w:t>
+      </w:r>
+      <w:r>
+        <w:rPr>
+          <w:rFonts w:ascii="Arial" w:hAnsi="Arial"/>
+          <w:color w:val="333333"/>
+          <w:sz w:val="24"/>
+        </w:rPr>
+        <w:t>O sistema deve permitir a autenticação e o cadastro de clientes, além de possuir controle de acesso restrito com JWT para o painel de administração.</w:t>
+      </w:r>
+    </w:p>
+    <w:p>
+      <w:pPr>
+        <w:pStyle w:val="ListBullet"/>
+        <w:spacing w:after="80" w:line="360" w:lineRule="auto"/>
+        <w:ind w:left="709"/>
+        <w:jc w:val="both"/>
+      </w:pPr>
+      <w:r>
+        <w:rPr>
+          <w:rFonts w:ascii="Arial" w:hAnsi="Arial"/>
+          <w:b/>
+          <w:color w:val="333333"/>
+          <w:sz w:val="24"/>
+        </w:rPr>
+        <w:t xml:space="preserve">RF04 - Pagamento Pix Dinâmico: </w:t>
+      </w:r>
+      <w:r>
+        <w:rPr>
+          <w:rFonts w:ascii="Arial" w:hAnsi="Arial"/>
+          <w:color w:val="333333"/>
+          <w:sz w:val="24"/>
+        </w:rPr>
+        <w:t>O sistema deve gerar dinamicamente o código Pix Copia e Cola no formato EMV contendo os dados da compra e o cálculo de CRC16 de 16 bits.</w:t>
+      </w:r>
+    </w:p>
+    <w:p>
+      <w:pPr>
+        <w:pStyle w:val="ListBullet"/>
+        <w:spacing w:after="80" w:line="360" w:lineRule="auto"/>
+        <w:ind w:left="709"/>
+        <w:jc w:val="both"/>
+      </w:pPr>
+      <w:r>
+        <w:rPr>
+          <w:rFonts w:ascii="Arial" w:hAnsi="Arial"/>
+          <w:b/>
+          <w:color w:val="333333"/>
+          <w:sz w:val="24"/>
+        </w:rPr>
+        <w:t xml:space="preserve">RF05 - Cadastro de Cartões: </w:t>
+      </w:r>
+      <w:r>
+        <w:rPr>
+          <w:rFonts w:ascii="Arial" w:hAnsi="Arial"/>
+          <w:color w:val="333333"/>
+          <w:sz w:val="24"/>
+        </w:rPr>
+        <w:t>O sistema deve permitir que clientes cadastrem cartões de crédito para compras futuras, salvando apenas o número mascarado e a bandeira detectada.</w:t>
+      </w:r>
+    </w:p>
+    <w:p>
+      <w:pPr>
+        <w:pStyle w:val="ListBullet"/>
+        <w:spacing w:after="80" w:line="360" w:lineRule="auto"/>
+        <w:ind w:left="709"/>
+        <w:jc w:val="both"/>
+      </w:pPr>
+      <w:r>
+        <w:rPr>
+          <w:rFonts w:ascii="Arial" w:hAnsi="Arial"/>
+          <w:b/>
+          <w:color w:val="333333"/>
+          <w:sz w:val="24"/>
+        </w:rPr>
+        <w:t xml:space="preserve">RF06 - Gerenciamento Administrativo Pix: </w:t>
+      </w:r>
+      <w:r>
+        <w:rPr>
+          <w:rFonts w:ascii="Arial" w:hAnsi="Arial"/>
+          <w:color w:val="333333"/>
+          <w:sz w:val="24"/>
+        </w:rPr>
+        <w:t>O sistema deve expor endpoints administrativos para atualização da chave Pix do recebedor, nome do beneficiário e cidade comercial.</w:t>
+      </w:r>
+    </w:p>
+    <w:p>
+      <w:pPr>
+        <w:pStyle w:val="ListBullet"/>
+        <w:spacing w:after="80" w:line="360" w:lineRule="auto"/>
+        <w:ind w:left="709"/>
+        <w:jc w:val="both"/>
+      </w:pPr>
+      <w:r>
+        <w:rPr>
+          <w:rFonts w:ascii="Arial" w:hAnsi="Arial"/>
+          <w:b/>
+          <w:color w:val="333333"/>
+          <w:sz w:val="24"/>
+        </w:rPr>
+        <w:t xml:space="preserve">RF07 - Logs de Acesso: </w:t>
+      </w:r>
+      <w:r>
+        <w:rPr>
+          <w:rFonts w:ascii="Arial" w:hAnsi="Arial"/>
+          <w:color w:val="333333"/>
+          <w:sz w:val="24"/>
+        </w:rPr>
+        <w:t>O sistema deve auditar tentativas de login gravando na base de dados o IP de origem, data, status de sucesso e e-mail utilizado.</w:t>
+      </w:r>
+    </w:p>
+    <w:p>
+      <w:pPr>
+        <w:pStyle w:val="ListBullet"/>
+        <w:spacing w:after="80" w:line="360" w:lineRule="auto"/>
+        <w:ind w:left="709"/>
+        <w:jc w:val="both"/>
+      </w:pPr>
+      <w:r>
+        <w:rPr>
+          <w:rFonts w:ascii="Arial" w:hAnsi="Arial"/>
+          <w:b/>
+          <w:color w:val="333333"/>
+          <w:sz w:val="24"/>
+        </w:rPr>
+        <w:t xml:space="preserve">RF08 - Alerta de Invasão: </w:t>
+      </w:r>
+      <w:r>
+        <w:rPr>
+          <w:rFonts w:ascii="Arial" w:hAnsi="Arial"/>
+          <w:color w:val="333333"/>
+          <w:sz w:val="24"/>
+        </w:rPr>
+        <w:t>O sistema deve alertar o administrador caso ocorram mais de 5 tentativas de login consecutivas malsucedidas em um intervalo de 10 minutos para o mesmo e-mail.</w:t>
+      </w:r>
+    </w:p>
+    <w:p>
+      <w:pPr>
+        <w:pStyle w:val="ListBullet"/>
+        <w:spacing w:after="80" w:line="360" w:lineRule="auto"/>
+        <w:ind w:left="709"/>
+        <w:jc w:val="both"/>
+      </w:pPr>
+      <w:r>
+        <w:rPr>
+          <w:rFonts w:ascii="Arial" w:hAnsi="Arial"/>
+          <w:b/>
+          <w:color w:val="333333"/>
+          <w:sz w:val="24"/>
+        </w:rPr>
+        <w:t xml:space="preserve">RF09 - Dashboards Analíticos: </w:t>
+      </w:r>
+      <w:r>
+        <w:rPr>
+          <w:rFonts w:ascii="Arial" w:hAnsi="Arial"/>
+          <w:color w:val="333333"/>
+          <w:sz w:val="24"/>
+        </w:rPr>
+        <w:t>O sistema deve exibir no dashboard do administrador os gráficos de previsão de demanda de vendas e a clusterização de perfis dos clientes.</w:t>
+      </w:r>
+    </w:p>
+    <w:p>
+      <w:pPr>
+        <w:pStyle w:val="ListBullet"/>
+        <w:spacing w:after="80" w:line="360" w:lineRule="auto"/>
+        <w:ind w:left="709"/>
+        <w:jc w:val="both"/>
+      </w:pPr>
+      <w:r>
+        <w:rPr>
+          <w:rFonts w:ascii="Arial" w:hAnsi="Arial"/>
+          <w:b/>
+          <w:color w:val="333333"/>
+          <w:sz w:val="24"/>
+        </w:rPr>
+        <w:t xml:space="preserve">RF10 - Controle de Estoque Automatizado: </w:t>
+      </w:r>
+      <w:r>
+        <w:rPr>
+          <w:rFonts w:ascii="Arial" w:hAnsi="Arial"/>
+          <w:color w:val="333333"/>
+          <w:sz w:val="24"/>
+        </w:rPr>
+        <w:t>O sistema deve atualizar o status de estoque do produto automaticamente após a finalização de cada compra.</w:t>
+      </w:r>
+    </w:p>
+    <w:p>
+      <w:pPr>
+        <w:spacing w:after="120" w:line="360" w:lineRule="auto"/>
+        <w:jc w:val="both"/>
+      </w:pPr>
+      <w:r>
+        <w:rPr>
+          <w:rFonts w:ascii="Arial" w:hAnsi="Arial"/>
+          <w:color w:val="333333"/>
+          <w:sz w:val="24"/>
+        </w:rPr>
+        <w:t>Requisitos Não Funcionais (RNF):</w:t>
+      </w:r>
+    </w:p>
+    <w:p>
+      <w:pPr>
+        <w:pStyle w:val="ListBullet"/>
+        <w:spacing w:after="80" w:line="360" w:lineRule="auto"/>
+        <w:ind w:left="709"/>
+        <w:jc w:val="both"/>
+      </w:pPr>
+      <w:r>
+        <w:rPr>
+          <w:rFonts w:ascii="Arial" w:hAnsi="Arial"/>
+          <w:b/>
+          <w:color w:val="333333"/>
+          <w:sz w:val="24"/>
+        </w:rPr>
+        <w:t xml:space="preserve">RNF01 - Responsividade e Layout: </w:t>
+      </w:r>
+      <w:r>
+        <w:rPr>
+          <w:rFonts w:ascii="Arial" w:hAnsi="Arial"/>
+          <w:color w:val="333333"/>
+          <w:sz w:val="24"/>
+        </w:rPr>
+        <w:t>A interface frontend deve ser totalmente responsiva (Mobile-First), garantindo adaptabilidade em resoluções de 320px a 1920px de largura.</w:t>
+      </w:r>
+    </w:p>
+    <w:p>
+      <w:pPr>
+        <w:pStyle w:val="ListBullet"/>
+        <w:spacing w:after="80" w:line="360" w:lineRule="auto"/>
+        <w:ind w:left="709"/>
+        <w:jc w:val="both"/>
+      </w:pPr>
+      <w:r>
+        <w:rPr>
+          <w:rFonts w:ascii="Arial" w:hAnsi="Arial"/>
+          <w:b/>
+          <w:color w:val="333333"/>
+          <w:sz w:val="24"/>
+        </w:rPr>
+        <w:t xml:space="preserve">RNF02 - Segurança Transacional: </w:t>
+      </w:r>
+      <w:r>
+        <w:rPr>
+          <w:rFonts w:ascii="Arial" w:hAnsi="Arial"/>
+          <w:color w:val="333333"/>
+          <w:sz w:val="24"/>
+        </w:rPr>
+        <w:t>Dados confidenciais de cartões de crédito (número completo de 16 dígitos e código CVV) nunca devem ser salvos no banco de dados para garantir PCI compliance acadêmico.</w:t>
+      </w:r>
+    </w:p>
+    <w:p>
+      <w:pPr>
+        <w:pStyle w:val="ListBullet"/>
+        <w:spacing w:after="80" w:line="360" w:lineRule="auto"/>
+        <w:ind w:left="709"/>
+        <w:jc w:val="both"/>
+      </w:pPr>
+      <w:r>
+        <w:rPr>
+          <w:rFonts w:ascii="Arial" w:hAnsi="Arial"/>
+          <w:b/>
+          <w:color w:val="333333"/>
+          <w:sz w:val="24"/>
+        </w:rPr>
+        <w:t xml:space="preserve">RNF03 - Hashing de Senhas: </w:t>
+      </w:r>
+      <w:r>
+        <w:rPr>
+          <w:rFonts w:ascii="Arial" w:hAnsi="Arial"/>
+          <w:color w:val="333333"/>
+          <w:sz w:val="24"/>
+        </w:rPr>
+        <w:t>Todas as senhas gravadas na tabela 'Usuarios' devem ser criptografadas utilizando o algoritmo de hash BCrypt com fator de trabalho salt mínimo de 11.</w:t>
+      </w:r>
+    </w:p>
+    <w:p>
+      <w:pPr>
+        <w:pStyle w:val="ListBullet"/>
+        <w:spacing w:after="80" w:line="360" w:lineRule="auto"/>
+        <w:ind w:left="709"/>
+        <w:jc w:val="both"/>
+      </w:pPr>
+      <w:r>
+        <w:rPr>
+          <w:rFonts w:ascii="Arial" w:hAnsi="Arial"/>
+          <w:b/>
+          <w:color w:val="333333"/>
+          <w:sz w:val="24"/>
+        </w:rPr>
+        <w:t xml:space="preserve">RNF04 - Acessibilidade Digital: </w:t>
+      </w:r>
+      <w:r>
+        <w:rPr>
+          <w:rFonts w:ascii="Arial" w:hAnsi="Arial"/>
+          <w:color w:val="333333"/>
+          <w:sz w:val="24"/>
+        </w:rPr>
+        <w:t>A plataforma deve estar em conformidade com as diretrizes de acessibilidade WCAG 2.1 e eMAG, garantindo suporte ao widget VLibras e atalhos de teclado.</w:t>
+      </w:r>
+    </w:p>
+    <w:p>
+      <w:pPr>
+        <w:pStyle w:val="ListBullet"/>
+        <w:spacing w:after="80" w:line="360" w:lineRule="auto"/>
+        <w:ind w:left="709"/>
+        <w:jc w:val="both"/>
+      </w:pPr>
+      <w:r>
+        <w:rPr>
+          <w:rFonts w:ascii="Arial" w:hAnsi="Arial"/>
+          <w:b/>
+          <w:color w:val="333333"/>
+          <w:sz w:val="24"/>
+        </w:rPr>
+        <w:t xml:space="preserve">RNF05 - Desempenho do Checkout: </w:t>
+      </w:r>
+      <w:r>
+        <w:rPr>
+          <w:rFonts w:ascii="Arial" w:hAnsi="Arial"/>
+          <w:color w:val="333333"/>
+          <w:sz w:val="24"/>
+        </w:rPr>
+        <w:t>O tempo de resposta para a geração dinâmica do código Pix no checkout não deve ultrapassar 1.2 segundos em conexões de banda larga padrão.</w:t>
+      </w:r>
+    </w:p>
+    <w:p>
+      <w:pPr>
+        <w:pStyle w:val="ListBullet"/>
+        <w:spacing w:after="80" w:line="360" w:lineRule="auto"/>
+        <w:ind w:left="709"/>
+        <w:jc w:val="both"/>
+      </w:pPr>
+      <w:r>
+        <w:rPr>
+          <w:rFonts w:ascii="Arial" w:hAnsi="Arial"/>
+          <w:b/>
+          <w:color w:val="333333"/>
+          <w:sz w:val="24"/>
+        </w:rPr>
+        <w:t xml:space="preserve">RNF06 - Portabilidade de Banco de Dados: </w:t>
+      </w:r>
+      <w:r>
+        <w:rPr>
+          <w:rFonts w:ascii="Arial" w:hAnsi="Arial"/>
+          <w:color w:val="333333"/>
+          <w:sz w:val="24"/>
+        </w:rPr>
+        <w:t>A base de dados SQLite de desenvolvimento deve ser compatível com migrações EF Core para fácil portabilidade para o banco MySQL em produção.</w:t>
+      </w:r>
+    </w:p>
+    <w:p>
+      <w:pPr>
+        <w:pStyle w:val="ListBullet"/>
+        <w:spacing w:after="80" w:line="360" w:lineRule="auto"/>
+        <w:ind w:left="709"/>
+        <w:jc w:val="both"/>
+      </w:pPr>
+      <w:r>
+        <w:rPr>
+          <w:rFonts w:ascii="Arial" w:hAnsi="Arial"/>
+          <w:b/>
+          <w:color w:val="333333"/>
+          <w:sz w:val="24"/>
+        </w:rPr>
+        <w:t xml:space="preserve">RNF07 - Segurança de Endpoints: </w:t>
+      </w:r>
+      <w:r>
+        <w:rPr>
+          <w:rFonts w:ascii="Arial" w:hAnsi="Arial"/>
+          <w:color w:val="333333"/>
+          <w:sz w:val="24"/>
+        </w:rPr>
+        <w:t>A API do sistema deve ser protegida por autenticação JWT (JSON Web Tokens) com tempo de expiração do token de no máximo 2 horas.</w:t>
+      </w:r>
+    </w:p>
+    <w:p>
+      <w:pPr>
+        <w:pStyle w:val="ListBullet"/>
+        <w:spacing w:after="80" w:line="360" w:lineRule="auto"/>
+        <w:ind w:left="709"/>
+        <w:jc w:val="both"/>
+      </w:pPr>
+      <w:r>
+        <w:rPr>
+          <w:rFonts w:ascii="Arial" w:hAnsi="Arial"/>
+          <w:b/>
+          <w:color w:val="333333"/>
+          <w:sz w:val="24"/>
+        </w:rPr>
+        <w:t xml:space="preserve">RNF08 - Tempo de Carregamento: </w:t>
+      </w:r>
+      <w:r>
+        <w:rPr>
+          <w:rFonts w:ascii="Arial" w:hAnsi="Arial"/>
+          <w:color w:val="333333"/>
+          <w:sz w:val="24"/>
+        </w:rPr>
+        <w:t>O sistema deve utilizar técnicas de compressão de assets para garantir que a página inicial seja carregada em menos de 2.0 segundos.</w:t>
+      </w:r>
+    </w:p>
+    <w:p>
+      <w:pPr>
+        <w:pStyle w:val="ListBullet"/>
+        <w:spacing w:after="80" w:line="360" w:lineRule="auto"/>
+        <w:ind w:left="709"/>
+        <w:jc w:val="both"/>
+      </w:pPr>
+      <w:r>
+        <w:rPr>
+          <w:rFonts w:ascii="Arial" w:hAnsi="Arial"/>
+          <w:b/>
+          <w:color w:val="333333"/>
+          <w:sz w:val="24"/>
+        </w:rPr>
+        <w:t xml:space="preserve">RNF09 - Manutenibilidade: </w:t>
+      </w:r>
+      <w:r>
+        <w:rPr>
+          <w:rFonts w:ascii="Arial" w:hAnsi="Arial"/>
+          <w:color w:val="333333"/>
+          <w:sz w:val="24"/>
+        </w:rPr>
+        <w:t>A arquitetura do backend deve ser estruturada em camadas lógicas limpas (MVC/API), isolando as regras de banco das rotas HTTP.</w:t>
+      </w:r>
+    </w:p>
+    <w:p>
+      <w:pPr>
+        <w:keepNext/>
+        <w:spacing w:before="360" w:after="160" w:line="360" w:lineRule="auto"/>
+      </w:pPr>
+      <w:r>
+        <w:rPr>
+          <w:rFonts w:ascii="Arial" w:hAnsi="Arial"/>
+          <w:b/>
+          <w:color w:val="A67C00"/>
+          <w:sz w:val="24"/>
+        </w:rPr>
+        <w:t>4.3 Backlog do Produto e Estimativas das Histórias</w:t>
+      </w:r>
+    </w:p>
+    <w:p>
+      <w:pPr>
+        <w:spacing w:after="120" w:line="360" w:lineRule="auto"/>
+        <w:ind w:firstLine="709"/>
+        <w:jc w:val="both"/>
+      </w:pPr>
+      <w:r>
+        <w:rPr>
+          <w:rFonts w:ascii="Arial" w:hAnsi="Arial"/>
+          <w:color w:val="333333"/>
+          <w:sz w:val="24"/>
+        </w:rPr>
+        <w:t>O Backlog do Produto foi organizado e priorizado com base no valor de entrega para o negócio de Pedro. A estimativa de esforço para cada história foi calculada utilizando a técnica de Planning Poker (baseada na sequência de Fibonacci) pela equipe de desenvolvimento:</w:t>
       </w:r>
     </w:p>
     <w:tbl>
@@ -2589,15 +3490,16 @@
         <w:tblLook w:firstColumn="1" w:firstRow="1" w:lastColumn="0" w:lastRow="0" w:noHBand="0" w:noVBand="1" w:val="04A0"/>
       </w:tblPr>
       <w:tblGrid>
-        <w:gridCol w:w="2351"/>
-        <w:gridCol w:w="2351"/>
-        <w:gridCol w:w="2351"/>
-        <w:gridCol w:w="2351"/>
+        <w:gridCol w:w="1881"/>
+        <w:gridCol w:w="1881"/>
+        <w:gridCol w:w="1881"/>
+        <w:gridCol w:w="1881"/>
+        <w:gridCol w:w="1881"/>
       </w:tblGrid>
       <w:tr>
         <w:tc>
           <w:tcPr>
-            <w:tcW w:type="dxa" w:w="2351"/>
+            <w:tcW w:type="dxa" w:w="1881"/>
             <w:shd w:fill="4A2711"/>
           </w:tcPr>
           <w:p>
@@ -2615,7 +3517,7 @@
         </w:tc>
         <w:tc>
           <w:tcPr>
-            <w:tcW w:type="dxa" w:w="2351"/>
+            <w:tcW w:type="dxa" w:w="1881"/>
             <w:shd w:fill="4A2711"/>
           </w:tcPr>
           <w:p>
@@ -2627,13 +3529,31 @@
                 <w:b/>
                 <w:color w:val="FFFFFF"/>
               </w:rPr>
-              <w:t>Item do Backlog (História de Usuário)</w:t>
+              <w:t>História de Usuário</w:t>
             </w:r>
           </w:p>
         </w:tc>
         <w:tc>
           <w:tcPr>
-            <w:tcW w:type="dxa" w:w="2351"/>
+            <w:tcW w:type="dxa" w:w="1881"/>
+            <w:shd w:fill="4A2711"/>
+          </w:tcPr>
+          <w:p>
+            <w:pPr>
+              <w:jc w:val="center"/>
+            </w:pPr>
+            <w:r>
+              <w:rPr>
+                <w:b/>
+                <w:color w:val="FFFFFF"/>
+              </w:rPr>
+              <w:t>Esforço (SP)</w:t>
+            </w:r>
+          </w:p>
+        </w:tc>
+        <w:tc>
+          <w:tcPr>
+            <w:tcW w:type="dxa" w:w="1881"/>
             <w:shd w:fill="4A2711"/>
           </w:tcPr>
           <w:p>
@@ -2651,7 +3571,7 @@
         </w:tc>
         <w:tc>
           <w:tcPr>
-            <w:tcW w:type="dxa" w:w="2351"/>
+            <w:tcW w:type="dxa" w:w="1881"/>
             <w:shd w:fill="4A2711"/>
           </w:tcPr>
           <w:p>
@@ -2663,7 +3583,7 @@
                 <w:b/>
                 <w:color w:val="FFFFFF"/>
               </w:rPr>
-              <w:t>Iteração (Sprint)</w:t>
+              <w:t>Sprint</w:t>
             </w:r>
           </w:p>
         </w:tc>
@@ -2671,10 +3591,10 @@
       <w:tr>
         <w:tc>
           <w:tcPr>
-            <w:tcW w:type="dxa" w:w="2351"/>
+            <w:tcW w:type="dxa" w:w="1881"/>
             <w:tcMar>
-              <w:top w:w="60" w:type="dxa"/>
-              <w:bottom w:w="60" w:type="dxa"/>
+              <w:top w:w="80" w:type="dxa"/>
+              <w:bottom w:w="80" w:type="dxa"/>
               <w:left w:w="100" w:type="dxa"/>
               <w:right w:w="100" w:type="dxa"/>
             </w:tcMar>
@@ -2690,26 +3610,45 @@
         </w:tc>
         <w:tc>
           <w:tcPr>
-            <w:tcW w:type="dxa" w:w="2351"/>
+            <w:tcW w:type="dxa" w:w="1881"/>
             <w:tcMar>
-              <w:top w:w="60" w:type="dxa"/>
-              <w:bottom w:w="60" w:type="dxa"/>
+              <w:top w:w="80" w:type="dxa"/>
+              <w:bottom w:w="80" w:type="dxa"/>
               <w:left w:w="100" w:type="dxa"/>
               <w:right w:w="100" w:type="dxa"/>
             </w:tcMar>
           </w:tcPr>
           <w:p>
             <w:r>
-              <w:t>Eu, como cliente, quero visualizar o cardápio de produtos dividido por categorias para escolher o que desejo comprar.</w:t>
+              <w:t>Eu, como cliente, quero visualizar o cardápio interativo e os combos para selecionar meus produtos.</w:t>
             </w:r>
           </w:p>
         </w:tc>
         <w:tc>
           <w:tcPr>
-            <w:tcW w:type="dxa" w:w="2351"/>
+            <w:tcW w:type="dxa" w:w="1881"/>
             <w:tcMar>
-              <w:top w:w="60" w:type="dxa"/>
-              <w:bottom w:w="60" w:type="dxa"/>
+              <w:top w:w="80" w:type="dxa"/>
+              <w:bottom w:w="80" w:type="dxa"/>
+              <w:left w:w="100" w:type="dxa"/>
+              <w:right w:w="100" w:type="dxa"/>
+            </w:tcMar>
+          </w:tcPr>
+          <w:p>
+            <w:pPr>
+              <w:jc w:val="center"/>
+            </w:pPr>
+            <w:r>
+              <w:t>8</w:t>
+            </w:r>
+          </w:p>
+        </w:tc>
+        <w:tc>
+          <w:tcPr>
+            <w:tcW w:type="dxa" w:w="1881"/>
+            <w:tcMar>
+              <w:top w:w="80" w:type="dxa"/>
+              <w:bottom w:w="80" w:type="dxa"/>
               <w:left w:w="100" w:type="dxa"/>
               <w:right w:w="100" w:type="dxa"/>
             </w:tcMar>
@@ -2725,10 +3664,10 @@
         </w:tc>
         <w:tc>
           <w:tcPr>
-            <w:tcW w:type="dxa" w:w="2351"/>
+            <w:tcW w:type="dxa" w:w="1881"/>
             <w:tcMar>
-              <w:top w:w="60" w:type="dxa"/>
-              <w:bottom w:w="60" w:type="dxa"/>
+              <w:top w:w="80" w:type="dxa"/>
+              <w:bottom w:w="80" w:type="dxa"/>
               <w:left w:w="100" w:type="dxa"/>
               <w:right w:w="100" w:type="dxa"/>
             </w:tcMar>
@@ -2746,10 +3685,10 @@
       <w:tr>
         <w:tc>
           <w:tcPr>
-            <w:tcW w:type="dxa" w:w="2351"/>
+            <w:tcW w:type="dxa" w:w="1881"/>
             <w:tcMar>
-              <w:top w:w="60" w:type="dxa"/>
-              <w:bottom w:w="60" w:type="dxa"/>
+              <w:top w:w="80" w:type="dxa"/>
+              <w:bottom w:w="80" w:type="dxa"/>
               <w:left w:w="100" w:type="dxa"/>
               <w:right w:w="100" w:type="dxa"/>
             </w:tcMar>
@@ -2765,26 +3704,45 @@
         </w:tc>
         <w:tc>
           <w:tcPr>
-            <w:tcW w:type="dxa" w:w="2351"/>
+            <w:tcW w:type="dxa" w:w="1881"/>
             <w:tcMar>
-              <w:top w:w="60" w:type="dxa"/>
-              <w:bottom w:w="60" w:type="dxa"/>
+              <w:top w:w="80" w:type="dxa"/>
+              <w:bottom w:w="80" w:type="dxa"/>
               <w:left w:w="100" w:type="dxa"/>
               <w:right w:w="100" w:type="dxa"/>
             </w:tcMar>
           </w:tcPr>
           <w:p>
             <w:r>
-              <w:t>Eu, como cliente, quero pagar com Pix na tela de checkout, vendo o QR Code e código copia e cola, para finalizar a compra rápido.</w:t>
+              <w:t>Eu, como cliente, quero me cadastrar e logar na plataforma de forma rápida para salvar meu progresso.</w:t>
             </w:r>
           </w:p>
         </w:tc>
         <w:tc>
           <w:tcPr>
-            <w:tcW w:type="dxa" w:w="2351"/>
+            <w:tcW w:type="dxa" w:w="1881"/>
             <w:tcMar>
-              <w:top w:w="60" w:type="dxa"/>
-              <w:bottom w:w="60" w:type="dxa"/>
+              <w:top w:w="80" w:type="dxa"/>
+              <w:bottom w:w="80" w:type="dxa"/>
+              <w:left w:w="100" w:type="dxa"/>
+              <w:right w:w="100" w:type="dxa"/>
+            </w:tcMar>
+          </w:tcPr>
+          <w:p>
+            <w:pPr>
+              <w:jc w:val="center"/>
+            </w:pPr>
+            <w:r>
+              <w:t>5</w:t>
+            </w:r>
+          </w:p>
+        </w:tc>
+        <w:tc>
+          <w:tcPr>
+            <w:tcW w:type="dxa" w:w="1881"/>
+            <w:tcMar>
+              <w:top w:w="80" w:type="dxa"/>
+              <w:bottom w:w="80" w:type="dxa"/>
               <w:left w:w="100" w:type="dxa"/>
               <w:right w:w="100" w:type="dxa"/>
             </w:tcMar>
@@ -2800,10 +3758,104 @@
         </w:tc>
         <w:tc>
           <w:tcPr>
-            <w:tcW w:type="dxa" w:w="2351"/>
+            <w:tcW w:type="dxa" w:w="1881"/>
             <w:tcMar>
-              <w:top w:w="60" w:type="dxa"/>
-              <w:bottom w:w="60" w:type="dxa"/>
+              <w:top w:w="80" w:type="dxa"/>
+              <w:bottom w:w="80" w:type="dxa"/>
+              <w:left w:w="100" w:type="dxa"/>
+              <w:right w:w="100" w:type="dxa"/>
+            </w:tcMar>
+          </w:tcPr>
+          <w:p>
+            <w:pPr>
+              <w:jc w:val="center"/>
+            </w:pPr>
+            <w:r>
+              <w:t>Sprint 1</w:t>
+            </w:r>
+          </w:p>
+        </w:tc>
+      </w:tr>
+      <w:tr>
+        <w:tc>
+          <w:tcPr>
+            <w:tcW w:type="dxa" w:w="1881"/>
+            <w:tcMar>
+              <w:top w:w="80" w:type="dxa"/>
+              <w:bottom w:w="80" w:type="dxa"/>
+              <w:left w:w="100" w:type="dxa"/>
+              <w:right w:w="100" w:type="dxa"/>
+            </w:tcMar>
+          </w:tcPr>
+          <w:p>
+            <w:pPr>
+              <w:jc w:val="center"/>
+            </w:pPr>
+            <w:r>
+              <w:t>US03</w:t>
+            </w:r>
+          </w:p>
+        </w:tc>
+        <w:tc>
+          <w:tcPr>
+            <w:tcW w:type="dxa" w:w="1881"/>
+            <w:tcMar>
+              <w:top w:w="80" w:type="dxa"/>
+              <w:bottom w:w="80" w:type="dxa"/>
+              <w:left w:w="100" w:type="dxa"/>
+              <w:right w:w="100" w:type="dxa"/>
+            </w:tcMar>
+          </w:tcPr>
+          <w:p>
+            <w:r>
+              <w:t>Eu, como cliente, quero pagar com Pix vendo o QR Code e código copia e cola no checkout para finalizar a compra rápido.</w:t>
+            </w:r>
+          </w:p>
+        </w:tc>
+        <w:tc>
+          <w:tcPr>
+            <w:tcW w:type="dxa" w:w="1881"/>
+            <w:tcMar>
+              <w:top w:w="80" w:type="dxa"/>
+              <w:bottom w:w="80" w:type="dxa"/>
+              <w:left w:w="100" w:type="dxa"/>
+              <w:right w:w="100" w:type="dxa"/>
+            </w:tcMar>
+          </w:tcPr>
+          <w:p>
+            <w:pPr>
+              <w:jc w:val="center"/>
+            </w:pPr>
+            <w:r>
+              <w:t>8</w:t>
+            </w:r>
+          </w:p>
+        </w:tc>
+        <w:tc>
+          <w:tcPr>
+            <w:tcW w:type="dxa" w:w="1881"/>
+            <w:tcMar>
+              <w:top w:w="80" w:type="dxa"/>
+              <w:bottom w:w="80" w:type="dxa"/>
+              <w:left w:w="100" w:type="dxa"/>
+              <w:right w:w="100" w:type="dxa"/>
+            </w:tcMar>
+          </w:tcPr>
+          <w:p>
+            <w:pPr>
+              <w:jc w:val="center"/>
+            </w:pPr>
+            <w:r>
+              <w:t>Alta</w:t>
+            </w:r>
+          </w:p>
+        </w:tc>
+        <w:tc>
+          <w:tcPr>
+            <w:tcW w:type="dxa" w:w="1881"/>
+            <w:tcMar>
+              <w:top w:w="80" w:type="dxa"/>
+              <w:bottom w:w="80" w:type="dxa"/>
               <w:left w:w="100" w:type="dxa"/>
               <w:right w:w="100" w:type="dxa"/>
             </w:tcMar>
@@ -2821,10 +3873,10 @@
       <w:tr>
         <w:tc>
           <w:tcPr>
-            <w:tcW w:type="dxa" w:w="2351"/>
+            <w:tcW w:type="dxa" w:w="1881"/>
             <w:tcMar>
-              <w:top w:w="60" w:type="dxa"/>
-              <w:bottom w:w="60" w:type="dxa"/>
+              <w:top w:w="80" w:type="dxa"/>
+              <w:bottom w:w="80" w:type="dxa"/>
               <w:left w:w="100" w:type="dxa"/>
               <w:right w:w="100" w:type="dxa"/>
             </w:tcMar>
@@ -2834,32 +3886,51 @@
               <w:jc w:val="center"/>
             </w:pPr>
             <w:r>
-              <w:t>US03</w:t>
+              <w:t>US04</w:t>
             </w:r>
           </w:p>
         </w:tc>
         <w:tc>
           <w:tcPr>
-            <w:tcW w:type="dxa" w:w="2351"/>
+            <w:tcW w:type="dxa" w:w="1881"/>
             <w:tcMar>
-              <w:top w:w="60" w:type="dxa"/>
-              <w:bottom w:w="60" w:type="dxa"/>
+              <w:top w:w="80" w:type="dxa"/>
+              <w:bottom w:w="80" w:type="dxa"/>
               <w:left w:w="100" w:type="dxa"/>
               <w:right w:w="100" w:type="dxa"/>
             </w:tcMar>
           </w:tcPr>
           <w:p>
             <w:r>
-              <w:t>Eu, como cliente, quero cadastrar meu cartão de crédito e salvá-lo com segurança para compras futuras simplificadas.</w:t>
+              <w:t>Eu, como cliente, quero cadastrar meu cartão de crédito com formulário interativo 3D e salvá-lo com segurança para compras futuras.</w:t>
             </w:r>
           </w:p>
         </w:tc>
         <w:tc>
           <w:tcPr>
-            <w:tcW w:type="dxa" w:w="2351"/>
+            <w:tcW w:type="dxa" w:w="1881"/>
             <w:tcMar>
-              <w:top w:w="60" w:type="dxa"/>
-              <w:bottom w:w="60" w:type="dxa"/>
+              <w:top w:w="80" w:type="dxa"/>
+              <w:bottom w:w="80" w:type="dxa"/>
+              <w:left w:w="100" w:type="dxa"/>
+              <w:right w:w="100" w:type="dxa"/>
+            </w:tcMar>
+          </w:tcPr>
+          <w:p>
+            <w:pPr>
+              <w:jc w:val="center"/>
+            </w:pPr>
+            <w:r>
+              <w:t>13</w:t>
+            </w:r>
+          </w:p>
+        </w:tc>
+        <w:tc>
+          <w:tcPr>
+            <w:tcW w:type="dxa" w:w="1881"/>
+            <w:tcMar>
+              <w:top w:w="80" w:type="dxa"/>
+              <w:bottom w:w="80" w:type="dxa"/>
               <w:left w:w="100" w:type="dxa"/>
               <w:right w:w="100" w:type="dxa"/>
             </w:tcMar>
@@ -2875,10 +3946,10 @@
         </w:tc>
         <w:tc>
           <w:tcPr>
-            <w:tcW w:type="dxa" w:w="2351"/>
+            <w:tcW w:type="dxa" w:w="1881"/>
             <w:tcMar>
-              <w:top w:w="60" w:type="dxa"/>
-              <w:bottom w:w="60" w:type="dxa"/>
+              <w:top w:w="80" w:type="dxa"/>
+              <w:bottom w:w="80" w:type="dxa"/>
               <w:left w:w="100" w:type="dxa"/>
               <w:right w:w="100" w:type="dxa"/>
             </w:tcMar>
@@ -2896,10 +3967,10 @@
       <w:tr>
         <w:tc>
           <w:tcPr>
-            <w:tcW w:type="dxa" w:w="2351"/>
+            <w:tcW w:type="dxa" w:w="1881"/>
             <w:tcMar>
-              <w:top w:w="60" w:type="dxa"/>
-              <w:bottom w:w="60" w:type="dxa"/>
+              <w:top w:w="80" w:type="dxa"/>
+              <w:bottom w:w="80" w:type="dxa"/>
               <w:left w:w="100" w:type="dxa"/>
               <w:right w:w="100" w:type="dxa"/>
             </w:tcMar>
@@ -2909,32 +3980,51 @@
               <w:jc w:val="center"/>
             </w:pPr>
             <w:r>
-              <w:t>US04</w:t>
+              <w:t>US05</w:t>
             </w:r>
           </w:p>
         </w:tc>
         <w:tc>
           <w:tcPr>
-            <w:tcW w:type="dxa" w:w="2351"/>
+            <w:tcW w:type="dxa" w:w="1881"/>
             <w:tcMar>
-              <w:top w:w="60" w:type="dxa"/>
-              <w:bottom w:w="60" w:type="dxa"/>
+              <w:top w:w="80" w:type="dxa"/>
+              <w:bottom w:w="80" w:type="dxa"/>
               <w:left w:w="100" w:type="dxa"/>
               <w:right w:w="100" w:type="dxa"/>
             </w:tcMar>
           </w:tcPr>
           <w:p>
             <w:r>
-              <w:t>Eu, como admin, quero definir a chave Pix e beneficiário no painel administrativo para receber os pagamentos diretamente.</w:t>
+              <w:t>Eu, como admin, quero gerenciar as chaves de Pix e beneficiário diretamente no painel administrativo para controle financeiro.</w:t>
             </w:r>
           </w:p>
         </w:tc>
         <w:tc>
           <w:tcPr>
-            <w:tcW w:type="dxa" w:w="2351"/>
+            <w:tcW w:type="dxa" w:w="1881"/>
             <w:tcMar>
-              <w:top w:w="60" w:type="dxa"/>
-              <w:bottom w:w="60" w:type="dxa"/>
+              <w:top w:w="80" w:type="dxa"/>
+              <w:bottom w:w="80" w:type="dxa"/>
+              <w:left w:w="100" w:type="dxa"/>
+              <w:right w:w="100" w:type="dxa"/>
+            </w:tcMar>
+          </w:tcPr>
+          <w:p>
+            <w:pPr>
+              <w:jc w:val="center"/>
+            </w:pPr>
+            <w:r>
+              <w:t>5</w:t>
+            </w:r>
+          </w:p>
+        </w:tc>
+        <w:tc>
+          <w:tcPr>
+            <w:tcW w:type="dxa" w:w="1881"/>
+            <w:tcMar>
+              <w:top w:w="80" w:type="dxa"/>
+              <w:bottom w:w="80" w:type="dxa"/>
               <w:left w:w="100" w:type="dxa"/>
               <w:right w:w="100" w:type="dxa"/>
             </w:tcMar>
@@ -2950,10 +4040,10 @@
         </w:tc>
         <w:tc>
           <w:tcPr>
-            <w:tcW w:type="dxa" w:w="2351"/>
+            <w:tcW w:type="dxa" w:w="1881"/>
             <w:tcMar>
-              <w:top w:w="60" w:type="dxa"/>
-              <w:bottom w:w="60" w:type="dxa"/>
+              <w:top w:w="80" w:type="dxa"/>
+              <w:bottom w:w="80" w:type="dxa"/>
               <w:left w:w="100" w:type="dxa"/>
               <w:right w:w="100" w:type="dxa"/>
             </w:tcMar>
@@ -2971,10 +4061,10 @@
       <w:tr>
         <w:tc>
           <w:tcPr>
-            <w:tcW w:type="dxa" w:w="2351"/>
+            <w:tcW w:type="dxa" w:w="1881"/>
             <w:tcMar>
-              <w:top w:w="60" w:type="dxa"/>
-              <w:bottom w:w="60" w:type="dxa"/>
+              <w:top w:w="80" w:type="dxa"/>
+              <w:bottom w:w="80" w:type="dxa"/>
               <w:left w:w="100" w:type="dxa"/>
               <w:right w:w="100" w:type="dxa"/>
             </w:tcMar>
@@ -2984,32 +4074,51 @@
               <w:jc w:val="center"/>
             </w:pPr>
             <w:r>
-              <w:t>US05</w:t>
+              <w:t>US06</w:t>
             </w:r>
           </w:p>
         </w:tc>
         <w:tc>
           <w:tcPr>
-            <w:tcW w:type="dxa" w:w="2351"/>
+            <w:tcW w:type="dxa" w:w="1881"/>
             <w:tcMar>
-              <w:top w:w="60" w:type="dxa"/>
-              <w:bottom w:w="60" w:type="dxa"/>
+              <w:top w:w="80" w:type="dxa"/>
+              <w:bottom w:w="80" w:type="dxa"/>
               <w:left w:w="100" w:type="dxa"/>
               <w:right w:w="100" w:type="dxa"/>
             </w:tcMar>
           </w:tcPr>
           <w:p>
             <w:r>
-              <w:t>Eu, como admin, quero visualizar a previsão de vendas e segmentação de clientes para planejar o estoque e criar promoções.</w:t>
+              <w:t>Eu, como admin, quero auditar os logs de login do sistema para identificar tentativas de acesso maliciosas e proteger a loja.</w:t>
             </w:r>
           </w:p>
         </w:tc>
         <w:tc>
           <w:tcPr>
-            <w:tcW w:type="dxa" w:w="2351"/>
+            <w:tcW w:type="dxa" w:w="1881"/>
             <w:tcMar>
-              <w:top w:w="60" w:type="dxa"/>
-              <w:bottom w:w="60" w:type="dxa"/>
+              <w:top w:w="80" w:type="dxa"/>
+              <w:bottom w:w="80" w:type="dxa"/>
+              <w:left w:w="100" w:type="dxa"/>
+              <w:right w:w="100" w:type="dxa"/>
+            </w:tcMar>
+          </w:tcPr>
+          <w:p>
+            <w:pPr>
+              <w:jc w:val="center"/>
+            </w:pPr>
+            <w:r>
+              <w:t>3</w:t>
+            </w:r>
+          </w:p>
+        </w:tc>
+        <w:tc>
+          <w:tcPr>
+            <w:tcW w:type="dxa" w:w="1881"/>
+            <w:tcMar>
+              <w:top w:w="80" w:type="dxa"/>
+              <w:bottom w:w="80" w:type="dxa"/>
               <w:left w:w="100" w:type="dxa"/>
               <w:right w:w="100" w:type="dxa"/>
             </w:tcMar>
@@ -3025,10 +4134,104 @@
         </w:tc>
         <w:tc>
           <w:tcPr>
-            <w:tcW w:type="dxa" w:w="2351"/>
+            <w:tcW w:type="dxa" w:w="1881"/>
             <w:tcMar>
-              <w:top w:w="60" w:type="dxa"/>
-              <w:bottom w:w="60" w:type="dxa"/>
+              <w:top w:w="80" w:type="dxa"/>
+              <w:bottom w:w="80" w:type="dxa"/>
+              <w:left w:w="100" w:type="dxa"/>
+              <w:right w:w="100" w:type="dxa"/>
+            </w:tcMar>
+          </w:tcPr>
+          <w:p>
+            <w:pPr>
+              <w:jc w:val="center"/>
+            </w:pPr>
+            <w:r>
+              <w:t>Sprint 2</w:t>
+            </w:r>
+          </w:p>
+        </w:tc>
+      </w:tr>
+      <w:tr>
+        <w:tc>
+          <w:tcPr>
+            <w:tcW w:type="dxa" w:w="1881"/>
+            <w:tcMar>
+              <w:top w:w="80" w:type="dxa"/>
+              <w:bottom w:w="80" w:type="dxa"/>
+              <w:left w:w="100" w:type="dxa"/>
+              <w:right w:w="100" w:type="dxa"/>
+            </w:tcMar>
+          </w:tcPr>
+          <w:p>
+            <w:pPr>
+              <w:jc w:val="center"/>
+            </w:pPr>
+            <w:r>
+              <w:t>US07</w:t>
+            </w:r>
+          </w:p>
+        </w:tc>
+        <w:tc>
+          <w:tcPr>
+            <w:tcW w:type="dxa" w:w="1881"/>
+            <w:tcMar>
+              <w:top w:w="80" w:type="dxa"/>
+              <w:bottom w:w="80" w:type="dxa"/>
+              <w:left w:w="100" w:type="dxa"/>
+              <w:right w:w="100" w:type="dxa"/>
+            </w:tcMar>
+          </w:tcPr>
+          <w:p>
+            <w:r>
+              <w:t>Eu, como admin, quero visualizar os relatórios e previsões de ML (Regressão, K-Means e Apriori) no painel para suporte estratégico.</w:t>
+            </w:r>
+          </w:p>
+        </w:tc>
+        <w:tc>
+          <w:tcPr>
+            <w:tcW w:type="dxa" w:w="1881"/>
+            <w:tcMar>
+              <w:top w:w="80" w:type="dxa"/>
+              <w:bottom w:w="80" w:type="dxa"/>
+              <w:left w:w="100" w:type="dxa"/>
+              <w:right w:w="100" w:type="dxa"/>
+            </w:tcMar>
+          </w:tcPr>
+          <w:p>
+            <w:pPr>
+              <w:jc w:val="center"/>
+            </w:pPr>
+            <w:r>
+              <w:t>13</w:t>
+            </w:r>
+          </w:p>
+        </w:tc>
+        <w:tc>
+          <w:tcPr>
+            <w:tcW w:type="dxa" w:w="1881"/>
+            <w:tcMar>
+              <w:top w:w="80" w:type="dxa"/>
+              <w:bottom w:w="80" w:type="dxa"/>
+              <w:left w:w="100" w:type="dxa"/>
+              <w:right w:w="100" w:type="dxa"/>
+            </w:tcMar>
+          </w:tcPr>
+          <w:p>
+            <w:pPr>
+              <w:jc w:val="center"/>
+            </w:pPr>
+            <w:r>
+              <w:t>Média</w:t>
+            </w:r>
+          </w:p>
+        </w:tc>
+        <w:tc>
+          <w:tcPr>
+            <w:tcW w:type="dxa" w:w="1881"/>
+            <w:tcMar>
+              <w:top w:w="80" w:type="dxa"/>
+              <w:bottom w:w="80" w:type="dxa"/>
               <w:left w:w="100" w:type="dxa"/>
               <w:right w:w="100" w:type="dxa"/>
             </w:tcMar>
@@ -3052,21 +4255,22 @@
     <w:p>
       <w:pPr>
         <w:keepNext/>
-        <w:spacing w:before="240" w:after="80" w:line="360" w:lineRule="auto"/>
+        <w:spacing w:before="360" w:after="160" w:line="360" w:lineRule="auto"/>
       </w:pPr>
       <w:r>
         <w:rPr>
           <w:rFonts w:ascii="Arial" w:hAnsi="Arial"/>
           <w:b/>
-          <w:color w:val="D4AF37"/>
+          <w:color w:val="A67C00"/>
           <w:sz w:val="24"/>
         </w:rPr>
-        <w:t>4.2 Requisitos Funcionais e Não Funcionais</w:t>
+        <w:t>4.4 Planejamento das Sprints e Definição de Critérios de Aceite</w:t>
       </w:r>
     </w:p>
     <w:p>
       <w:pPr>
         <w:spacing w:after="120" w:line="360" w:lineRule="auto"/>
+        <w:ind w:firstLine="709"/>
         <w:jc w:val="both"/>
       </w:pPr>
       <w:r>
@@ -3075,335 +4279,28 @@
           <w:color w:val="333333"/>
           <w:sz w:val="24"/>
         </w:rPr>
-        <w:t>Requisitos Funcionais (RF):</w:t>
+        <w:t>As Sprints foram estruturadas em ciclos regulares de 2 semanas. A Sprint 1 focou na fundação da aplicação (arquitetura do projeto, modelagem inicial das tabelas de catálogo e usuários, autenticação JWT e rotas básicas do catálogo). A Sprint 2 foi dedicada à modernização financeira e segurança (checkout responsivo com formulário de cartão 3D interativo, modal Pix com QR Code dinâmico, logs de acesso e parametrização do Pix no painel administrativo). A Sprint 3 concentrou-se na análise de dados e machine learning, na acessibilidade em LIBRAS com o VLibras e na revisão final do escopo.</w:t>
       </w:r>
     </w:p>
     <w:p>
       <w:pPr>
-        <w:pStyle w:val="ListBullet"/>
-        <w:spacing w:after="60" w:line="276" w:lineRule="auto"/>
+        <w:spacing w:after="120" w:line="360" w:lineRule="auto"/>
         <w:jc w:val="both"/>
       </w:pPr>
-      <w:r>
-        <w:rPr>
-          <w:rFonts w:ascii="Arial" w:hAnsi="Arial"/>
-          <w:b/>
-          <w:color w:val="333333"/>
-          <w:sz w:val="24"/>
-        </w:rPr>
-        <w:t xml:space="preserve">RF01 - Exibição de Cardápio: </w:t>
-      </w:r>
       <w:r>
         <w:rPr>
           <w:rFonts w:ascii="Arial" w:hAnsi="Arial"/>
           <w:color w:val="333333"/>
           <w:sz w:val="24"/>
         </w:rPr>
-        <w:t>O sistema deve exibir um cardápio digital com imagens, nomes, emojis e preços atualizados dos produtos.</w:t>
+        <w:t>Critérios de Aceite para a Liberação da Sprint 2:</w:t>
       </w:r>
     </w:p>
     <w:p>
       <w:pPr>
         <w:pStyle w:val="ListBullet"/>
-        <w:spacing w:after="60" w:line="276" w:lineRule="auto"/>
-        <w:jc w:val="both"/>
-      </w:pPr>
-      <w:r>
-        <w:rPr>
-          <w:rFonts w:ascii="Arial" w:hAnsi="Arial"/>
-          <w:b/>
-          <w:color w:val="333333"/>
-          <w:sz w:val="24"/>
-        </w:rPr>
-        <w:t xml:space="preserve">RF02 - Carrinho de Compras: </w:t>
-      </w:r>
-      <w:r>
-        <w:rPr>
-          <w:rFonts w:ascii="Arial" w:hAnsi="Arial"/>
-          <w:color w:val="333333"/>
-          <w:sz w:val="24"/>
-        </w:rPr>
-        <w:t>O sistema deve permitir a adição de produtos ao carrinho e finalização informando nome, telefone e método de pagamento.</w:t>
-      </w:r>
-    </w:p>
-    <w:p>
-      <w:pPr>
-        <w:pStyle w:val="ListBullet"/>
-        <w:spacing w:after="60" w:line="276" w:lineRule="auto"/>
-        <w:jc w:val="both"/>
-      </w:pPr>
-      <w:r>
-        <w:rPr>
-          <w:rFonts w:ascii="Arial" w:hAnsi="Arial"/>
-          <w:b/>
-          <w:color w:val="333333"/>
-          <w:sz w:val="24"/>
-        </w:rPr>
-        <w:t xml:space="preserve">RF03 - Pagamento via Pix: </w:t>
-      </w:r>
-      <w:r>
-        <w:rPr>
-          <w:rFonts w:ascii="Arial" w:hAnsi="Arial"/>
-          <w:color w:val="333333"/>
-          <w:sz w:val="24"/>
-        </w:rPr>
-        <w:t>O sistema deve gerar dinamicamente o código Pix Copia e Cola padrão EMV com o CRC16 calculado corretamente sobre os dados da compra.</w:t>
-      </w:r>
-    </w:p>
-    <w:p>
-      <w:pPr>
-        <w:pStyle w:val="ListBullet"/>
-        <w:spacing w:after="60" w:line="276" w:lineRule="auto"/>
-        <w:jc w:val="both"/>
-      </w:pPr>
-      <w:r>
-        <w:rPr>
-          <w:rFonts w:ascii="Arial" w:hAnsi="Arial"/>
-          <w:b/>
-          <w:color w:val="333333"/>
-          <w:sz w:val="24"/>
-        </w:rPr>
-        <w:t xml:space="preserve">RF04 - Cadastro de Cartões: </w:t>
-      </w:r>
-      <w:r>
-        <w:rPr>
-          <w:rFonts w:ascii="Arial" w:hAnsi="Arial"/>
-          <w:color w:val="333333"/>
-          <w:sz w:val="24"/>
-        </w:rPr>
-        <w:t>O sistema deve permitir o cadastro de cartões de crédito vinculados ao usuário autenticado, mascarando o número físico.</w:t>
-      </w:r>
-    </w:p>
-    <w:p>
-      <w:pPr>
-        <w:pStyle w:val="ListBullet"/>
-        <w:spacing w:after="60" w:line="276" w:lineRule="auto"/>
-        <w:jc w:val="both"/>
-      </w:pPr>
-      <w:r>
-        <w:rPr>
-          <w:rFonts w:ascii="Arial" w:hAnsi="Arial"/>
-          <w:b/>
-          <w:color w:val="333333"/>
-          <w:sz w:val="24"/>
-        </w:rPr>
-        <w:t xml:space="preserve">RF05 - Painel de Configurações: </w:t>
-      </w:r>
-      <w:r>
-        <w:rPr>
-          <w:rFonts w:ascii="Arial" w:hAnsi="Arial"/>
-          <w:color w:val="333333"/>
-          <w:sz w:val="24"/>
-        </w:rPr>
-        <w:t>O sistema deve disponibilizar um painel administrativo com login seguro contendo tela de alteração das configurações de Pix.</w:t>
-      </w:r>
-    </w:p>
-    <w:p>
-      <w:pPr>
-        <w:pStyle w:val="ListBullet"/>
-        <w:spacing w:after="60" w:line="276" w:lineRule="auto"/>
-        <w:jc w:val="both"/>
-      </w:pPr>
-      <w:r>
-        <w:rPr>
-          <w:rFonts w:ascii="Arial" w:hAnsi="Arial"/>
-          <w:b/>
-          <w:color w:val="333333"/>
-          <w:sz w:val="24"/>
-        </w:rPr>
-        <w:t xml:space="preserve">RF06 - Auditoria de Acesso: </w:t>
-      </w:r>
-      <w:r>
-        <w:rPr>
-          <w:rFonts w:ascii="Arial" w:hAnsi="Arial"/>
-          <w:color w:val="333333"/>
-          <w:sz w:val="24"/>
-        </w:rPr>
-        <w:t>O sistema deve registrar logs de auditoria de login em banco de dados, contendo IP, data e sucesso para controle de invasões.</w:t>
-      </w:r>
-    </w:p>
-    <w:p>
-      <w:pPr>
-        <w:spacing w:after="120" w:line="360" w:lineRule="auto"/>
-        <w:jc w:val="both"/>
-      </w:pPr>
-      <w:r>
-        <w:rPr>
-          <w:rFonts w:ascii="Arial" w:hAnsi="Arial"/>
-          <w:color w:val="333333"/>
-          <w:sz w:val="24"/>
-        </w:rPr>
-        <w:t>Requisitos Não Funcionais (RNF):</w:t>
-      </w:r>
-    </w:p>
-    <w:p>
-      <w:pPr>
-        <w:pStyle w:val="ListBullet"/>
-        <w:spacing w:after="60" w:line="276" w:lineRule="auto"/>
-        <w:jc w:val="both"/>
-      </w:pPr>
-      <w:r>
-        <w:rPr>
-          <w:rFonts w:ascii="Arial" w:hAnsi="Arial"/>
-          <w:b/>
-          <w:color w:val="333333"/>
-          <w:sz w:val="24"/>
-        </w:rPr>
-        <w:t xml:space="preserve">RNF01 - Responsividade: </w:t>
-      </w:r>
-      <w:r>
-        <w:rPr>
-          <w:rFonts w:ascii="Arial" w:hAnsi="Arial"/>
-          <w:color w:val="333333"/>
-          <w:sz w:val="24"/>
-        </w:rPr>
-        <w:t>O sistema deve ser totalmente responsivo, adaptando-se perfeitamente a dispositivos móveis (smartphones) e desktop.</w:t>
-      </w:r>
-    </w:p>
-    <w:p>
-      <w:pPr>
-        <w:pStyle w:val="ListBullet"/>
-        <w:spacing w:after="60" w:line="276" w:lineRule="auto"/>
-        <w:jc w:val="both"/>
-      </w:pPr>
-      <w:r>
-        <w:rPr>
-          <w:rFonts w:ascii="Arial" w:hAnsi="Arial"/>
-          <w:b/>
-          <w:color w:val="333333"/>
-          <w:sz w:val="24"/>
-        </w:rPr>
-        <w:t xml:space="preserve">RNF02 - Segurança de Cartões: </w:t>
-      </w:r>
-      <w:r>
-        <w:rPr>
-          <w:rFonts w:ascii="Arial" w:hAnsi="Arial"/>
-          <w:color w:val="333333"/>
-          <w:sz w:val="24"/>
-        </w:rPr>
-        <w:t>Os dados sensíveis de cartões de crédito não devem ser salvos por completo. Apenas os últimos 4 dígitos e a bandeira serão armazenados.</w:t>
-      </w:r>
-    </w:p>
-    <w:p>
-      <w:pPr>
-        <w:pStyle w:val="ListBullet"/>
-        <w:spacing w:after="60" w:line="276" w:lineRule="auto"/>
-        <w:jc w:val="both"/>
-      </w:pPr>
-      <w:r>
-        <w:rPr>
-          <w:rFonts w:ascii="Arial" w:hAnsi="Arial"/>
-          <w:b/>
-          <w:color w:val="333333"/>
-          <w:sz w:val="24"/>
-        </w:rPr>
-        <w:t xml:space="preserve">RNF03 - Criptografia de Senhas: </w:t>
-      </w:r>
-      <w:r>
-        <w:rPr>
-          <w:rFonts w:ascii="Arial" w:hAnsi="Arial"/>
-          <w:color w:val="333333"/>
-          <w:sz w:val="24"/>
-        </w:rPr>
-        <w:t>As senhas dos usuários devem ser armazenadas utilizando algoritmos de hash seguros (BCrypt) para proteção contra vazamento.</w:t>
-      </w:r>
-    </w:p>
-    <w:p>
-      <w:pPr>
-        <w:pStyle w:val="ListBullet"/>
-        <w:spacing w:after="60" w:line="276" w:lineRule="auto"/>
-        <w:jc w:val="both"/>
-      </w:pPr>
-      <w:r>
-        <w:rPr>
-          <w:rFonts w:ascii="Arial" w:hAnsi="Arial"/>
-          <w:b/>
-          <w:color w:val="333333"/>
-          <w:sz w:val="24"/>
-        </w:rPr>
-        <w:t xml:space="preserve">RNF04 - Contraste e Acessibilidade: </w:t>
-      </w:r>
-      <w:r>
-        <w:rPr>
-          <w:rFonts w:ascii="Arial" w:hAnsi="Arial"/>
-          <w:color w:val="333333"/>
-          <w:sz w:val="24"/>
-        </w:rPr>
-        <w:t>A interface deve possuir contraste de cores de no mínimo 4.5:1 para garantir acessibilidade visual.</w:t>
-      </w:r>
-    </w:p>
-    <w:p>
-      <w:pPr>
-        <w:pStyle w:val="ListBullet"/>
-        <w:spacing w:after="60" w:line="276" w:lineRule="auto"/>
-        <w:jc w:val="both"/>
-      </w:pPr>
-      <w:r>
-        <w:rPr>
-          <w:rFonts w:ascii="Arial" w:hAnsi="Arial"/>
-          <w:b/>
-          <w:color w:val="333333"/>
-          <w:sz w:val="24"/>
-        </w:rPr>
-        <w:t xml:space="preserve">RNF05 - Desempenho transacional: </w:t>
-      </w:r>
-      <w:r>
-        <w:rPr>
-          <w:rFonts w:ascii="Arial" w:hAnsi="Arial"/>
-          <w:color w:val="333333"/>
-          <w:sz w:val="24"/>
-        </w:rPr>
-        <w:t>O tempo de resposta para a geração do código de pagamento Pix Copia e Cola não deve ultrapassar 1.5 segundos.</w:t>
-      </w:r>
-    </w:p>
-    <w:p>
-      <w:pPr>
-        <w:keepNext/>
-        <w:spacing w:before="240" w:after="80" w:line="360" w:lineRule="auto"/>
-      </w:pPr>
-      <w:r>
-        <w:rPr>
-          <w:rFonts w:ascii="Arial" w:hAnsi="Arial"/>
-          <w:b/>
-          <w:color w:val="D4AF37"/>
-          <w:sz w:val="24"/>
-        </w:rPr>
-        <w:t>4.3 Iterações de Desenvolvimento e Critérios de Aceite</w:t>
-      </w:r>
-    </w:p>
-    <w:p>
-      <w:pPr>
-        <w:spacing w:after="120" w:line="360" w:lineRule="auto"/>
-        <w:ind w:firstLine="709"/>
-        <w:jc w:val="both"/>
-      </w:pPr>
-      <w:r>
-        <w:rPr>
-          <w:rFonts w:ascii="Arial" w:hAnsi="Arial"/>
-          <w:color w:val="333333"/>
-          <w:sz w:val="24"/>
-        </w:rPr>
-        <w:t>As sprints foram planejadas com duração de 2 semanas cada. A Sprint 1 focou na base da aplicação (Catálogo e Pedidos Básicos). A Sprint 2 focou na modernização transacional (Cadastro de Cartões com Mockup 3D interativo, modal Pix dinâmico, Configurações Administrativas e Criptografia). A Sprint 3 focou nos modelos preditivos de Inteligência Artificial e fechamento de acessibilidade com VLibras.</w:t>
-      </w:r>
-    </w:p>
-    <w:p>
-      <w:pPr>
-        <w:spacing w:after="120" w:line="360" w:lineRule="auto"/>
-        <w:jc w:val="both"/>
-      </w:pPr>
-      <w:r>
-        <w:rPr>
-          <w:rFonts w:ascii="Arial" w:hAnsi="Arial"/>
-          <w:color w:val="333333"/>
-          <w:sz w:val="24"/>
-        </w:rPr>
-        <w:t>Critérios de Aceite definidos para a liberação da Sprint 2:</w:t>
-      </w:r>
-    </w:p>
-    <w:p>
-      <w:pPr>
-        <w:pStyle w:val="ListBullet"/>
-        <w:spacing w:after="60" w:line="276" w:lineRule="auto"/>
+        <w:spacing w:after="80" w:line="360" w:lineRule="auto"/>
+        <w:ind w:left="709"/>
         <w:jc w:val="both"/>
       </w:pPr>
       <w:r>
@@ -3421,13 +4318,14 @@
           <w:color w:val="333333"/>
           <w:sz w:val="24"/>
         </w:rPr>
-        <w:t>Ao selecionar 'Pix', o sistema deve invocar o helper C# e gerar um código EMV legível por aplicativos de banco.</w:t>
+        <w:t>A seleção de 'Pix' no checkout deve gerar um código copia e cola EMV com CRC16 válido contendo a chave comercial salva na base de dados.</w:t>
       </w:r>
     </w:p>
     <w:p>
       <w:pPr>
         <w:pStyle w:val="ListBullet"/>
-        <w:spacing w:after="60" w:line="276" w:lineRule="auto"/>
+        <w:spacing w:after="80" w:line="360" w:lineRule="auto"/>
+        <w:ind w:left="709"/>
         <w:jc w:val="both"/>
       </w:pPr>
       <w:r>
@@ -3445,13 +4343,14 @@
           <w:color w:val="333333"/>
           <w:sz w:val="24"/>
         </w:rPr>
-        <w:t>O formulário de cartão 3D deve realizar a rotação tridimensional (hover/focus) e mascarar o número do cartão salvando no BD apenas o formato **** **** **** 1234.</w:t>
+        <w:t>Ao focar no campo CVV do formulário, o cartão 3D deve realizar a rotação de 180 graus no eixo Y, exibindo a parte de trás do cartão simulado.</w:t>
       </w:r>
     </w:p>
     <w:p>
       <w:pPr>
         <w:pStyle w:val="ListBullet"/>
-        <w:spacing w:after="60" w:line="276" w:lineRule="auto"/>
+        <w:spacing w:after="80" w:line="360" w:lineRule="auto"/>
+        <w:ind w:left="709"/>
         <w:jc w:val="both"/>
       </w:pPr>
       <w:r>
@@ -3469,63 +4368,14 @@
           <w:color w:val="333333"/>
           <w:sz w:val="24"/>
         </w:rPr>
-        <w:t>O painel administrativo deve impedir o acesso de usuários comuns e permitir a atualização das 3 variáveis de Pix em tempo real.</w:t>
+        <w:t>Apenas os 4 últimos dígitos do cartão devem ser salvos no banco. Números de cartão completos inseridos na requisição POST devem ser rejeitados ou filtrados antes de qualquer operação de gravação.</w:t>
       </w:r>
     </w:p>
     <w:p>
-      <w:r>
-        <w:br w:type="page"/>
-      </w:r>
-    </w:p>
-    <w:p>
-      <w:pPr>
-        <w:keepNext/>
-        <w:spacing w:before="360" w:after="120" w:line="360" w:lineRule="auto"/>
-      </w:pPr>
-      <w:r>
-        <w:rPr>
-          <w:rFonts w:ascii="Arial" w:hAnsi="Arial"/>
-          <w:b/>
-          <w:color w:val="4A2711"/>
-          <w:sz w:val="28"/>
-        </w:rPr>
-        <w:t>5. MODELAGEM DE BANCO DE DADOS E NOSQL</w:t>
-      </w:r>
-    </w:p>
-    <w:p>
-      <w:pPr>
-        <w:keepNext/>
-        <w:spacing w:before="240" w:after="80" w:line="360" w:lineRule="auto"/>
-      </w:pPr>
-      <w:r>
-        <w:rPr>
-          <w:rFonts w:ascii="Arial" w:hAnsi="Arial"/>
-          <w:b/>
-          <w:color w:val="D4AF37"/>
-          <w:sz w:val="24"/>
-        </w:rPr>
-        <w:t>5.1 Identificação de Informações e Modelagem Conceitual</w:t>
-      </w:r>
-    </w:p>
-    <w:p>
-      <w:pPr>
-        <w:spacing w:after="120" w:line="360" w:lineRule="auto"/>
-        <w:ind w:firstLine="709"/>
-        <w:jc w:val="both"/>
-      </w:pPr>
-      <w:r>
-        <w:rPr>
-          <w:rFonts w:ascii="Arial" w:hAnsi="Arial"/>
-          <w:color w:val="333333"/>
-          <w:sz w:val="24"/>
-        </w:rPr>
-        <w:t>A base de dados foi projetada para apoiar de maneira consistente tanto as transações financeiras quanto a auditoria de acesso do sistema. Com a nova arquitetura de pagamentos e segurança, foram mapeadas as seguintes entidades fundamentais:</w:t>
-      </w:r>
-    </w:p>
-    <w:p>
       <w:pPr>
         <w:pStyle w:val="ListBullet"/>
-        <w:spacing w:after="60" w:line="276" w:lineRule="auto"/>
+        <w:spacing w:after="80" w:line="360" w:lineRule="auto"/>
+        <w:ind w:left="709"/>
         <w:jc w:val="both"/>
       </w:pPr>
       <w:r>
@@ -3543,13 +4393,14 @@
           <w:color w:val="333333"/>
           <w:sz w:val="24"/>
         </w:rPr>
-        <w:t>Clientes/Usuários: Dados cadastrais, e-mail e hash da senha securitizada.</w:t>
+        <w:t>As configurações do Pix editadas no painel administrativo por um usuário com a role 'Admin' devem ser salvas de forma persistente e refletir-se imediatamente nos novos pagamentos gerados.</w:t>
       </w:r>
     </w:p>
     <w:p>
       <w:pPr>
         <w:pStyle w:val="ListBullet"/>
-        <w:spacing w:after="60" w:line="276" w:lineRule="auto"/>
+        <w:spacing w:after="80" w:line="360" w:lineRule="auto"/>
+        <w:ind w:left="709"/>
         <w:jc w:val="both"/>
       </w:pPr>
       <w:r>
@@ -3567,138 +4418,93 @@
           <w:color w:val="333333"/>
           <w:sz w:val="24"/>
         </w:rPr>
-        <w:t>Categorias e Produtos: Dados comerciais dos itens do cardápio e status de estoque.</w:t>
+        <w:t>Toda tentativa de login, com sucesso ou falha, deve ser registrada na tabela 'LogsLogin' com carimbo de data/hora (UTC) e IP da requisição.</w:t>
       </w:r>
     </w:p>
     <w:p>
-      <w:pPr>
-        <w:pStyle w:val="ListBullet"/>
-        <w:spacing w:after="60" w:line="276" w:lineRule="auto"/>
-        <w:jc w:val="both"/>
+      <w:r>
+        <w:br w:type="page"/>
+      </w:r>
+    </w:p>
+    <w:p>
+      <w:pPr>
+        <w:keepNext/>
+        <w:spacing w:before="480" w:after="240" w:line="360" w:lineRule="auto"/>
       </w:pPr>
       <w:r>
         <w:rPr>
           <w:rFonts w:ascii="Arial" w:hAnsi="Arial"/>
           <w:b/>
-          <w:color w:val="333333"/>
+          <w:color w:val="4A2711"/>
+          <w:sz w:val="28"/>
+        </w:rPr>
+        <w:t>5. MODELAGEM DE BANCO DE DADOS E NOSQL</w:t>
+      </w:r>
+    </w:p>
+    <w:p>
+      <w:pPr>
+        <w:keepNext/>
+        <w:spacing w:before="360" w:after="160" w:line="360" w:lineRule="auto"/>
+      </w:pPr>
+      <w:r>
+        <w:rPr>
+          <w:rFonts w:ascii="Arial" w:hAnsi="Arial"/>
+          <w:b/>
+          <w:color w:val="A67C00"/>
           <w:sz w:val="24"/>
         </w:rPr>
-        <w:t xml:space="preserve">* </w:t>
+        <w:t>5.1 Arquitetura da Informação e Modelagem Conceitual</w:t>
       </w:r>
+    </w:p>
+    <w:p>
+      <w:pPr>
+        <w:spacing w:after="120" w:line="360" w:lineRule="auto"/>
+        <w:ind w:firstLine="709"/>
+        <w:jc w:val="both"/>
+      </w:pPr>
       <w:r>
         <w:rPr>
           <w:rFonts w:ascii="Arial" w:hAnsi="Arial"/>
           <w:color w:val="333333"/>
           <w:sz w:val="24"/>
         </w:rPr>
-        <w:t>Pedidos e Itens de Pedido: Registro das vendas realizadas, com valores unitários, totais e status logísticos.</w:t>
+        <w:t>A modelagem da base de dados desempenha um papel fundamental para garantir a estabilidade operacional e a consistência das transações comerciais da confeitaria Rosquinha do Neguin. O mapeamento conceitual das informações focou no isolamento de entidades lógicas, na eliminação de redundâncias de dados através da aplicação das formas normais (1FN, 2FN e 3FN) e na rastreabilidade dos acessos ao painel administrativo. Para a implementação dos novos recursos transacionais, a modelagem conceitual foi estendida para suportar a parametrização de chaves do Pix, a guarda mascarada de cartões de crédito e o histórico de auditoria de login.</w:t>
       </w:r>
     </w:p>
     <w:p>
       <w:pPr>
-        <w:pStyle w:val="ListBullet"/>
-        <w:spacing w:after="60" w:line="276" w:lineRule="auto"/>
-        <w:jc w:val="both"/>
+        <w:keepNext/>
+        <w:spacing w:before="360" w:after="160" w:line="360" w:lineRule="auto"/>
       </w:pPr>
       <w:r>
         <w:rPr>
           <w:rFonts w:ascii="Arial" w:hAnsi="Arial"/>
           <w:b/>
-          <w:color w:val="333333"/>
+          <w:color w:val="A67C00"/>
           <w:sz w:val="24"/>
         </w:rPr>
-        <w:t xml:space="preserve">* </w:t>
+        <w:t>5.2 Modelo Lógico e Relacionamento das Tabelas</w:t>
       </w:r>
+    </w:p>
+    <w:p>
+      <w:pPr>
+        <w:spacing w:after="120" w:line="360" w:lineRule="auto"/>
+        <w:ind w:firstLine="709"/>
+        <w:jc w:val="both"/>
+      </w:pPr>
       <w:r>
         <w:rPr>
           <w:rFonts w:ascii="Arial" w:hAnsi="Arial"/>
           <w:color w:val="333333"/>
           <w:sz w:val="24"/>
         </w:rPr>
-        <w:t>Cartões de Crédito: Armazenamento seguro de cartões com números mascarados associados a um usuário.</w:t>
+        <w:t>O modelo lógico traduz o diagrama conceitual em tabelas relacionais com a definição exata de tipos de dados, restrições de integridade, chaves primárias (PK) e estrangeiras (FK). A base de dados estruturada no SQLite contém seis tabelas principais interconectadas:</w:t>
       </w:r>
     </w:p>
     <w:p>
       <w:pPr>
-        <w:pStyle w:val="ListBullet"/>
-        <w:spacing w:after="60" w:line="276" w:lineRule="auto"/>
-        <w:jc w:val="both"/>
-      </w:pPr>
-      <w:r>
-        <w:rPr>
-          <w:rFonts w:ascii="Arial" w:hAnsi="Arial"/>
-          <w:b/>
-          <w:color w:val="333333"/>
-          <w:sz w:val="24"/>
-        </w:rPr>
-        <w:t xml:space="preserve">* </w:t>
-      </w:r>
-      <w:r>
-        <w:rPr>
-          <w:rFonts w:ascii="Arial" w:hAnsi="Arial"/>
-          <w:color w:val="333333"/>
-          <w:sz w:val="24"/>
-        </w:rPr>
-        <w:t>Configurações: Chave-valor para variáveis dinâmicas (como a Chave Pix do administrador).</w:t>
-      </w:r>
-    </w:p>
-    <w:p>
-      <w:pPr>
-        <w:pStyle w:val="ListBullet"/>
-        <w:spacing w:after="60" w:line="276" w:lineRule="auto"/>
-        <w:jc w:val="both"/>
-      </w:pPr>
-      <w:r>
-        <w:rPr>
-          <w:rFonts w:ascii="Arial" w:hAnsi="Arial"/>
-          <w:b/>
-          <w:color w:val="333333"/>
-          <w:sz w:val="24"/>
-        </w:rPr>
-        <w:t xml:space="preserve">* </w:t>
-      </w:r>
-      <w:r>
-        <w:rPr>
-          <w:rFonts w:ascii="Arial" w:hAnsi="Arial"/>
-          <w:color w:val="333333"/>
-          <w:sz w:val="24"/>
-        </w:rPr>
-        <w:t>Logs de Login: Registro cronológico de auditoria para controle de segurança de logins de usuários administrativos e clientes.</w:t>
-      </w:r>
-    </w:p>
-    <w:p>
-      <w:pPr>
         <w:keepNext/>
-        <w:spacing w:before="240" w:after="80" w:line="360" w:lineRule="auto"/>
-      </w:pPr>
-      <w:r>
-        <w:rPr>
-          <w:rFonts w:ascii="Arial" w:hAnsi="Arial"/>
-          <w:b/>
-          <w:color w:val="D4AF37"/>
-          <w:sz w:val="24"/>
-        </w:rPr>
-        <w:t>5.2 Modelo Lógico e Relacionamentos das Novas Tabelas</w:t>
-      </w:r>
-    </w:p>
-    <w:p>
-      <w:pPr>
-        <w:spacing w:after="120" w:line="360" w:lineRule="auto"/>
-        <w:ind w:firstLine="709"/>
-        <w:jc w:val="both"/>
-      </w:pPr>
-      <w:r>
-        <w:rPr>
-          <w:rFonts w:ascii="Arial" w:hAnsi="Arial"/>
-          <w:color w:val="333333"/>
-          <w:sz w:val="24"/>
-        </w:rPr>
-        <w:t>O banco de dados relacional foi implementado no SQLite (ambiente de desenvolvimento/acadêmico) e mapeado para MySQL no ambiente de produção. O diagrama físico foi gerado para representar graficamente as dependências de chaves primárias (PK) e estrangeiras (FK).</w:t>
-      </w:r>
-    </w:p>
-    <w:p>
-      <w:pPr>
-        <w:spacing w:after="60" w:before="200"/>
+        <w:spacing w:after="80" w:before="280"/>
         <w:jc w:val="center"/>
       </w:pPr>
       <w:r>
@@ -3713,13 +4519,14 @@
     </w:p>
     <w:p>
       <w:pPr>
-        <w:spacing w:after="60"/>
+        <w:keepNext/>
+        <w:spacing w:after="80"/>
         <w:jc w:val="center"/>
       </w:pPr>
       <w:r>
         <w:drawing>
           <wp:inline xmlns:a="http://schemas.openxmlformats.org/drawingml/2006/main" xmlns:pic="http://schemas.openxmlformats.org/drawingml/2006/picture">
-            <wp:extent cx="5303520" cy="3525804"/>
+            <wp:extent cx="5120640" cy="3404225"/>
             <wp:docPr id="1" name="Picture 1"/>
             <wp:cNvGraphicFramePr>
               <a:graphicFrameLocks noChangeAspect="1"/>
@@ -3740,7 +4547,7 @@
                   <pic:spPr>
                     <a:xfrm>
                       <a:off x="0" y="0"/>
-                      <a:ext cx="5303520" cy="3525804"/>
+                      <a:ext cx="5120640" cy="3404225"/>
                     </a:xfrm>
                     <a:prstGeom prst="rect"/>
                   </pic:spPr>
@@ -3753,7 +4560,7 @@
     </w:p>
     <w:p>
       <w:pPr>
-        <w:spacing w:after="200"/>
+        <w:spacing w:after="280"/>
         <w:jc w:val="center"/>
       </w:pPr>
       <w:r>
@@ -3778,13 +4585,14 @@
           <w:color w:val="333333"/>
           <w:sz w:val="24"/>
         </w:rPr>
-        <w:t>Dentre as tabelas implementadas, detalham-se as chaves e relacionamentos abaixo:</w:t>
+        <w:t>Abaixo estão detalhados os relacionamentos e regras de integridade física configurados na base relacional:</w:t>
       </w:r>
     </w:p>
     <w:p>
       <w:pPr>
         <w:pStyle w:val="ListBullet"/>
-        <w:spacing w:after="60" w:line="276" w:lineRule="auto"/>
+        <w:spacing w:after="80" w:line="360" w:lineRule="auto"/>
+        <w:ind w:left="709"/>
         <w:jc w:val="both"/>
       </w:pPr>
       <w:r>
@@ -3802,13 +4610,14 @@
           <w:color w:val="333333"/>
           <w:sz w:val="24"/>
         </w:rPr>
-        <w:t>Possui relacionamento 1:N com 'Pedidos' (um usuário pode fazer vários pedidos) e 1:N com 'CartoesCredito' (um usuário pode salvar vários cartões). Também possui relacionamento 1:N com 'LogsLogin' para registrar todas as suas tentativas de acesso.</w:t>
+        <w:t>Representa os clientes e administradores do sistema. Possui relacionamento 1:N com 'Pedidos' (um cliente pode realizar múltiplos pedidos), relacionamento 1:N com 'CartoesCredito' (um usuário pode cadastrar múltiplos cartões de crédito) e relacionamento 1:N com 'LogsLogin' (um usuário pode registrar diversas tentativas de login). O e-mail é indexado como chave única (UNIQUE) para otimização de consultas e controle de login.</w:t>
       </w:r>
     </w:p>
     <w:p>
       <w:pPr>
         <w:pStyle w:val="ListBullet"/>
-        <w:spacing w:after="60" w:line="276" w:lineRule="auto"/>
+        <w:spacing w:after="80" w:line="360" w:lineRule="auto"/>
+        <w:ind w:left="709"/>
         <w:jc w:val="both"/>
       </w:pPr>
       <w:r>
@@ -3826,13 +4635,39 @@
           <w:color w:val="333333"/>
           <w:sz w:val="24"/>
         </w:rPr>
-        <w:t>Contém UsuarioId [FK] referenciando Usuarios. O relacionamento é do tipo 1:N. Armazena o token e a bandeira detectada.</w:t>
+        <w:t>Vincula os cartões de crédito salvos aos usuários correspondentes. Contém a chave estrangeira UsuarioId apontando para a PK da tabela Usuarios. Configura-se com exclusão em cascata (ON DELETE CASCADE), garantindo que, se um usuário for deletado do sistema, todas as suas credenciais de cartão salvas sejam limpas por motivos de conformidade regulatória. O número do cartão é salvo estritamente mascarado (ex: **** **** **** 4321).</w:t>
       </w:r>
     </w:p>
     <w:p>
       <w:pPr>
         <w:pStyle w:val="ListBullet"/>
-        <w:spacing w:after="60" w:line="276" w:lineRule="auto"/>
+        <w:spacing w:after="80" w:line="360" w:lineRule="auto"/>
+        <w:ind w:left="709"/>
+        <w:jc w:val="both"/>
+      </w:pPr>
+      <w:r>
+        <w:rPr>
+          <w:rFonts w:ascii="Arial" w:hAnsi="Arial"/>
+          <w:b/>
+          <w:color w:val="333333"/>
+          <w:sz w:val="24"/>
+        </w:rPr>
+        <w:t xml:space="preserve">Tabela LogsLogin: </w:t>
+      </w:r>
+      <w:r>
+        <w:rPr>
+          <w:rFonts w:ascii="Arial" w:hAnsi="Arial"/>
+          <w:color w:val="333333"/>
+          <w:sz w:val="24"/>
+        </w:rPr>
+        <w:t>Registra o histórico de auditoria de tentativas de autenticação. Vincula-se a Usuarios de forma opcional (chave estrangeira UsuarioId aceita valores nulos). Caso ocorra uma tentativa de login com um e-mail não existente, o log é gravado com UsuarioId nulo, registrando a tentativa anônima. A restrição é configurada como ON DELETE SET NULL.</w:t>
+      </w:r>
+    </w:p>
+    <w:p>
+      <w:pPr>
+        <w:pStyle w:val="ListBullet"/>
+        <w:spacing w:after="80" w:line="360" w:lineRule="auto"/>
+        <w:ind w:left="709"/>
         <w:jc w:val="both"/>
       </w:pPr>
       <w:r>
@@ -3850,13 +4685,14 @@
           <w:color w:val="333333"/>
           <w:sz w:val="24"/>
         </w:rPr>
-        <w:t>Mapeada para armazenar parâmetros do sistema (ex: PixKey, PixBeneficiario, PixCidade) de forma desacoplada no código.</w:t>
+        <w:t>Armazena as configurações globais do sistema, como as chaves de Pix e detalhes do beneficiário. A chave atua como chave primária única, permitindo consultas diretas em O(1) de complexidade no backend.</w:t>
       </w:r>
     </w:p>
     <w:p>
       <w:pPr>
         <w:pStyle w:val="ListBullet"/>
-        <w:spacing w:after="60" w:line="276" w:lineRule="auto"/>
+        <w:spacing w:after="80" w:line="360" w:lineRule="auto"/>
+        <w:ind w:left="709"/>
         <w:jc w:val="both"/>
       </w:pPr>
       <w:r>
@@ -3866,7 +4702,7 @@
           <w:color w:val="333333"/>
           <w:sz w:val="24"/>
         </w:rPr>
-        <w:t xml:space="preserve">Tabela LogsLogin: </w:t>
+        <w:t xml:space="preserve">Tabela Pedidos: </w:t>
       </w:r>
       <w:r>
         <w:rPr>
@@ -3874,22 +4710,22 @@
           <w:color w:val="333333"/>
           <w:sz w:val="24"/>
         </w:rPr>
-        <w:t>Registra o histórico de logins. Contém UsuarioId [FK] que aponta para a tabela Usuarios. Se o e-mail não for cadastrado, a chave estrangeira aceita valores nulos (null) para registrar a tentativa de ataque anônimo.</w:t>
+        <w:t>Registra as transações de venda realizadas. Vincula-se a Usuarios e a CartoesCredito através de chaves estrangeiras com restrição de integridade configurada para ON DELETE SET NULL, garantindo que o histórico financeiro do pedido não seja perdido caso o cartão do cliente seja removido da plataforma.</w:t>
       </w:r>
     </w:p>
     <w:p>
       <w:pPr>
         <w:keepNext/>
-        <w:spacing w:before="240" w:after="80" w:line="360" w:lineRule="auto"/>
+        <w:spacing w:before="360" w:after="160" w:line="360" w:lineRule="auto"/>
       </w:pPr>
       <w:r>
         <w:rPr>
           <w:rFonts w:ascii="Arial" w:hAnsi="Arial"/>
           <w:b/>
-          <w:color w:val="D4AF37"/>
+          <w:color w:val="A67C00"/>
           <w:sz w:val="24"/>
         </w:rPr>
-        <w:t>5.3 Script SQL e Operações CRUD Principais</w:t>
+        <w:t>5.3 Script DDL Completo e Operações CRUD no Backend</w:t>
       </w:r>
     </w:p>
     <w:p>
@@ -3904,14 +4740,8 @@
           <w:color w:val="333333"/>
           <w:sz w:val="24"/>
         </w:rPr>
-        <w:t>O script SQL abaixo representa a criação física das tabelas no banco de dados relacional Rosquinha do Neguin:</w:t>
+        <w:t>O código SQL DDL (Data Definition Language) abaixo representa a criação física da estrutura de tabelas relacionais do sistema:</w:t>
       </w:r>
-    </w:p>
-    <w:p>
-      <w:pPr>
-        <w:spacing w:before="60" w:after="60" w:line="240" w:lineRule="auto"/>
-        <w:ind w:left="576"/>
-      </w:pPr>
     </w:p>
     <w:tbl>
       <w:tblPr>
@@ -3926,25 +4756,31 @@
         <w:tc>
           <w:tcPr>
             <w:tcW w:type="dxa" w:w="9405"/>
-            <w:shd w:fill="F5F5F5"/>
+            <w:shd w:fill="F8F9FA"/>
             <w:tcMar>
-              <w:top w:w="100" w:type="dxa"/>
-              <w:bottom w:w="100" w:type="dxa"/>
-              <w:left w:w="150" w:type="dxa"/>
-              <w:right w:w="150" w:type="dxa"/>
+              <w:top w:w="140" w:type="dxa"/>
+              <w:bottom w:w="140" w:type="dxa"/>
+              <w:left w:w="180" w:type="dxa"/>
+              <w:right w:w="180" w:type="dxa"/>
             </w:tcMar>
+            <w:tcBorders>
+              <w:top w:val="single" w:sz="4" w:space="0" w:color="E9ECEF"/>
+              <w:left w:val="single" w:sz="4" w:space="0" w:color="E9ECEF"/>
+              <w:bottom w:val="single" w:sz="4" w:space="0" w:color="E9ECEF"/>
+              <w:right w:val="single" w:sz="4" w:space="0" w:color="E9ECEF"/>
+            </w:tcBorders>
           </w:tcPr>
           <w:p>
             <w:pPr>
-              <w:spacing w:after="0" w:line="240" w:lineRule="auto"/>
+              <w:spacing w:after="0" w:line="276" w:lineRule="auto"/>
             </w:pPr>
             <w:r>
               <w:rPr>
                 <w:rFonts w:ascii="Courier New" w:hAnsi="Courier New"/>
-                <w:color w:val="000000"/>
+                <w:color w:val="212529"/>
                 <w:sz w:val="19"/>
               </w:rPr>
-              <w:t>-- Criação do banco de dados relacional</w:t>
+              <w:t>-- Script DDL de criação física do Banco de Dados</w:t>
               <w:br/>
               <w:t>CREATE TABLE `Usuarios` (</w:t>
               <w:br/>
@@ -4001,7 +4837,7 @@
               <w:br/>
               <w:t xml:space="preserve">    `Ip` TEXT NOT NULL,</w:t>
               <w:br/>
-              <w:t xml:space="preserve">    `Sucesso` INTEGER NOT NULL, -- 0 ou 1</w:t>
+              <w:t xml:space="preserve">    `Sucesso` INTEGER NOT NULL, -- 0 para falha, 1 para sucesso</w:t>
               <w:br/>
               <w:t xml:space="preserve">    `UsuarioId` INTEGER NULL,</w:t>
               <w:br/>
@@ -4044,12 +4880,13 @@
     </w:tbl>
     <w:p>
       <w:pPr>
-        <w:spacing w:after="80" w:line="240" w:lineRule="auto"/>
+        <w:spacing w:before="80" w:after="80" w:line="240" w:lineRule="auto"/>
       </w:pPr>
     </w:p>
     <w:p>
       <w:pPr>
         <w:spacing w:after="120" w:line="360" w:lineRule="auto"/>
+        <w:ind w:firstLine="709"/>
         <w:jc w:val="both"/>
       </w:pPr>
       <w:r>
@@ -4058,14 +4895,8 @@
           <w:color w:val="333333"/>
           <w:sz w:val="24"/>
         </w:rPr>
-        <w:t>Operações CRUD e Consultas SQL típicas utilizadas pelo backend:</w:t>
+        <w:t>Durante a execução do sistema, o backend traduz as rotas em comandos SQL otimizados. Apresentam-se as principais consultas de gravação, auditoria e relatórios:</w:t>
       </w:r>
-    </w:p>
-    <w:p>
-      <w:pPr>
-        <w:spacing w:before="60" w:after="60" w:line="240" w:lineRule="auto"/>
-        <w:ind w:left="576"/>
-      </w:pPr>
     </w:p>
     <w:tbl>
       <w:tblPr>
@@ -4080,56 +4911,66 @@
         <w:tc>
           <w:tcPr>
             <w:tcW w:type="dxa" w:w="9405"/>
-            <w:shd w:fill="F5F5F5"/>
+            <w:shd w:fill="F8F9FA"/>
             <w:tcMar>
-              <w:top w:w="100" w:type="dxa"/>
-              <w:bottom w:w="100" w:type="dxa"/>
-              <w:left w:w="150" w:type="dxa"/>
-              <w:right w:w="150" w:type="dxa"/>
+              <w:top w:w="140" w:type="dxa"/>
+              <w:bottom w:w="140" w:type="dxa"/>
+              <w:left w:w="180" w:type="dxa"/>
+              <w:right w:w="180" w:type="dxa"/>
             </w:tcMar>
+            <w:tcBorders>
+              <w:top w:val="single" w:sz="4" w:space="0" w:color="E9ECEF"/>
+              <w:left w:val="single" w:sz="4" w:space="0" w:color="E9ECEF"/>
+              <w:bottom w:val="single" w:sz="4" w:space="0" w:color="E9ECEF"/>
+              <w:right w:val="single" w:sz="4" w:space="0" w:color="E9ECEF"/>
+            </w:tcBorders>
           </w:tcPr>
           <w:p>
             <w:pPr>
-              <w:spacing w:after="0" w:line="240" w:lineRule="auto"/>
+              <w:spacing w:after="0" w:line="276" w:lineRule="auto"/>
             </w:pPr>
             <w:r>
               <w:rPr>
                 <w:rFonts w:ascii="Courier New" w:hAnsi="Courier New"/>
-                <w:color w:val="000000"/>
+                <w:color w:val="212529"/>
                 <w:sz w:val="19"/>
               </w:rPr>
-              <w:t>-- 1. Registrar cartão de crédito associado a um usuário logado</w:t>
+              <w:t>-- 1. Inserir novo cartão criptografado no banco</w:t>
               <w:br/>
               <w:t>INSERT INTO CartoesCredito (NumeroMascarado, Bandeira, NomeTitular, Validade, UsuarioId, CriadoEm)</w:t>
               <w:br/>
-              <w:t>VALUES ('**** **** **** 4321', 'Visa', 'MARIA S SILVA', '12/29', 2, '2026-05-22 18:00:00');</w:t>
+              <w:t>VALUES ('**** **** **** 8888', 'Mastercard', 'JOAO SILVA', '11/30', 3, '2026-05-22 19:00:00');</w:t>
               <w:br/>
               <w:br/>
-              <w:t>-- 2. Registrar log de tentativa de login malsucedida (Auditoria)</w:t>
+              <w:t>-- 2. Registrar log de tentativa de login malsucedida (Auditoria de Invasões)</w:t>
               <w:br/>
               <w:t>INSERT INTO LogsLogin (Data, Ip, Sucesso, UsuarioId)</w:t>
               <w:br/>
-              <w:t>VALUES ('2026-05-22 18:30:00', '192.168.1.15', 0, (SELECT Id FROM Usuarios WHERE Email = 'hack@gmail.com'));</w:t>
+              <w:t>VALUES ('2026-05-22 19:10:00', '192.168.10.55', 0, (SELECT Id FROM Usuarios WHERE Email = 'hack@attack.com'));</w:t>
               <w:br/>
               <w:br/>
-              <w:t>-- 3. Atualizar chave Pix do administrador no painel</w:t>
+              <w:t>-- 3. Atualizar ou inserir parametro Pix do Administrador (Upsert)</w:t>
               <w:br/>
-              <w:t xml:space="preserve">INSERT INTO Configuracoes (Chave, Valor) </w:t>
+              <w:t>INSERT INTO Configuracoes (Chave, Valor)</w:t>
               <w:br/>
               <w:t>VALUES ('PixKey', 'pix@rosquinhadoneguin.com.br')</w:t>
               <w:br/>
               <w:t>ON CONFLICT(Chave) DO UPDATE SET Valor = excluded.Valor;</w:t>
               <w:br/>
               <w:br/>
-              <w:t>-- 4. Listar vendas consolidadas e forma de pagamento para relatórios</w:t>
+              <w:t>-- 4. Selecionar pedidos confirmados com detalhes do cartão</w:t>
               <w:br/>
-              <w:t xml:space="preserve">SELECT Pedidos.Id, Pedidos.Total, Pedidos.MetodoPagamento, CartoesCredito.Bandeira </w:t>
+              <w:t xml:space="preserve">SELECT P.Id, P.Total, P.CriadoEm, C.Bandeira, U.Nome </w:t>
               <w:br/>
-              <w:t xml:space="preserve">FROM Pedidos </w:t>
+              <w:t>FROM Pedidos P</w:t>
               <w:br/>
-              <w:t xml:space="preserve">LEFT JOIN CartoesCredito ON Pedidos.CartaoId = CartoesCredito.Id </w:t>
+              <w:t>INNER JOIN Usuarios U ON P.UsuarioId = U.Id</w:t>
               <w:br/>
-              <w:t>ORDER BY Pedidos.CriadoEm DESC;</w:t>
+              <w:t>LEFT JOIN CartoesCredito C ON P.CartaoId = C.Id</w:t>
+              <w:br/>
+              <w:t>WHERE P.Status = 'confirmado'</w:t>
+              <w:br/>
+              <w:t>ORDER BY P.CriadoEm DESC;</w:t>
             </w:r>
           </w:p>
         </w:tc>
@@ -4137,22 +4978,22 @@
     </w:tbl>
     <w:p>
       <w:pPr>
-        <w:spacing w:after="80" w:line="240" w:lineRule="auto"/>
+        <w:spacing w:before="80" w:after="80" w:line="240" w:lineRule="auto"/>
       </w:pPr>
     </w:p>
     <w:p>
       <w:pPr>
         <w:keepNext/>
-        <w:spacing w:before="240" w:after="80" w:line="360" w:lineRule="auto"/>
+        <w:spacing w:before="360" w:after="160" w:line="360" w:lineRule="auto"/>
       </w:pPr>
       <w:r>
         <w:rPr>
           <w:rFonts w:ascii="Arial" w:hAnsi="Arial"/>
           <w:b/>
-          <w:color w:val="D4AF37"/>
+          <w:color w:val="A67C00"/>
           <w:sz w:val="24"/>
         </w:rPr>
-        <w:t>5.4 Justificativa Técnica do Modelo Híbrido Relacional e NoSQL</w:t>
+        <w:t>5.4 Modelo Híbrido Relacional e NoSQL: Análise Comparativa</w:t>
       </w:r>
     </w:p>
     <w:p>
@@ -4167,7 +5008,7 @@
           <w:color w:val="333333"/>
           <w:sz w:val="24"/>
         </w:rPr>
-        <w:t>A Rosquinha do Neguin utiliza um modelo de dados relacional (SQL) como núcleo devido à natureza transacional e financeira do negócio. A integridade referencial (como impedir a deleção de um cartão em uso em um pedido ativo) e a atomicidade ACID das transações de pagamento são vitais para o faturamento do negócio. O Entity Framework Core garante que as alterações no catálogo e pedidos ocorram sob transações seguras.</w:t>
+        <w:t>A base de dados transacional da Rosquinha do Neguin é fundamentada em tecnologia SQL (SQLite para desenvolvimento/teste e MySQL para produção) com o objetivo de garantir a consistência estrita dos dados financeiros. Em sistemas de pagamentos e controle de estoque, a ocorrência de inconsistências (como venda de um produto sem estoque ou registro de um pedido pago sem a gravação da transação) é inaceitável. O SQL provê garantias ACID (Atomicidade, Consistência, Isolamento e Durabilidade) nativas e integridade referencial rígida que atendem a esses requisitos.</w:t>
       </w:r>
     </w:p>
     <w:p>
@@ -4182,79 +5023,7 @@
           <w:color w:val="333333"/>
           <w:sz w:val="24"/>
         </w:rPr>
-        <w:t>Entretanto, justifica-se a utilização híbrida de um banco de dados NoSQL (como o MongoDB ou Redis) para as seguintes finalidades:</w:t>
-      </w:r>
-    </w:p>
-    <w:p>
-      <w:pPr>
-        <w:pStyle w:val="ListBullet"/>
-        <w:spacing w:after="60" w:line="276" w:lineRule="auto"/>
-        <w:jc w:val="both"/>
-      </w:pPr>
-      <w:r>
-        <w:rPr>
-          <w:rFonts w:ascii="Arial" w:hAnsi="Arial"/>
-          <w:b/>
-          <w:color w:val="333333"/>
-          <w:sz w:val="24"/>
-        </w:rPr>
-        <w:t xml:space="preserve">Histórico e Logs: </w:t>
-      </w:r>
-      <w:r>
-        <w:rPr>
-          <w:rFonts w:ascii="Arial" w:hAnsi="Arial"/>
-          <w:color w:val="333333"/>
-          <w:sz w:val="24"/>
-        </w:rPr>
-        <w:t>Armazenar o alto volume de Logs de Login e Logs de Auditoria gerados a cada requisição, evitando a sobrecarga e degradação de performance das tabelas transacionais principais no MySQL.</w:t>
-      </w:r>
-    </w:p>
-    <w:p>
-      <w:pPr>
-        <w:pStyle w:val="ListBullet"/>
-        <w:spacing w:after="60" w:line="276" w:lineRule="auto"/>
-        <w:jc w:val="both"/>
-      </w:pPr>
-      <w:r>
-        <w:rPr>
-          <w:rFonts w:ascii="Arial" w:hAnsi="Arial"/>
-          <w:b/>
-          <w:color w:val="333333"/>
-          <w:sz w:val="24"/>
-        </w:rPr>
-        <w:t xml:space="preserve">Sessão de Usuários (Redis): </w:t>
-      </w:r>
-      <w:r>
-        <w:rPr>
-          <w:rFonts w:ascii="Arial" w:hAnsi="Arial"/>
-          <w:color w:val="333333"/>
-          <w:sz w:val="24"/>
-        </w:rPr>
-        <w:t>Persistência do carrinho de compras ativo e sessão temporária dos usuários em cache rápido de memória, garantindo tempos de carregamento inferiores a 200ms.</w:t>
-      </w:r>
-    </w:p>
-    <w:p>
-      <w:pPr>
-        <w:pStyle w:val="ListBullet"/>
-        <w:spacing w:after="60" w:line="276" w:lineRule="auto"/>
-        <w:jc w:val="both"/>
-      </w:pPr>
-      <w:r>
-        <w:rPr>
-          <w:rFonts w:ascii="Arial" w:hAnsi="Arial"/>
-          <w:b/>
-          <w:color w:val="333333"/>
-          <w:sz w:val="24"/>
-        </w:rPr>
-        <w:t xml:space="preserve">Resultados de Machine Learning: </w:t>
-      </w:r>
-      <w:r>
-        <w:rPr>
-          <w:rFonts w:ascii="Arial" w:hAnsi="Arial"/>
-          <w:color w:val="333333"/>
-          <w:sz w:val="24"/>
-        </w:rPr>
-        <w:t>Salvar os registros das saídas dos modelos de Machine Learning (como a lista de recomendações do Apriori para cada usuário) em formato JSON dinâmico.</w:t>
+        <w:t>Entretanto, na arquitetura de produção proposta, projeta-se a utilização de uma base de dados híbrida que incorpora NoSQL em pontos estratégicos. O MongoDB (banco orientado a documentos) é justificado para o armazenamento da tabela LogsLogin e eventos de auditoria de segurança. O grande volume de logs gerados por conexões e consultas de usuários pode, em médio prazo, causar degradação e lentidão em bases relacionais transacionais. NoSQL permite a gravação rápida de logs estruturados em JSON sem sobrecarregar as tabelas principais. Além disso, projeta-se a utilização de Redis (NoSQL chave-valor em memória) para manter os carrinhos de compras temporários dos clientes ativos, reduzindo o tráfego de leitura no disco e permitindo tempos de latência inferiores a 100ms.</w:t>
       </w:r>
     </w:p>
     <w:p>
@@ -4265,7 +5034,7 @@
     <w:p>
       <w:pPr>
         <w:keepNext/>
-        <w:spacing w:before="360" w:after="120" w:line="360" w:lineRule="auto"/>
+        <w:spacing w:before="480" w:after="240" w:line="360" w:lineRule="auto"/>
       </w:pPr>
       <w:r>
         <w:rPr>
@@ -4280,16 +5049,16 @@
     <w:p>
       <w:pPr>
         <w:keepNext/>
-        <w:spacing w:before="240" w:after="80" w:line="360" w:lineRule="auto"/>
+        <w:spacing w:before="360" w:after="160" w:line="360" w:lineRule="auto"/>
       </w:pPr>
       <w:r>
         <w:rPr>
           <w:rFonts w:ascii="Arial" w:hAnsi="Arial"/>
           <w:b/>
-          <w:color w:val="D4AF37"/>
+          <w:color w:val="A67C00"/>
           <w:sz w:val="24"/>
         </w:rPr>
-        <w:t>6.1 Arquitetura Geral da Aplicação</w:t>
+        <w:t>6.1 Arquitetura MVC e Injeção de Dependências no ASP.NET Core</w:t>
       </w:r>
     </w:p>
     <w:p>
@@ -4304,115 +5073,59 @@
           <w:color w:val="333333"/>
           <w:sz w:val="24"/>
         </w:rPr>
-        <w:t>O backend do sistema foi implementado na plataforma .NET 8 utilizando o padrão arquitetural MVC (Model-View-Controller) / API. A aplicação é dividida logicamente em três camadas principais:</w:t>
+        <w:t>O backend do sistema Rosquinha do Neguin foi construído na plataforma .NET 8 utilizando o padrão de arquitetura MVC (Model-View-Controller) / API. Nessa estrutura, as responsabilidades do sistema são isoladas em camadas lógicas distintas. A camada Model gerencia os dados de domínio e mapeamento ORM, Controller recebe as requisições HTTP e direciona as validações de segurança, e a View é representada pelos recursos do frontend web dinâmico.</w:t>
       </w:r>
     </w:p>
     <w:p>
       <w:pPr>
-        <w:pStyle w:val="ListBullet"/>
-        <w:spacing w:after="60" w:line="276" w:lineRule="auto"/>
+        <w:spacing w:after="120" w:line="360" w:lineRule="auto"/>
+        <w:ind w:firstLine="709"/>
         <w:jc w:val="both"/>
       </w:pPr>
-      <w:r>
-        <w:rPr>
-          <w:rFonts w:ascii="Arial" w:hAnsi="Arial"/>
-          <w:b/>
-          <w:color w:val="333333"/>
-          <w:sz w:val="24"/>
-        </w:rPr>
-        <w:t xml:space="preserve">Camada de Modelos (Models &amp; Data): </w:t>
-      </w:r>
       <w:r>
         <w:rPr>
           <w:rFonts w:ascii="Arial" w:hAnsi="Arial"/>
           <w:color w:val="333333"/>
           <w:sz w:val="24"/>
         </w:rPr>
-        <w:t>Representa os dados físicos da base mapeados para classes C# (ex: Pedido, CartaoCredito, Usuario) e o contexto de conexão (AppDbContext) através do Entity Framework Core.</w:t>
+        <w:t>A injeção de dependências nativa do ASP.NET Core foi configurada no arquivo Program.cs para garantir o baixo acoplamento entre as classes. A conexão com o banco de dados através do DbContext (Entity Framework Core) é injetada com o ciclo de vida Scoped, significando que uma nova instância de conexão com o banco é criada a cada requisição HTTP recebida e automaticamente destruída (disposed) ao fim do ciclo da requisição, otimizando o consumo de conexões simultâneas.</w:t>
       </w:r>
     </w:p>
     <w:p>
       <w:pPr>
-        <w:pStyle w:val="ListBullet"/>
-        <w:spacing w:after="60" w:line="276" w:lineRule="auto"/>
-        <w:jc w:val="both"/>
+        <w:keepNext/>
+        <w:spacing w:before="360" w:after="160" w:line="360" w:lineRule="auto"/>
       </w:pPr>
       <w:r>
         <w:rPr>
           <w:rFonts w:ascii="Arial" w:hAnsi="Arial"/>
           <w:b/>
-          <w:color w:val="333333"/>
+          <w:color w:val="A67C00"/>
           <w:sz w:val="24"/>
         </w:rPr>
-        <w:t xml:space="preserve">Camada de Controle (Controllers): </w:t>
+        <w:t>6.2 Pilares de POO: Implementação Prática no Backend</w:t>
       </w:r>
+    </w:p>
+    <w:p>
+      <w:pPr>
+        <w:spacing w:after="120" w:line="360" w:lineRule="auto"/>
+        <w:ind w:firstLine="709"/>
+        <w:jc w:val="both"/>
+      </w:pPr>
       <w:r>
         <w:rPr>
           <w:rFonts w:ascii="Arial" w:hAnsi="Arial"/>
           <w:color w:val="333333"/>
           <w:sz w:val="24"/>
         </w:rPr>
-        <w:t>Controllers REST que recebem as requisições HTTP, gerenciam a autenticação via JWT, executam validações de segurança e chamam regras de negócio.</w:t>
+        <w:t>Os quatro pilares fundamentais da Programação Orientada a Objetos foram implementados de forma prática no código-fonte C# da plataforma web:</w:t>
       </w:r>
     </w:p>
     <w:p>
       <w:pPr>
         <w:pStyle w:val="ListBullet"/>
-        <w:spacing w:after="60" w:line="276" w:lineRule="auto"/>
-        <w:jc w:val="both"/>
-      </w:pPr>
-      <w:r>
-        <w:rPr>
-          <w:rFonts w:ascii="Arial" w:hAnsi="Arial"/>
-          <w:b/>
-          <w:color w:val="333333"/>
-          <w:sz w:val="24"/>
-        </w:rPr>
-        <w:t xml:space="preserve">Camada de Apresentação (Frontend/Views): </w:t>
-      </w:r>
-      <w:r>
-        <w:rPr>
-          <w:rFonts w:ascii="Arial" w:hAnsi="Arial"/>
-          <w:color w:val="333333"/>
-          <w:sz w:val="24"/>
-        </w:rPr>
-        <w:t>Interface em HTML5/JS moderno que se comunica de forma assíncrona (AJAX/Fetch) com os endpoints expostos pelo C#.</w:t>
-      </w:r>
-    </w:p>
-    <w:p>
-      <w:pPr>
-        <w:keepNext/>
-        <w:spacing w:before="240" w:after="80" w:line="360" w:lineRule="auto"/>
-      </w:pPr>
-      <w:r>
-        <w:rPr>
-          <w:rFonts w:ascii="Arial" w:hAnsi="Arial"/>
-          <w:b/>
-          <w:color w:val="D4AF37"/>
-          <w:sz w:val="24"/>
-        </w:rPr>
-        <w:t>6.2 Aplicação Prática dos Pilares de POO (C#)</w:t>
-      </w:r>
-    </w:p>
-    <w:p>
-      <w:pPr>
-        <w:spacing w:after="120" w:line="360" w:lineRule="auto"/>
-        <w:ind w:firstLine="709"/>
-        <w:jc w:val="both"/>
-      </w:pPr>
-      <w:r>
-        <w:rPr>
-          <w:rFonts w:ascii="Arial" w:hAnsi="Arial"/>
-          <w:color w:val="333333"/>
-          <w:sz w:val="24"/>
-        </w:rPr>
-        <w:t>Os quatro pilares da Programação Orientada a Objetos foram rigorosamente seguidos na escrita do código do sistema. Seguem as justificativas técnicas:</w:t>
-      </w:r>
-    </w:p>
-    <w:p>
-      <w:pPr>
-        <w:pStyle w:val="ListBullet"/>
-        <w:spacing w:after="60" w:line="276" w:lineRule="auto"/>
+        <w:spacing w:after="80" w:line="360" w:lineRule="auto"/>
+        <w:ind w:left="709"/>
         <w:jc w:val="both"/>
       </w:pPr>
       <w:r>
@@ -4430,13 +5143,14 @@
           <w:color w:val="333333"/>
           <w:sz w:val="24"/>
         </w:rPr>
-        <w:t>Os atributos sensíveis das entidades (como a senha criptografada de `Usuario` ou os dados de checkout) não são expostos diretamente. O acesso é feito através de propriedades com getters e setters controlados. O uso de DTOs (Data Transfer Objects) encapsula os dados trafegados na rede, expondo apenas o estritamente necessário para cada requisição.</w:t>
+        <w:t>As classes de modelo (ex: Usuario) ocultam seus atributos internos utilizando propriedades controladas por assessores get e set. Os dados confidenciais inseridos pelos clientes no checkout não são trafegados no backend sem controle; DTOs (Data Transfer Objects) encapsulam e validam as entradas do formulário, blindando a API contra injeções ou modificações acidentais.</w:t>
       </w:r>
     </w:p>
     <w:p>
       <w:pPr>
         <w:pStyle w:val="ListBullet"/>
-        <w:spacing w:after="60" w:line="276" w:lineRule="auto"/>
+        <w:spacing w:after="80" w:line="360" w:lineRule="auto"/>
+        <w:ind w:left="709"/>
         <w:jc w:val="both"/>
       </w:pPr>
       <w:r>
@@ -4454,13 +5168,14 @@
           <w:color w:val="333333"/>
           <w:sz w:val="24"/>
         </w:rPr>
-        <w:t>Classes de persistência e segurança compartilham comportamentos herdados de bibliotecas base. O `AppDbContext` herda de `DbContext` do Entity Framework. No sistema, a entidade `Usuario` atua como classe base que transfere propriedades como `Id`, `Nome` e `Email` para outras representações especializadas, simplificando a reutilização do código.</w:t>
+        <w:t>Classes de controllers REST e contextos de banco de dados estendem o comportamento de classes preexistentes do framework. Por exemplo, a classe de persistência AppDbContext estende a classe DbContext do Entity Framework. A classe base Usuario é herdada por roles específicas ou mapeada de forma polimórfica para autenticação segura.</w:t>
       </w:r>
     </w:p>
     <w:p>
       <w:pPr>
         <w:pStyle w:val="ListBullet"/>
-        <w:spacing w:after="60" w:line="276" w:lineRule="auto"/>
+        <w:spacing w:after="80" w:line="360" w:lineRule="auto"/>
+        <w:ind w:left="709"/>
         <w:jc w:val="both"/>
       </w:pPr>
       <w:r>
@@ -4478,13 +5193,14 @@
           <w:color w:val="333333"/>
           <w:sz w:val="24"/>
         </w:rPr>
-        <w:t>Utilizado no processamento de pagamentos. A classe base `Pagamento` define o método virtual `Processar()`. As classes derivadas (como `PagamentoPix` e `PagamentoCartao`) realizam o override (sobreposição) desse método para aplicar validações e comportamentos específicos em tempo de execução.</w:t>
+        <w:t>Implementado no motor de pagamentos. A classe abstrata Pagamento define o contrato virtual ProcessarPagamento(). Classes filhas, como PagamentoPix e PagamentoCartao, herdam de Pagamento e implementam a sobreposição (override) do método para processar as regras específicas de cada modalidade em tempo de execução.</w:t>
       </w:r>
     </w:p>
     <w:p>
       <w:pPr>
         <w:pStyle w:val="ListBullet"/>
-        <w:spacing w:after="60" w:line="276" w:lineRule="auto"/>
+        <w:spacing w:after="80" w:line="360" w:lineRule="auto"/>
+        <w:ind w:left="709"/>
         <w:jc w:val="both"/>
       </w:pPr>
       <w:r>
@@ -4502,22 +5218,22 @@
           <w:color w:val="333333"/>
           <w:sz w:val="24"/>
         </w:rPr>
-        <w:t>As assinaturas de métodos nas interfaces de repositórios (ex: `IPedidoRepository`) definem o contrato de persistência sem acoplamento a um banco de dados físico específico, permitindo a fácil substituição do banco por mocks em testes unitários.</w:t>
+        <w:t>A conexão entre a camada de controle (Controllers) e a persistência física é mediada por interfaces (abstrações) como IPedidoRepository, permitindo alterar a fonte física de dados (SQLite, MySQL, Mock em memória para testes) sem afetar a lógica central do sistema.</w:t>
       </w:r>
     </w:p>
     <w:p>
       <w:pPr>
         <w:keepNext/>
-        <w:spacing w:before="240" w:after="80" w:line="360" w:lineRule="auto"/>
+        <w:spacing w:before="360" w:after="160" w:line="360" w:lineRule="auto"/>
       </w:pPr>
       <w:r>
         <w:rPr>
           <w:rFonts w:ascii="Arial" w:hAnsi="Arial"/>
           <w:b/>
-          <w:color w:val="D4AF37"/>
+          <w:color w:val="A67C00"/>
           <w:sz w:val="24"/>
         </w:rPr>
-        <w:t>6.3 Implementação das Novas Funcionalidades de Pagamento</w:t>
+        <w:t>6.3 Códigos de Integração e Regras de Negócio de Pagamento</w:t>
       </w:r>
     </w:p>
     <w:p>
@@ -4532,23 +5248,23 @@
           <w:color w:val="333333"/>
           <w:sz w:val="24"/>
         </w:rPr>
-        <w:t>Abaixo estão os códigos fontes implementados na Sprint 2 para cadastrar cartões e gerar Pix comerciais dinâmicos:</w:t>
+        <w:t>Apresentam-se os trechos de código C# implementados para suportar o fluxo transacional integrado:</w:t>
       </w:r>
     </w:p>
     <w:p>
       <w:pPr>
         <w:keepNext/>
-        <w:spacing w:before="160" w:after="40" w:line="360" w:lineRule="auto"/>
+        <w:spacing w:before="240" w:after="120" w:line="360" w:lineRule="auto"/>
       </w:pPr>
       <w:r>
         <w:rPr>
           <w:rFonts w:ascii="Arial" w:hAnsi="Arial"/>
           <w:b/>
           <w:i/>
-          <w:color w:val="8A7968"/>
+          <w:color w:val="786450"/>
           <w:sz w:val="24"/>
         </w:rPr>
-        <w:t>Classe Helpers/PixGenerator.cs (C#)</w:t>
+        <w:t>Helpers/PixGenerator.cs</w:t>
       </w:r>
     </w:p>
     <w:p>
@@ -4562,14 +5278,8 @@
           <w:color w:val="333333"/>
           <w:sz w:val="24"/>
         </w:rPr>
-        <w:t>Responsável por concatenar a string EMV no formato Pix Copia e Cola e calcular o código verificador de redundância cíclica CRC16 de 16 bits:</w:t>
+        <w:t>Classe com lógica de formação de string no padrão EMV do Banco Central e algoritmo de verificação CRC16:</w:t>
       </w:r>
-    </w:p>
-    <w:p>
-      <w:pPr>
-        <w:spacing w:before="60" w:after="60" w:line="240" w:lineRule="auto"/>
-        <w:ind w:left="576"/>
-      </w:pPr>
     </w:p>
     <w:tbl>
       <w:tblPr>
@@ -4584,22 +5294,28 @@
         <w:tc>
           <w:tcPr>
             <w:tcW w:type="dxa" w:w="9405"/>
-            <w:shd w:fill="F5F5F5"/>
+            <w:shd w:fill="F8F9FA"/>
             <w:tcMar>
-              <w:top w:w="100" w:type="dxa"/>
-              <w:bottom w:w="100" w:type="dxa"/>
-              <w:left w:w="150" w:type="dxa"/>
-              <w:right w:w="150" w:type="dxa"/>
+              <w:top w:w="140" w:type="dxa"/>
+              <w:bottom w:w="140" w:type="dxa"/>
+              <w:left w:w="180" w:type="dxa"/>
+              <w:right w:w="180" w:type="dxa"/>
             </w:tcMar>
+            <w:tcBorders>
+              <w:top w:val="single" w:sz="4" w:space="0" w:color="E9ECEF"/>
+              <w:left w:val="single" w:sz="4" w:space="0" w:color="E9ECEF"/>
+              <w:bottom w:val="single" w:sz="4" w:space="0" w:color="E9ECEF"/>
+              <w:right w:val="single" w:sz="4" w:space="0" w:color="E9ECEF"/>
+            </w:tcBorders>
           </w:tcPr>
           <w:p>
             <w:pPr>
-              <w:spacing w:after="0" w:line="240" w:lineRule="auto"/>
+              <w:spacing w:after="0" w:line="276" w:lineRule="auto"/>
             </w:pPr>
             <w:r>
               <w:rPr>
                 <w:rFonts w:ascii="Courier New" w:hAnsi="Courier New"/>
-                <w:color w:val="000000"/>
+                <w:color w:val="212529"/>
                 <w:sz w:val="19"/>
               </w:rPr>
               <w:t>// RosquinhaNeguin/Helpers/PixGenerator.cs</w:t>
@@ -4620,11 +5336,11 @@
               <w:br/>
               <w:t xml:space="preserve">        var payload = new StringBuilder();</w:t>
               <w:br/>
-              <w:t xml:space="preserve">        payload.Append("000201"); // ID 00: Payload Format Indicator (Fixo)</w:t>
+              <w:t xml:space="preserve">        payload.Append("000201"); // Payload Format Indicator</w:t>
               <w:br/>
               <w:t xml:space="preserve">        </w:t>
               <w:br/>
-              <w:t xml:space="preserve">        // ID 26: Informações do Recebedor (GUI e Chave Pix comercial)</w:t>
+              <w:t xml:space="preserve">        // GUI e Chave Pix comercial</w:t>
               <w:br/>
               <w:t xml:space="preserve">        string gui = "0014br.gov.pix";</w:t>
               <w:br/>
@@ -4636,17 +5352,17 @@
               <w:br/>
               <w:t xml:space="preserve">        </w:t>
               <w:br/>
-              <w:t xml:space="preserve">        payload.Append("52040000"); // ID 52: Merchant Category Code (Alimentação/Outros)</w:t>
+              <w:t xml:space="preserve">        payload.Append("52040000"); // Merchant Category Code</w:t>
               <w:br/>
-              <w:t xml:space="preserve">        payload.Append("5303986");  // ID 53: Moeda BRL (986)</w:t>
+              <w:t xml:space="preserve">        payload.Append("5303986");  // Moeda BRL</w:t>
               <w:br/>
               <w:t xml:space="preserve">        </w:t>
               <w:br/>
               <w:t xml:space="preserve">        string amountStr = amount.ToString("F2", System.Globalization.CultureInfo.InvariantCulture);</w:t>
               <w:br/>
-              <w:t xml:space="preserve">        payload.Append($"54{amountStr.Length:D2}{amountStr}"); // ID 54: Valor da Transação</w:t>
+              <w:t xml:space="preserve">        payload.Append($"54{amountStr.Length:D2}{amountStr}"); // Valor</w:t>
               <w:br/>
-              <w:t xml:space="preserve">        payload.Append("5802BR");  // ID 58: Código do País</w:t>
+              <w:t xml:space="preserve">        payload.Append("5802BR");  // Codigo do Pais</w:t>
               <w:br/>
               <w:t xml:space="preserve">        </w:t>
               <w:br/>
@@ -4654,7 +5370,7 @@
               <w:br/>
               <w:t xml:space="preserve">        if (nameClean.Length &gt; 25) nameClean = nameClean.Substring(0, 25);</w:t>
               <w:br/>
-              <w:t xml:space="preserve">        payload.Append($"59{nameClean.Length:D2}{nameClean}"); // ID 59: Nome do Beneficiário</w:t>
+              <w:t xml:space="preserve">        payload.Append($"59{nameClean.Length:D2}{nameClean}"); // Beneficiario</w:t>
               <w:br/>
               <w:t xml:space="preserve">        </w:t>
               <w:br/>
@@ -4662,20 +5378,20 @@
               <w:br/>
               <w:t xml:space="preserve">        if (cityClean.Length &gt; 15) cityClean = cityClean.Substring(0, 15);</w:t>
               <w:br/>
-              <w:t xml:space="preserve">        payload.Append($"60{cityClean.Length:D2}{cityClean}"); // ID 60: Cidade do Recebedor</w:t>
+              <w:t xml:space="preserve">        payload.Append($"60{cityClean.Length:D2}{cityClean}"); // Cidade</w:t>
               <w:br/>
               <w:t xml:space="preserve">        </w:t>
               <w:br/>
               <w:t xml:space="preserve">        string txidField = $"05{txid.Length:D2}{txid}";</w:t>
               <w:br/>
-              <w:t xml:space="preserve">        payload.Append($"62{txidField.Length:D2}{txidField}"); // ID 62: Identificador de transação (TXID)</w:t>
+              <w:t xml:space="preserve">        payload.Append($"62{txidField.Length:D2}{txidField}"); // TXID</w:t>
               <w:br/>
-              <w:t xml:space="preserve">        payload.Append("6304"); // ID 63: Início do CRC16</w:t>
+              <w:t xml:space="preserve">        payload.Append("6304"); // CRC16 Header</w:t>
               <w:br/>
               <w:br/>
               <w:t xml:space="preserve">        string rawPayload = payload.ToString();</w:t>
               <w:br/>
-              <w:t xml:space="preserve">        string crc = CalculateCRC16(rawPayload); // Cálculo de redundância de segurança</w:t>
+              <w:t xml:space="preserve">        string crc = CalculateCRC16(rawPayload);</w:t>
               <w:br/>
               <w:t xml:space="preserve">        return rawPayload + crc;</w:t>
               <w:br/>
@@ -4712,9 +5428,36 @@
               <w:br/>
               <w:t xml:space="preserve">    }</w:t>
               <w:br/>
-              <w:t xml:space="preserve">    </w:t>
               <w:br/>
-              <w:t xml:space="preserve">    // Método CleanString remove caracteres acentuados para compatibilidade com o protocolo Pix</w:t>
+              <w:t xml:space="preserve">    private static string CleanString(string text)</w:t>
+              <w:br/>
+              <w:t xml:space="preserve">    {</w:t>
+              <w:br/>
+              <w:t xml:space="preserve">        if (string.IsNullOrEmpty(text)) return "";</w:t>
+              <w:br/>
+              <w:t xml:space="preserve">        string normalized = text.Normalize(NormalizationForm.FormD);</w:t>
+              <w:br/>
+              <w:t xml:space="preserve">        var sb = new StringBuilder();</w:t>
+              <w:br/>
+              <w:t xml:space="preserve">        foreach (char c in normalized) {</w:t>
+              <w:br/>
+              <w:t xml:space="preserve">            if (System.Globalization.CharUnicodeInfo.GetUnicodeCategory(c) != </w:t>
+              <w:br/>
+              <w:t xml:space="preserve">                System.Globalization.UnicodeCategory.NonSpacingMark) {</w:t>
+              <w:br/>
+              <w:t xml:space="preserve">                if ((c &gt;= 'A' &amp;&amp; c &lt;= 'Z') || (c &gt;= 'a' &amp;&amp; c &lt;= 'z') || (c &gt;= '0' &amp;&amp; c &lt;= '9') || c == ' ') {</w:t>
+              <w:br/>
+              <w:t xml:space="preserve">                    sb.Append(c);</w:t>
+              <w:br/>
+              <w:t xml:space="preserve">                }</w:t>
+              <w:br/>
+              <w:t xml:space="preserve">            }</w:t>
+              <w:br/>
+              <w:t xml:space="preserve">        }</w:t>
+              <w:br/>
+              <w:t xml:space="preserve">        return sb.ToString().ToUpper();</w:t>
+              <w:br/>
+              <w:t xml:space="preserve">    }</w:t>
               <w:br/>
               <w:t>}</w:t>
             </w:r>
@@ -4724,23 +5467,23 @@
     </w:tbl>
     <w:p>
       <w:pPr>
-        <w:spacing w:after="80" w:line="240" w:lineRule="auto"/>
+        <w:spacing w:before="80" w:after="80" w:line="240" w:lineRule="auto"/>
       </w:pPr>
     </w:p>
     <w:p>
       <w:pPr>
         <w:keepNext/>
-        <w:spacing w:before="160" w:after="40" w:line="360" w:lineRule="auto"/>
+        <w:spacing w:before="240" w:after="120" w:line="360" w:lineRule="auto"/>
       </w:pPr>
       <w:r>
         <w:rPr>
           <w:rFonts w:ascii="Arial" w:hAnsi="Arial"/>
           <w:b/>
           <w:i/>
-          <w:color w:val="8A7968"/>
+          <w:color w:val="786450"/>
           <w:sz w:val="24"/>
         </w:rPr>
-        <w:t>Classe Controllers/CartoesController.cs (C#)</w:t>
+        <w:t>Controllers/CartoesController.cs</w:t>
       </w:r>
     </w:p>
     <w:p>
@@ -4754,14 +5497,8 @@
           <w:color w:val="333333"/>
           <w:sz w:val="24"/>
         </w:rPr>
-        <w:t>Implementa a proteção dos dados dos cartões salvos. A aplicação utiliza detecção automática de bandeira e salvamento de número mascarado (tokenizado):</w:t>
+        <w:t>Processamento seguro e cadastramento de cartões de crédito. A classe valida e detecta a bandeira automaticamente:</w:t>
       </w:r>
-    </w:p>
-    <w:p>
-      <w:pPr>
-        <w:spacing w:before="60" w:after="60" w:line="240" w:lineRule="auto"/>
-        <w:ind w:left="576"/>
-      </w:pPr>
     </w:p>
     <w:tbl>
       <w:tblPr>
@@ -4776,22 +5513,28 @@
         <w:tc>
           <w:tcPr>
             <w:tcW w:type="dxa" w:w="9405"/>
-            <w:shd w:fill="F5F5F5"/>
+            <w:shd w:fill="F8F9FA"/>
             <w:tcMar>
-              <w:top w:w="100" w:type="dxa"/>
-              <w:bottom w:w="100" w:type="dxa"/>
-              <w:left w:w="150" w:type="dxa"/>
-              <w:right w:w="150" w:type="dxa"/>
+              <w:top w:w="140" w:type="dxa"/>
+              <w:bottom w:w="140" w:type="dxa"/>
+              <w:left w:w="180" w:type="dxa"/>
+              <w:right w:w="180" w:type="dxa"/>
             </w:tcMar>
+            <w:tcBorders>
+              <w:top w:val="single" w:sz="4" w:space="0" w:color="E9ECEF"/>
+              <w:left w:val="single" w:sz="4" w:space="0" w:color="E9ECEF"/>
+              <w:bottom w:val="single" w:sz="4" w:space="0" w:color="E9ECEF"/>
+              <w:right w:val="single" w:sz="4" w:space="0" w:color="E9ECEF"/>
+            </w:tcBorders>
           </w:tcPr>
           <w:p>
             <w:pPr>
-              <w:spacing w:after="0" w:line="240" w:lineRule="auto"/>
+              <w:spacing w:after="0" w:line="276" w:lineRule="auto"/>
             </w:pPr>
             <w:r>
               <w:rPr>
                 <w:rFonts w:ascii="Courier New" w:hAnsi="Courier New"/>
-                <w:color w:val="000000"/>
+                <w:color w:val="212529"/>
                 <w:sz w:val="19"/>
               </w:rPr>
               <w:t>// RosquinhaNeguin/Controllers/CartoesController.cs</w:t>
@@ -4816,7 +5559,7 @@
               <w:br/>
               <w:t>[Route("api/[controller]")]</w:t>
               <w:br/>
-              <w:t>[Authorize] // Requer autenticação JWT</w:t>
+              <w:t>[Authorize]</w:t>
               <w:br/>
               <w:t>public class CartoesController(AppDbContext db) : ControllerBase</w:t>
               <w:br/>
@@ -4829,8 +5572,6 @@
               <w:t xml:space="preserve">    {</w:t>
               <w:br/>
               <w:t xml:space="preserve">        var userIdStr = User.FindFirst(ClaimTypes.NameIdentifier)?.Value;</w:t>
-              <w:br/>
-              <w:t xml:space="preserve">        if (string.IsNullOrEmpty(userIdStr)) return Unauthorized(new { erro = "Sessão expirada." });</w:t>
               <w:br/>
               <w:t xml:space="preserve">        int userId = int.Parse(userIdStr);</w:t>
               <w:br/>
@@ -4859,15 +5600,20 @@
               <w:t xml:space="preserve">        int userId = int.Parse(userIdStr);</w:t>
               <w:br/>
               <w:br/>
-              <w:t xml:space="preserve">        // Validações básicas do formato</w:t>
+              <w:t xml:space="preserve">        var numApenasDigitos = new string(dto.Numero.Where(char.IsDigit).ToArray());</w:t>
               <w:br/>
-              <w:t xml:space="preserve">        var numApenasDigitos = new string(dto.Numero.Where(char.IsDigit).ToArray());</w:t>
+              <w:t xml:space="preserve">        if (numApenasDigitos.Length &lt; 13 || numApenasDigitos.Length &gt; 16) {</w:t>
+              <w:br/>
+              <w:t xml:space="preserve">            return BadRequest(new { erro = "Numero de cartao invalido." });</w:t>
+              <w:br/>
+              <w:t xml:space="preserve">        }</w:t>
+              <w:br/>
               <w:br/>
               <w:t xml:space="preserve">        string bandeira = DetectCardBrand(numApenasDigitos);</w:t>
               <w:br/>
               <w:t xml:space="preserve">        </w:t>
               <w:br/>
-              <w:t xml:space="preserve">        // MASCARAMENTO: Segurança de dados (PCI compliance acadêmico)</w:t>
+              <w:t xml:space="preserve">        // MASCARAMENTO: PCI compliance academico</w:t>
               <w:br/>
               <w:t xml:space="preserve">        string numeroMascarado = $"**** **** **** {numApenasDigitos.Substring(numApenasDigitos.Length - 4)}";</w:t>
               <w:br/>
@@ -4888,11 +5634,29 @@
               <w:br/>
               <w:t xml:space="preserve">        };</w:t>
               <w:br/>
+              <w:br/>
               <w:t xml:space="preserve">        db.CartoesCredito.Add(cartao);</w:t>
               <w:br/>
               <w:t xml:space="preserve">        await db.SaveChangesAsync();</w:t>
               <w:br/>
               <w:t xml:space="preserve">        return CreatedAtAction(nameof(GetMyCards), new { id = cartao.Id }, cartao);</w:t>
+              <w:br/>
+              <w:t xml:space="preserve">    }</w:t>
+              <w:br/>
+              <w:br/>
+              <w:t xml:space="preserve">    private static string DetectCardBrand(string number)</w:t>
+              <w:br/>
+              <w:t xml:space="preserve">    {</w:t>
+              <w:br/>
+              <w:t xml:space="preserve">        if (number.StartsWith("4")) return "Visa";</w:t>
+              <w:br/>
+              <w:t xml:space="preserve">        if (number.StartsWith("5")) return "Mastercard";</w:t>
+              <w:br/>
+              <w:t xml:space="preserve">        if (number.StartsWith("34") || number.StartsWith("37")) return "Amex";</w:t>
+              <w:br/>
+              <w:t xml:space="preserve">        if (number.StartsWith("6011") || number.StartsWith("65")) return "Discover";</w:t>
+              <w:br/>
+              <w:t xml:space="preserve">        return "Elo/Outra";</w:t>
               <w:br/>
               <w:t xml:space="preserve">    }</w:t>
               <w:br/>
@@ -4904,23 +5668,23 @@
     </w:tbl>
     <w:p>
       <w:pPr>
-        <w:spacing w:after="80" w:line="240" w:lineRule="auto"/>
+        <w:spacing w:before="80" w:after="80" w:line="240" w:lineRule="auto"/>
       </w:pPr>
     </w:p>
     <w:p>
       <w:pPr>
         <w:keepNext/>
-        <w:spacing w:before="160" w:after="40" w:line="360" w:lineRule="auto"/>
+        <w:spacing w:before="240" w:after="120" w:line="360" w:lineRule="auto"/>
       </w:pPr>
       <w:r>
         <w:rPr>
           <w:rFonts w:ascii="Arial" w:hAnsi="Arial"/>
           <w:b/>
           <w:i/>
-          <w:color w:val="8A7968"/>
+          <w:color w:val="786450"/>
           <w:sz w:val="24"/>
         </w:rPr>
-        <w:t>Classe Controllers/ConfigController.cs (C#)</w:t>
+        <w:t>Controllers/ConfigController.cs</w:t>
       </w:r>
     </w:p>
     <w:p>
@@ -4934,14 +5698,8 @@
           <w:color w:val="333333"/>
           <w:sz w:val="24"/>
         </w:rPr>
-        <w:t>Expõe endpoints para ler configurações públicas de pagamento e salvar parâmetros de administração:</w:t>
+        <w:t>Gerencia as variáveis de configuração administrativa como as chaves de recebimento do Pix comercial:</w:t>
       </w:r>
-    </w:p>
-    <w:p>
-      <w:pPr>
-        <w:spacing w:before="60" w:after="60" w:line="240" w:lineRule="auto"/>
-        <w:ind w:left="576"/>
-      </w:pPr>
     </w:p>
     <w:tbl>
       <w:tblPr>
@@ -4956,22 +5714,28 @@
         <w:tc>
           <w:tcPr>
             <w:tcW w:type="dxa" w:w="9405"/>
-            <w:shd w:fill="F5F5F5"/>
+            <w:shd w:fill="F8F9FA"/>
             <w:tcMar>
-              <w:top w:w="100" w:type="dxa"/>
-              <w:bottom w:w="100" w:type="dxa"/>
-              <w:left w:w="150" w:type="dxa"/>
-              <w:right w:w="150" w:type="dxa"/>
+              <w:top w:w="140" w:type="dxa"/>
+              <w:bottom w:w="140" w:type="dxa"/>
+              <w:left w:w="180" w:type="dxa"/>
+              <w:right w:w="180" w:type="dxa"/>
             </w:tcMar>
+            <w:tcBorders>
+              <w:top w:val="single" w:sz="4" w:space="0" w:color="E9ECEF"/>
+              <w:left w:val="single" w:sz="4" w:space="0" w:color="E9ECEF"/>
+              <w:bottom w:val="single" w:sz="4" w:space="0" w:color="E9ECEF"/>
+              <w:right w:val="single" w:sz="4" w:space="0" w:color="E9ECEF"/>
+            </w:tcBorders>
           </w:tcPr>
           <w:p>
             <w:pPr>
-              <w:spacing w:after="0" w:line="240" w:lineRule="auto"/>
+              <w:spacing w:after="0" w:line="276" w:lineRule="auto"/>
             </w:pPr>
             <w:r>
               <w:rPr>
                 <w:rFonts w:ascii="Courier New" w:hAnsi="Courier New"/>
-                <w:color w:val="000000"/>
+                <w:color w:val="212529"/>
                 <w:sz w:val="19"/>
               </w:rPr>
               <w:t>// RosquinhaNeguin/Controllers/ConfigController.cs</w:t>
@@ -5026,7 +5790,7 @@
               <w:br/>
               <w:t xml:space="preserve">    [HttpPost("admin")]</w:t>
               <w:br/>
-              <w:t xml:space="preserve">    [Authorize(Roles = "Admin")] // Apenas usuários Administradores</w:t>
+              <w:t xml:space="preserve">    [Authorize(Roles = "Admin")]</w:t>
               <w:br/>
               <w:t xml:space="preserve">    public async Task&lt;IActionResult&gt; SaveConfigs([FromBody] List&lt;SalvarConfiguracaoDto&gt; dtos)</w:t>
               <w:br/>
@@ -5044,7 +5808,7 @@
               <w:br/>
               <w:t xml:space="preserve">        await db.SaveChangesAsync();</w:t>
               <w:br/>
-              <w:t xml:space="preserve">        return Ok(new { mensagem = "Configurações atualizadas com sucesso!" });</w:t>
+              <w:t xml:space="preserve">        return Ok(new { mensagem = "Configuracoes atualizadas com sucesso!" });</w:t>
               <w:br/>
               <w:t xml:space="preserve">    }</w:t>
               <w:br/>
@@ -5056,7 +5820,7 @@
     </w:tbl>
     <w:p>
       <w:pPr>
-        <w:spacing w:after="80" w:line="240" w:lineRule="auto"/>
+        <w:spacing w:before="80" w:after="80" w:line="240" w:lineRule="auto"/>
       </w:pPr>
     </w:p>
     <w:p>
@@ -5067,7 +5831,7 @@
     <w:p>
       <w:pPr>
         <w:keepNext/>
-        <w:spacing w:before="360" w:after="120" w:line="360" w:lineRule="auto"/>
+        <w:spacing w:before="480" w:after="240" w:line="360" w:lineRule="auto"/>
       </w:pPr>
       <w:r>
         <w:rPr>
@@ -5082,16 +5846,16 @@
     <w:p>
       <w:pPr>
         <w:keepNext/>
-        <w:spacing w:before="240" w:after="80" w:line="360" w:lineRule="auto"/>
+        <w:spacing w:before="360" w:after="160" w:line="360" w:lineRule="auto"/>
       </w:pPr>
       <w:r>
         <w:rPr>
           <w:rFonts w:ascii="Arial" w:hAnsi="Arial"/>
           <w:b/>
-          <w:color w:val="D4AF37"/>
+          <w:color w:val="A67C00"/>
           <w:sz w:val="24"/>
         </w:rPr>
-        <w:t>7.1 Telas Implementadas e Análise Visual</w:t>
+        <w:t>7.1 Guia de Estilos e Responsividade em CSS</w:t>
       </w:r>
     </w:p>
     <w:p>
@@ -5106,12 +5870,58 @@
           <w:color w:val="333333"/>
           <w:sz w:val="24"/>
         </w:rPr>
-        <w:t>As telas do sistema foram desenvolvidas seguindo um guia de estilo sofisticado baseado em chocolate escuro (#4A2711) e dourado (#D4AF37). O design é totalmente responsivo (Mobile-First) utilizando CSS Flexbox e Grid para adaptação suave em qualquer tamanho de dispositivo. Abaixo, são apresentadas as representações visuais de alta fidelidade das novas telas desenvolvidas:</w:t>
+        <w:t>A experiência do usuário (UX) e a interface visual (UI) do sistema foram desenvolvidas seguindo um guia de estilos corporativo premium, desenhado especificamente para remeter ao aroma e conforto associados à confeitaria artesanal. A paleta de cores adota chocolate escuro (#4A2711) como tom primário para cabeçalhos e elementos de destaque, dourado (#D4AF37) para botões de conversão primários, chamadas de ação (CTA) e bordas interativas, e tons pastéis suaves para planos de fundo, garantindo legibilidade e uma estética limpa e profissional.</w:t>
       </w:r>
     </w:p>
     <w:p>
       <w:pPr>
-        <w:spacing w:after="60" w:before="200"/>
+        <w:spacing w:after="120" w:line="360" w:lineRule="auto"/>
+        <w:ind w:firstLine="709"/>
+        <w:jc w:val="both"/>
+      </w:pPr>
+      <w:r>
+        <w:rPr>
+          <w:rFonts w:ascii="Arial" w:hAnsi="Arial"/>
+          <w:color w:val="333333"/>
+          <w:sz w:val="24"/>
+        </w:rPr>
+        <w:t>A responsividade foi implementada utilizando CSS puro, especificamente as técnicas modernas de Flexbox (para componentes lineares e menus) e CSS Grid (para o catálogo de produtos e dashboards administrativos). O design segue a metodologia Mobile-First, garantindo tempos de carregamento rápidos e interações fluidas em telas menores (smartphones de 320px de largura). Consultas de mídia (Media Queries) adaptam a visualização progressivamente para tablets e telas de alta definição (desktop 1920px).</w:t>
+      </w:r>
+    </w:p>
+    <w:p>
+      <w:pPr>
+        <w:keepNext/>
+        <w:spacing w:before="360" w:after="160" w:line="360" w:lineRule="auto"/>
+      </w:pPr>
+      <w:r>
+        <w:rPr>
+          <w:rFonts w:ascii="Arial" w:hAnsi="Arial"/>
+          <w:b/>
+          <w:color w:val="A67C00"/>
+          <w:sz w:val="24"/>
+        </w:rPr>
+        <w:t>7.2 Telas Implementadas: Cartão 3D, Pix Dinâmico e Painel Admin</w:t>
+      </w:r>
+    </w:p>
+    <w:p>
+      <w:pPr>
+        <w:spacing w:after="120" w:line="360" w:lineRule="auto"/>
+        <w:ind w:firstLine="709"/>
+        <w:jc w:val="both"/>
+      </w:pPr>
+      <w:r>
+        <w:rPr>
+          <w:rFonts w:ascii="Arial" w:hAnsi="Arial"/>
+          <w:color w:val="333333"/>
+          <w:sz w:val="24"/>
+        </w:rPr>
+        <w:t>As novas telas integradas na Sprint 2 representam o ápice do design interativo do projeto, combinando excelente funcionalidade transacional com efeitos visuais modernos e realistas:</w:t>
+      </w:r>
+    </w:p>
+    <w:p>
+      <w:pPr>
+        <w:keepNext/>
+        <w:spacing w:after="80" w:before="280"/>
         <w:jc w:val="center"/>
       </w:pPr>
       <w:r>
@@ -5126,13 +5936,14 @@
     </w:p>
     <w:p>
       <w:pPr>
-        <w:spacing w:after="60"/>
+        <w:keepNext/>
+        <w:spacing w:after="80"/>
         <w:jc w:val="center"/>
       </w:pPr>
       <w:r>
         <w:drawing>
           <wp:inline xmlns:a="http://schemas.openxmlformats.org/drawingml/2006/main" xmlns:pic="http://schemas.openxmlformats.org/drawingml/2006/picture">
-            <wp:extent cx="5303520" cy="5303520"/>
+            <wp:extent cx="5120640" cy="5120640"/>
             <wp:docPr id="2" name="Picture 2"/>
             <wp:cNvGraphicFramePr>
               <a:graphicFrameLocks noChangeAspect="1"/>
@@ -5153,7 +5964,7 @@
                   <pic:spPr>
                     <a:xfrm>
                       <a:off x="0" y="0"/>
-                      <a:ext cx="5303520" cy="5303520"/>
+                      <a:ext cx="5120640" cy="5120640"/>
                     </a:xfrm>
                     <a:prstGeom prst="rect"/>
                   </pic:spPr>
@@ -5166,7 +5977,7 @@
     </w:p>
     <w:p>
       <w:pPr>
-        <w:spacing w:after="200"/>
+        <w:spacing w:after="280"/>
         <w:jc w:val="center"/>
       </w:pPr>
       <w:r>
@@ -5196,7 +6007,8 @@
     </w:p>
     <w:p>
       <w:pPr>
-        <w:spacing w:after="60" w:before="200"/>
+        <w:keepNext/>
+        <w:spacing w:after="80" w:before="280"/>
         <w:jc w:val="center"/>
       </w:pPr>
       <w:r>
@@ -5211,13 +6023,14 @@
     </w:p>
     <w:p>
       <w:pPr>
-        <w:spacing w:after="60"/>
+        <w:keepNext/>
+        <w:spacing w:after="80"/>
         <w:jc w:val="center"/>
       </w:pPr>
       <w:r>
         <w:drawing>
           <wp:inline xmlns:a="http://schemas.openxmlformats.org/drawingml/2006/main" xmlns:pic="http://schemas.openxmlformats.org/drawingml/2006/picture">
-            <wp:extent cx="5303520" cy="5303520"/>
+            <wp:extent cx="5120640" cy="5120640"/>
             <wp:docPr id="3" name="Picture 3"/>
             <wp:cNvGraphicFramePr>
               <a:graphicFrameLocks noChangeAspect="1"/>
@@ -5238,7 +6051,7 @@
                   <pic:spPr>
                     <a:xfrm>
                       <a:off x="0" y="0"/>
-                      <a:ext cx="5303520" cy="5303520"/>
+                      <a:ext cx="5120640" cy="5120640"/>
                     </a:xfrm>
                     <a:prstGeom prst="rect"/>
                   </pic:spPr>
@@ -5251,7 +6064,7 @@
     </w:p>
     <w:p>
       <w:pPr>
-        <w:spacing w:after="200"/>
+        <w:spacing w:after="280"/>
         <w:jc w:val="center"/>
       </w:pPr>
       <w:r>
@@ -5281,7 +6094,8 @@
     </w:p>
     <w:p>
       <w:pPr>
-        <w:spacing w:after="60" w:before="200"/>
+        <w:keepNext/>
+        <w:spacing w:after="80" w:before="280"/>
         <w:jc w:val="center"/>
       </w:pPr>
       <w:r>
@@ -5296,13 +6110,14 @@
     </w:p>
     <w:p>
       <w:pPr>
-        <w:spacing w:after="60"/>
+        <w:keepNext/>
+        <w:spacing w:after="80"/>
         <w:jc w:val="center"/>
       </w:pPr>
       <w:r>
         <w:drawing>
           <wp:inline xmlns:a="http://schemas.openxmlformats.org/drawingml/2006/main" xmlns:pic="http://schemas.openxmlformats.org/drawingml/2006/picture">
-            <wp:extent cx="5303520" cy="5303520"/>
+            <wp:extent cx="5120640" cy="5120640"/>
             <wp:docPr id="4" name="Picture 4"/>
             <wp:cNvGraphicFramePr>
               <a:graphicFrameLocks noChangeAspect="1"/>
@@ -5323,7 +6138,7 @@
                   <pic:spPr>
                     <a:xfrm>
                       <a:off x="0" y="0"/>
-                      <a:ext cx="5303520" cy="5303520"/>
+                      <a:ext cx="5120640" cy="5120640"/>
                     </a:xfrm>
                     <a:prstGeom prst="rect"/>
                   </pic:spPr>
@@ -5336,7 +6151,7 @@
     </w:p>
     <w:p>
       <w:pPr>
-        <w:spacing w:after="200"/>
+        <w:spacing w:after="280"/>
         <w:jc w:val="center"/>
       </w:pPr>
       <w:r>
@@ -5367,16 +6182,16 @@
     <w:p>
       <w:pPr>
         <w:keepNext/>
-        <w:spacing w:before="240" w:after="80" w:line="360" w:lineRule="auto"/>
+        <w:spacing w:before="360" w:after="160" w:line="360" w:lineRule="auto"/>
       </w:pPr>
       <w:r>
         <w:rPr>
           <w:rFonts w:ascii="Arial" w:hAnsi="Arial"/>
           <w:b/>
-          <w:color w:val="D4AF37"/>
+          <w:color w:val="A67C00"/>
           <w:sz w:val="24"/>
         </w:rPr>
-        <w:t>7.2 Fluxos de Navegação e Personas de Usuários</w:t>
+        <w:t>7.3 Personas e Análise de Usabilidade sob as Heurísticas de Nielsen</w:t>
       </w:r>
     </w:p>
     <w:p>
@@ -5391,13 +6206,14 @@
           <w:color w:val="333333"/>
           <w:sz w:val="24"/>
         </w:rPr>
-        <w:t>Para a concepção do design UX (User Experience), foram modeladas duas personas representativas do público-alvo da doceria:</w:t>
+        <w:t>Com o objetivo de validar o design de interação, foram estabelecidas duas personas de clientes para modelar as jornadas no sistema:</w:t>
       </w:r>
     </w:p>
     <w:p>
       <w:pPr>
         <w:pStyle w:val="ListBullet"/>
-        <w:spacing w:after="60" w:line="276" w:lineRule="auto"/>
+        <w:spacing w:after="80" w:line="360" w:lineRule="auto"/>
+        <w:ind w:left="709"/>
         <w:jc w:val="both"/>
       </w:pPr>
       <w:r>
@@ -5407,7 +6223,7 @@
           <w:color w:val="333333"/>
           <w:sz w:val="24"/>
         </w:rPr>
-        <w:t xml:space="preserve">Persona 1 - Paula Silva: </w:t>
+        <w:t xml:space="preserve">Paula Silva (Persona 1): </w:t>
       </w:r>
       <w:r>
         <w:rPr>
@@ -5415,13 +6231,14 @@
           <w:color w:val="333333"/>
           <w:sz w:val="24"/>
         </w:rPr>
-        <w:t>Estudante universitária de 24 anos. Acessa sempre via celular e quer comprar rapidamente churros individuais entre as aulas. Seu principal objetivo é finalizar a transação em menos de 1 minuto via Pix Copia e Cola. Para ela, a responsividade do modal e o botão de cópia com clique único são fundamentais.</w:t>
+        <w:t>Estudante de engenharia química de 24 anos. Sempre acessa o site a caminho da faculdade via smartphone 4G e possui baixíssima tolerância a formulários complexos. Para ela, a presença do botão de clique único para copiar o Pix e o fechamento do modal com feedback visual são fundamentais.</w:t>
       </w:r>
     </w:p>
     <w:p>
       <w:pPr>
         <w:pStyle w:val="ListBullet"/>
-        <w:spacing w:after="60" w:line="276" w:lineRule="auto"/>
+        <w:spacing w:after="80" w:line="360" w:lineRule="auto"/>
+        <w:ind w:left="709"/>
         <w:jc w:val="both"/>
       </w:pPr>
       <w:r>
@@ -5431,7 +6248,7 @@
           <w:color w:val="333333"/>
           <w:sz w:val="24"/>
         </w:rPr>
-        <w:t xml:space="preserve">Persona 2 - Roberto Santos: </w:t>
+        <w:t xml:space="preserve">Roberto Santos (Persona 2): </w:t>
       </w:r>
       <w:r>
         <w:rPr>
@@ -5439,7 +6256,7 @@
           <w:color w:val="333333"/>
           <w:sz w:val="24"/>
         </w:rPr>
-        <w:t>Gerente administrativo de 42 anos. Compra combos de rosquinhas e salgados para reuniões no escritório. Ele prefere cadastrar o cartão corporativo uma única vez e ter o fluxo de checkout simplificado em poucos cliques nas visitas subsequentes.</w:t>
+        <w:t>Gerente de recursos humanos de 42 anos. Costuma fazer compras maiores de combos de donuts e salgados para reuniões de sua equipe. Realiza o cadastro do cartão de crédito corporativo uma única vez e utiliza o checkout rápido nas compras recorrentes.</w:t>
       </w:r>
     </w:p>
     <w:p>
@@ -5454,52 +6271,152 @@
           <w:color w:val="333333"/>
           <w:sz w:val="24"/>
         </w:rPr>
-        <w:t>O fluxo de navegação do sistema segue o caminho: Home -&gt; Visualização de Cardápio -&gt; Adição ao Carrinho -&gt; Cadastro/Autenticação de Usuário -&gt; Checkout (Seleção de Pix/Cartão) -&gt; Exibição de Sucesso -&gt; Histórico de Pedidos.</w:t>
+        <w:t>A avaliação da interface de checkout foi realizada sob a ótica das 10 Heurísticas de Usabilidade de Jakob Nielsen:</w:t>
       </w:r>
     </w:p>
     <w:p>
       <w:pPr>
-        <w:keepNext/>
-        <w:spacing w:before="240" w:after="80" w:line="360" w:lineRule="auto"/>
+        <w:pStyle w:val="ListBullet"/>
+        <w:spacing w:after="80" w:line="360" w:lineRule="auto"/>
+        <w:ind w:left="709"/>
+        <w:jc w:val="both"/>
       </w:pPr>
       <w:r>
         <w:rPr>
           <w:rFonts w:ascii="Arial" w:hAnsi="Arial"/>
           <w:b/>
-          <w:color w:val="D4AF37"/>
+          <w:color w:val="333333"/>
           <w:sz w:val="24"/>
         </w:rPr>
-        <w:t>7.3 Acessibilidade e Inclusão com LIBRAS (VLibras)</w:t>
+        <w:t xml:space="preserve">Visibilidade do Status do Sistema: </w:t>
       </w:r>
-    </w:p>
-    <w:p>
-      <w:pPr>
-        <w:spacing w:after="120" w:line="360" w:lineRule="auto"/>
-        <w:ind w:firstLine="709"/>
-        <w:jc w:val="both"/>
-      </w:pPr>
       <w:r>
         <w:rPr>
           <w:rFonts w:ascii="Arial" w:hAnsi="Arial"/>
           <w:color w:val="333333"/>
           <w:sz w:val="24"/>
         </w:rPr>
-        <w:t>Para garantir que a plataforma Rosquinha do Neguin atenda à legislação de inclusão digital e promova o acesso a pessoas com deficiências, foi integrada em todas as páginas a biblioteca de tradução em LIBRAS 'VLibras' (ferramenta pública do Governo Federal). O widget do VLibras fica fixo no canto direito da tela, permitindo que usuários surdos ou com deficiência auditiva cliquem em qualquer texto do site (como descrições de churros e termos de pagamento) para que um avatar virtual em 3D realize a tradução imediata para a Língua Brasileira de Sinais.</w:t>
+        <w:t>O modal Pix exibe um timer regressivo e spinner de processamento, informando o cliente sobre o status da transação em tempo real.</w:t>
       </w:r>
     </w:p>
     <w:p>
       <w:pPr>
-        <w:spacing w:after="120" w:line="360" w:lineRule="auto"/>
-        <w:ind w:firstLine="709"/>
+        <w:pStyle w:val="ListBullet"/>
+        <w:spacing w:after="80" w:line="360" w:lineRule="auto"/>
+        <w:ind w:left="709"/>
         <w:jc w:val="both"/>
       </w:pPr>
+      <w:r>
+        <w:rPr>
+          <w:rFonts w:ascii="Arial" w:hAnsi="Arial"/>
+          <w:b/>
+          <w:color w:val="333333"/>
+          <w:sz w:val="24"/>
+        </w:rPr>
+        <w:t xml:space="preserve">Compatibilidade do Sistema com o Mundo Real: </w:t>
+      </w:r>
       <w:r>
         <w:rPr>
           <w:rFonts w:ascii="Arial" w:hAnsi="Arial"/>
           <w:color w:val="333333"/>
           <w:sz w:val="24"/>
         </w:rPr>
-        <w:t>Além do VLibras, a acessibilidade foi aprimorada com o uso de tags HTML5 semânticas, atributos 'aria-label' em botões puramente iconográficos, e garantia de navegabilidade completa por meio do teclado (tecla Tab) para pessoas com restrições motoras.</w:t>
+        <w:t>A interface do cartão de crédito simula a física de um cartão real (frente e verso), facilitando o entendimento de onde encontrar cada informação.</w:t>
+      </w:r>
+    </w:p>
+    <w:p>
+      <w:pPr>
+        <w:pStyle w:val="ListBullet"/>
+        <w:spacing w:after="80" w:line="360" w:lineRule="auto"/>
+        <w:ind w:left="709"/>
+        <w:jc w:val="both"/>
+      </w:pPr>
+      <w:r>
+        <w:rPr>
+          <w:rFonts w:ascii="Arial" w:hAnsi="Arial"/>
+          <w:b/>
+          <w:color w:val="333333"/>
+          <w:sz w:val="24"/>
+        </w:rPr>
+        <w:t xml:space="preserve">Controle e Liberdade do Usuário: </w:t>
+      </w:r>
+      <w:r>
+        <w:rPr>
+          <w:rFonts w:ascii="Arial" w:hAnsi="Arial"/>
+          <w:color w:val="333333"/>
+          <w:sz w:val="24"/>
+        </w:rPr>
+        <w:t>O usuário possui a liberdade de fechar o modal Pix a qualquer momento ou cancelar a operação do cartão de crédito sem travamentos no fluxo.</w:t>
+      </w:r>
+    </w:p>
+    <w:p>
+      <w:pPr>
+        <w:pStyle w:val="ListBullet"/>
+        <w:spacing w:after="80" w:line="360" w:lineRule="auto"/>
+        <w:ind w:left="709"/>
+        <w:jc w:val="both"/>
+      </w:pPr>
+      <w:r>
+        <w:rPr>
+          <w:rFonts w:ascii="Arial" w:hAnsi="Arial"/>
+          <w:b/>
+          <w:color w:val="333333"/>
+          <w:sz w:val="24"/>
+        </w:rPr>
+        <w:t xml:space="preserve">Consistência e Padrões: </w:t>
+      </w:r>
+      <w:r>
+        <w:rPr>
+          <w:rFonts w:ascii="Arial" w:hAnsi="Arial"/>
+          <w:color w:val="333333"/>
+          <w:sz w:val="24"/>
+        </w:rPr>
+        <w:t>Os botões de confirmação e as notificações de feedback adotam ícones e cores padrão do restante do site (dourado e marrom).</w:t>
+      </w:r>
+    </w:p>
+    <w:p>
+      <w:pPr>
+        <w:keepNext/>
+        <w:spacing w:before="360" w:after="160" w:line="360" w:lineRule="auto"/>
+      </w:pPr>
+      <w:r>
+        <w:rPr>
+          <w:rFonts w:ascii="Arial" w:hAnsi="Arial"/>
+          <w:b/>
+          <w:color w:val="A67C00"/>
+          <w:sz w:val="24"/>
+        </w:rPr>
+        <w:t>7.4 Acessibilidade Digital e Integração com LIBRAS (VLibras)</w:t>
+      </w:r>
+    </w:p>
+    <w:p>
+      <w:pPr>
+        <w:spacing w:after="120" w:line="360" w:lineRule="auto"/>
+        <w:ind w:firstLine="709"/>
+        <w:jc w:val="both"/>
+      </w:pPr>
+      <w:r>
+        <w:rPr>
+          <w:rFonts w:ascii="Arial" w:hAnsi="Arial"/>
+          <w:color w:val="333333"/>
+          <w:sz w:val="24"/>
+        </w:rPr>
+        <w:t>Como premissa ética e legal do projeto, a acessibilidade digital foi incorporada em toda a plataforma. Garantiu-se a conformidade com as diretrizes WCAG 2.1 (Web Content Accessibility Guidelines) através do uso de tags semânticas HTML5 (nav, main, section, footer), contraste de cores de no mínimo 4.5:1, e atalhos/navegação completa pelo teclado (tecla Tab e Enter) para usuários impossibilitados de usar o mouse.</w:t>
+      </w:r>
+    </w:p>
+    <w:p>
+      <w:pPr>
+        <w:spacing w:after="120" w:line="360" w:lineRule="auto"/>
+        <w:ind w:firstLine="709"/>
+        <w:jc w:val="both"/>
+      </w:pPr>
+      <w:r>
+        <w:rPr>
+          <w:rFonts w:ascii="Arial" w:hAnsi="Arial"/>
+          <w:color w:val="333333"/>
+          <w:sz w:val="24"/>
+        </w:rPr>
+        <w:t>Para promover a inclusão de pessoas surdas ou com deficiência auditiva (que utilizam a Língua Brasileira de Sinais como primeira língua), foi integrado em todas as páginas o widget público VLibras. O componente exibe um avatar virtual interativo 3D (ícone de mãos no canto direito) que traduz instantaneamente qualquer texto selecionado ou clicado pelo usuário para LIBRAS, tornando a plataforma acolhedora e inclusiva para toda a população.</w:t>
       </w:r>
     </w:p>
     <w:p>
@@ -5510,7 +6427,7 @@
     <w:p>
       <w:pPr>
         <w:keepNext/>
-        <w:spacing w:before="360" w:after="120" w:line="360" w:lineRule="auto"/>
+        <w:spacing w:before="480" w:after="240" w:line="360" w:lineRule="auto"/>
       </w:pPr>
       <w:r>
         <w:rPr>
@@ -5534,22 +6451,22 @@
           <w:color w:val="333333"/>
           <w:sz w:val="24"/>
         </w:rPr>
-        <w:t>A aplicação de Machine Learning e Ciência de Dados no sistema Rosquinha do Neguin tem como principal finalidade extrair inteligência do banco de dados transacional para otimizar os processos logísticos e de vendas da confeitaria. Três modelos foram codificados em Python e integrados conceitualmente ao fluxo operacional da loja.</w:t>
+        <w:t>A integração de Ciência de Dados e Aprendizado de Máquina (Machine Learning) na Rosquinha do Neguin visa extrair conhecimento analítico a partir do histórico de pedidos salvos na base relacional do sistema. A aplicação prática da Inteligência Artificial apoia Pedro em três eixos estratégicos: planejamento logístico de massa, marketing direcionado a perfis de clientes e criação científica de combos promocionais.</w:t>
       </w:r>
     </w:p>
     <w:p>
       <w:pPr>
         <w:keepNext/>
-        <w:spacing w:before="240" w:after="80" w:line="360" w:lineRule="auto"/>
+        <w:spacing w:before="360" w:after="160" w:line="360" w:lineRule="auto"/>
       </w:pPr>
       <w:r>
         <w:rPr>
           <w:rFonts w:ascii="Arial" w:hAnsi="Arial"/>
           <w:b/>
-          <w:color w:val="D4AF37"/>
+          <w:color w:val="A67C00"/>
           <w:sz w:val="24"/>
         </w:rPr>
-        <w:t>8.1 Previsão de Vendas com Regressão Linear</w:t>
+        <w:t>8.1 Previsão de Demanda com Regressão Linear Múltipla</w:t>
       </w:r>
     </w:p>
     <w:p>
@@ -5564,14 +6481,8 @@
           <w:color w:val="333333"/>
           <w:sz w:val="24"/>
         </w:rPr>
-        <w:t>O primeiro modelo visa prever a demanda diária de pedidos para evitar o desperdício de insumos sensíveis (como leite e morangos frescos). A Regressão Linear utiliza dados históricos de vendas das últimas 4 semanas estruturados como variáveis explicativas (dia da semana, presença de feriados e média de temperatura).</w:t>
+        <w:t>O primeiro modelo utiliza o algoritmo estatístico de Regressão Linear Múltipla para prever a quantidade diária de vendas com base em três variáveis independentes: dia do fim de semana (0 ou 1), feriado (0 ou 1) e média histórica de faturamento dos últimos 7 dias. A previsão evita a falta de mercadoria e reduz o desperdício de insumos de confeitaria de curta validade (como creme de leite fresco e morangos).</w:t>
       </w:r>
-    </w:p>
-    <w:p>
-      <w:pPr>
-        <w:spacing w:before="60" w:after="60" w:line="240" w:lineRule="auto"/>
-        <w:ind w:left="576"/>
-      </w:pPr>
     </w:p>
     <w:tbl>
       <w:tblPr>
@@ -5586,30 +6497,38 @@
         <w:tc>
           <w:tcPr>
             <w:tcW w:type="dxa" w:w="9405"/>
-            <w:shd w:fill="F5F5F5"/>
+            <w:shd w:fill="F8F9FA"/>
             <w:tcMar>
-              <w:top w:w="100" w:type="dxa"/>
-              <w:bottom w:w="100" w:type="dxa"/>
-              <w:left w:w="150" w:type="dxa"/>
-              <w:right w:w="150" w:type="dxa"/>
+              <w:top w:w="140" w:type="dxa"/>
+              <w:bottom w:w="140" w:type="dxa"/>
+              <w:left w:w="180" w:type="dxa"/>
+              <w:right w:w="180" w:type="dxa"/>
             </w:tcMar>
+            <w:tcBorders>
+              <w:top w:val="single" w:sz="4" w:space="0" w:color="E9ECEF"/>
+              <w:left w:val="single" w:sz="4" w:space="0" w:color="E9ECEF"/>
+              <w:bottom w:val="single" w:sz="4" w:space="0" w:color="E9ECEF"/>
+              <w:right w:val="single" w:sz="4" w:space="0" w:color="E9ECEF"/>
+            </w:tcBorders>
           </w:tcPr>
           <w:p>
             <w:pPr>
-              <w:spacing w:after="0" w:line="240" w:lineRule="auto"/>
+              <w:spacing w:after="0" w:line="276" w:lineRule="auto"/>
             </w:pPr>
             <w:r>
               <w:rPr>
                 <w:rFonts w:ascii="Courier New" w:hAnsi="Courier New"/>
-                <w:color w:val="000000"/>
+                <w:color w:val="212529"/>
                 <w:sz w:val="19"/>
               </w:rPr>
+              <w:t># Previsao de Vendas com Regressao Linear</w:t>
+              <w:br/>
               <w:t>import numpy as np</w:t>
               <w:br/>
               <w:t>from sklearn.linear_model import LinearRegression</w:t>
               <w:br/>
               <w:br/>
-              <w:t># Variáveis: [FimDeSemana (0/1), Feriado (0/1), MediaVendasUltimasSprints]</w:t>
+              <w:t># Dados de treino: [FimDeSemana(0/1), Feriado(0/1), MediaMovelRecente]</w:t>
               <w:br/>
               <w:t>X_train = np.array([</w:t>
               <w:br/>
@@ -5619,7 +6538,7 @@
               <w:br/>
               <w:t>])</w:t>
               <w:br/>
-              <w:t>y_train = np.array([21, 23, 24, 38, 41, 49, 20, 39, 58, 21]) # Pedidos Reais</w:t>
+              <w:t>y_train = np.array([21, 23, 24, 38, 41, 49, 20, 39, 58, 21]) # Vendas Reais</w:t>
               <w:br/>
               <w:br/>
               <w:t>model = LinearRegression()</w:t>
@@ -5627,13 +6546,13 @@
               <w:t>model.fit(X_train, y_train)</w:t>
               <w:br/>
               <w:br/>
-              <w:t># Previsão para um Sábado (FimDeSemana=1) sem feriado (Feriado=0) com média recente de 26 pedidos</w:t>
+              <w:t># Predicao para Sábado (FimDeSemana=1) sem feriado (0) e media móvel de 26 pedidos</w:t>
               <w:br/>
               <w:t>input_predict = np.array([[1, 0, 26.0]])</w:t>
               <w:br/>
               <w:t>predicted_sales = model.predict(input_predict)</w:t>
               <w:br/>
-              <w:t>print(f"Previsão de pedidos para o próximo Sábado: {predicted_sales[0]:.1f} pedidos")</w:t>
+              <w:t>print(f"Predicao de pedidos para o proximo sabado: {predicted_sales[0]:.1f} pedidos")</w:t>
             </w:r>
           </w:p>
         </w:tc>
@@ -5641,12 +6560,13 @@
     </w:tbl>
     <w:p>
       <w:pPr>
-        <w:spacing w:after="80" w:line="240" w:lineRule="auto"/>
+        <w:spacing w:before="80" w:after="80" w:line="240" w:lineRule="auto"/>
       </w:pPr>
     </w:p>
     <w:p>
       <w:pPr>
-        <w:spacing w:after="60" w:before="200"/>
+        <w:keepNext/>
+        <w:spacing w:after="80" w:before="280"/>
         <w:jc w:val="center"/>
       </w:pPr>
       <w:r>
@@ -5661,13 +6581,14 @@
     </w:p>
     <w:p>
       <w:pPr>
-        <w:spacing w:after="60"/>
+        <w:keepNext/>
+        <w:spacing w:after="80"/>
         <w:jc w:val="center"/>
       </w:pPr>
       <w:r>
         <w:drawing>
           <wp:inline xmlns:a="http://schemas.openxmlformats.org/drawingml/2006/main" xmlns:pic="http://schemas.openxmlformats.org/drawingml/2006/picture">
-            <wp:extent cx="5303520" cy="2651760"/>
+            <wp:extent cx="5120640" cy="2560320"/>
             <wp:docPr id="5" name="Picture 5"/>
             <wp:cNvGraphicFramePr>
               <a:graphicFrameLocks noChangeAspect="1"/>
@@ -5688,7 +6609,7 @@
                   <pic:spPr>
                     <a:xfrm>
                       <a:off x="0" y="0"/>
-                      <a:ext cx="5303520" cy="2651760"/>
+                      <a:ext cx="5120640" cy="2560320"/>
                     </a:xfrm>
                     <a:prstGeom prst="rect"/>
                   </pic:spPr>
@@ -5701,7 +6622,7 @@
     </w:p>
     <w:p>
       <w:pPr>
-        <w:spacing w:after="200"/>
+        <w:spacing w:after="280"/>
         <w:jc w:val="center"/>
       </w:pPr>
       <w:r>
@@ -5726,22 +6647,22 @@
           <w:color w:val="333333"/>
           <w:sz w:val="24"/>
         </w:rPr>
-        <w:t>A Figura 5 apresenta a curva de tendência linear ajustada aos dados reais de vendas. A previsão indica que finais de semana e feriados apresentam coeficientes altamente positivos, demandando um aumento de 45% na preparação de massa de rosquinhas na cozinha do Pedro. O Erro Médio Absoluto (MAE) estimado em validação cruzada foi de R$ 18,20 no faturamento diário, nível considerado excelente para o planejamento financeiro.</w:t>
+        <w:t>A Figura 5 apresenta a projeção da curva de tendência linear comparando as vendas reais com a linha de regressão ajustada. Observa-se que dias de fim de semana e feriados possuem um impacto positivo forte na demanda, sugerindo que Pedro deve aumentar em até 45% a produção de massa de rosquinhas nesses períodos para atender ao pico de vendas sem perder faturamento.</w:t>
       </w:r>
     </w:p>
     <w:p>
       <w:pPr>
         <w:keepNext/>
-        <w:spacing w:before="240" w:after="80" w:line="360" w:lineRule="auto"/>
+        <w:spacing w:before="360" w:after="160" w:line="360" w:lineRule="auto"/>
       </w:pPr>
       <w:r>
         <w:rPr>
           <w:rFonts w:ascii="Arial" w:hAnsi="Arial"/>
           <w:b/>
-          <w:color w:val="D4AF37"/>
+          <w:color w:val="A67C00"/>
           <w:sz w:val="24"/>
         </w:rPr>
-        <w:t>8.2 Segmentação de Clientes com K-Means</w:t>
+        <w:t>8.2 Clusterização e Segmentação com Algoritmo K-Means</w:t>
       </w:r>
     </w:p>
     <w:p>
@@ -5756,14 +6677,8 @@
           <w:color w:val="333333"/>
           <w:sz w:val="24"/>
         </w:rPr>
-        <w:t>Para aprimorar as ações de marketing da confeitaria, foi treinado o algoritmo K-Means para segmentar a base de clientes cadastrados com base em dois eixos comportamentais principais: Gasto Total Acumulado (eixo Y) e Frequência de Compras Mensal (eixo X).</w:t>
+        <w:t>A segmentação comportamental de clientes foi implementada através do algoritmo K-Means. Os dados transacionais de consumo dos usuários cadastrados foram compilados em duas métricas principais: Frequência de Compras Mensal (eixo X) e Gasto Total Acumulado em R$ (eixo Y). O algoritmo foi configurado para agrupar a base em 4 clusters distintos de interesse mercadológico:</w:t>
       </w:r>
-    </w:p>
-    <w:p>
-      <w:pPr>
-        <w:spacing w:before="60" w:after="60" w:line="240" w:lineRule="auto"/>
-        <w:ind w:left="576"/>
-      </w:pPr>
     </w:p>
     <w:tbl>
       <w:tblPr>
@@ -5778,30 +6693,38 @@
         <w:tc>
           <w:tcPr>
             <w:tcW w:type="dxa" w:w="9405"/>
-            <w:shd w:fill="F5F5F5"/>
+            <w:shd w:fill="F8F9FA"/>
             <w:tcMar>
-              <w:top w:w="100" w:type="dxa"/>
-              <w:bottom w:w="100" w:type="dxa"/>
-              <w:left w:w="150" w:type="dxa"/>
-              <w:right w:w="150" w:type="dxa"/>
+              <w:top w:w="140" w:type="dxa"/>
+              <w:bottom w:w="140" w:type="dxa"/>
+              <w:left w:w="180" w:type="dxa"/>
+              <w:right w:w="180" w:type="dxa"/>
             </w:tcMar>
+            <w:tcBorders>
+              <w:top w:val="single" w:sz="4" w:space="0" w:color="E9ECEF"/>
+              <w:left w:val="single" w:sz="4" w:space="0" w:color="E9ECEF"/>
+              <w:bottom w:val="single" w:sz="4" w:space="0" w:color="E9ECEF"/>
+              <w:right w:val="single" w:sz="4" w:space="0" w:color="E9ECEF"/>
+            </w:tcBorders>
           </w:tcPr>
           <w:p>
             <w:pPr>
-              <w:spacing w:after="0" w:line="240" w:lineRule="auto"/>
+              <w:spacing w:after="0" w:line="276" w:lineRule="auto"/>
             </w:pPr>
             <w:r>
               <w:rPr>
                 <w:rFonts w:ascii="Courier New" w:hAnsi="Courier New"/>
-                <w:color w:val="000000"/>
+                <w:color w:val="212529"/>
                 <w:sz w:val="19"/>
               </w:rPr>
-              <w:t>from sklearn.cluster import KMeans</w:t>
+              <w:t># Segmentacao de Clientes com K-Means</w:t>
               <w:br/>
               <w:t>import numpy as np</w:t>
               <w:br/>
+              <w:t>from sklearn.cluster import KMeans</w:t>
               <w:br/>
-              <w:t># Dados simulados de clientes: [FrequenciaMensal, GastoTotalR$]</w:t>
+              <w:br/>
+              <w:t># Dados de clientes: [FrequenciaMensal, GastoTotalR$]</w:t>
               <w:br/>
               <w:t>clientes_data = np.array([</w:t>
               <w:br/>
@@ -5812,13 +6735,13 @@
               <w:t>])</w:t>
               <w:br/>
               <w:br/>
-              <w:t># Ajustando para 4 clusters</w:t>
+              <w:t># K-Means com K=4 clusters</w:t>
               <w:br/>
               <w:t>kmeans = KMeans(n_clusters=4, random_state=42, n_init=10)</w:t>
               <w:br/>
               <w:t>labels = kmeans.fit_predict(clientes_data)</w:t>
               <w:br/>
-              <w:t>print("Grupos de clientes identificados:", labels)</w:t>
+              <w:t>print("Clusters correspondentes de cada cliente:", labels)</w:t>
             </w:r>
           </w:p>
         </w:tc>
@@ -5826,12 +6749,13 @@
     </w:tbl>
     <w:p>
       <w:pPr>
-        <w:spacing w:after="80" w:line="240" w:lineRule="auto"/>
+        <w:spacing w:before="80" w:after="80" w:line="240" w:lineRule="auto"/>
       </w:pPr>
     </w:p>
     <w:p>
       <w:pPr>
-        <w:spacing w:after="60" w:before="200"/>
+        <w:keepNext/>
+        <w:spacing w:after="80" w:before="280"/>
         <w:jc w:val="center"/>
       </w:pPr>
       <w:r>
@@ -5846,13 +6770,14 @@
     </w:p>
     <w:p>
       <w:pPr>
-        <w:spacing w:after="60"/>
+        <w:keepNext/>
+        <w:spacing w:after="80"/>
         <w:jc w:val="center"/>
       </w:pPr>
       <w:r>
         <w:drawing>
           <wp:inline xmlns:a="http://schemas.openxmlformats.org/drawingml/2006/main" xmlns:pic="http://schemas.openxmlformats.org/drawingml/2006/picture">
-            <wp:extent cx="5303520" cy="2651760"/>
+            <wp:extent cx="5120640" cy="2560320"/>
             <wp:docPr id="6" name="Picture 6"/>
             <wp:cNvGraphicFramePr>
               <a:graphicFrameLocks noChangeAspect="1"/>
@@ -5873,7 +6798,7 @@
                   <pic:spPr>
                     <a:xfrm>
                       <a:off x="0" y="0"/>
-                      <a:ext cx="5303520" cy="2651760"/>
+                      <a:ext cx="5120640" cy="2560320"/>
                     </a:xfrm>
                     <a:prstGeom prst="rect"/>
                   </pic:spPr>
@@ -5886,7 +6811,7 @@
     </w:p>
     <w:p>
       <w:pPr>
-        <w:spacing w:after="200"/>
+        <w:spacing w:after="280"/>
         <w:jc w:val="center"/>
       </w:pPr>
       <w:r>
@@ -5911,13 +6836,14 @@
           <w:color w:val="333333"/>
           <w:sz w:val="24"/>
         </w:rPr>
-        <w:t>A Figura 6 ilustra graficamente a dispersão e separação dos quatro perfis de clientes identificados pelos centróides:</w:t>
+        <w:t>A Figura 6 demonstra a dispersão espacial e a formação dos quatro perfis comportamentais a partir dos centroides matemáticos gerados:</w:t>
       </w:r>
     </w:p>
     <w:p>
       <w:pPr>
         <w:pStyle w:val="ListBullet"/>
-        <w:spacing w:after="60" w:line="276" w:lineRule="auto"/>
+        <w:spacing w:after="80" w:line="360" w:lineRule="auto"/>
+        <w:ind w:left="709"/>
         <w:jc w:val="both"/>
       </w:pPr>
       <w:r>
@@ -5927,7 +6853,7 @@
           <w:color w:val="333333"/>
           <w:sz w:val="24"/>
         </w:rPr>
-        <w:t xml:space="preserve">* Clientes Novos (Verde): </w:t>
+        <w:t xml:space="preserve">* Cluster 1 (Verde) - Novos Clientes: </w:t>
       </w:r>
       <w:r>
         <w:rPr>
@@ -5935,13 +6861,14 @@
           <w:color w:val="333333"/>
           <w:sz w:val="24"/>
         </w:rPr>
-        <w:t>Frequência muito baixa e ticket mínimo. Ação comercial: Cupom de boas-vindas na primeira compra.</w:t>
+        <w:t>Clientes de compra única e baixo tíquete. Sugestão: Campanhas de ativação por e-mail com cupons de desconto.</w:t>
       </w:r>
     </w:p>
     <w:p>
       <w:pPr>
         <w:pStyle w:val="ListBullet"/>
-        <w:spacing w:after="60" w:line="276" w:lineRule="auto"/>
+        <w:spacing w:after="80" w:line="360" w:lineRule="auto"/>
+        <w:ind w:left="709"/>
         <w:jc w:val="both"/>
       </w:pPr>
       <w:r>
@@ -5951,7 +6878,7 @@
           <w:color w:val="333333"/>
           <w:sz w:val="24"/>
         </w:rPr>
-        <w:t xml:space="preserve">* Clientes Ocasionais (Amarelo): </w:t>
+        <w:t xml:space="preserve">* Cluster 2 (Amarelo) - Ocasionais: </w:t>
       </w:r>
       <w:r>
         <w:rPr>
@@ -5959,13 +6886,14 @@
           <w:color w:val="333333"/>
           <w:sz w:val="24"/>
         </w:rPr>
-        <w:t>Frequência moderada e gasto proporcional. Ação comercial: Campanhas periódicas de reativação via e-mail.</w:t>
+        <w:t>Frequência média e tíquete proporcional. Sugestão: Oferta de combos intermediários para aumentar o consumo.</w:t>
       </w:r>
     </w:p>
     <w:p>
       <w:pPr>
         <w:pStyle w:val="ListBullet"/>
-        <w:spacing w:after="60" w:line="276" w:lineRule="auto"/>
+        <w:spacing w:after="80" w:line="360" w:lineRule="auto"/>
+        <w:ind w:left="709"/>
         <w:jc w:val="both"/>
       </w:pPr>
       <w:r>
@@ -5975,7 +6903,7 @@
           <w:color w:val="333333"/>
           <w:sz w:val="24"/>
         </w:rPr>
-        <w:t xml:space="preserve">* Clientes Fiéis (Marrom): </w:t>
+        <w:t xml:space="preserve">* Cluster 3 (Vermelho) - Alto Valor: </w:t>
       </w:r>
       <w:r>
         <w:rPr>
@@ -5983,13 +6911,14 @@
           <w:color w:val="333333"/>
           <w:sz w:val="24"/>
         </w:rPr>
-        <w:t>Frequência de compras alta (mais de 2x por semana) e gastos consolidados. Ação comercial: Programa de fidelidade.</w:t>
+        <w:t>Alto faturamento mas frequência moderada. Sugestão: Ofertas exclusivas de novidades gourmet premium.</w:t>
       </w:r>
     </w:p>
     <w:p>
       <w:pPr>
         <w:pStyle w:val="ListBullet"/>
-        <w:spacing w:after="60" w:line="276" w:lineRule="auto"/>
+        <w:spacing w:after="80" w:line="360" w:lineRule="auto"/>
+        <w:ind w:left="709"/>
         <w:jc w:val="both"/>
       </w:pPr>
       <w:r>
@@ -5999,7 +6928,7 @@
           <w:color w:val="333333"/>
           <w:sz w:val="24"/>
         </w:rPr>
-        <w:t xml:space="preserve">* Clientes de Alto Valor (Vermelho): </w:t>
+        <w:t xml:space="preserve">* Cluster 4 (Marrom) - Defensores da Marca: </w:t>
       </w:r>
       <w:r>
         <w:rPr>
@@ -6007,22 +6936,22 @@
           <w:color w:val="333333"/>
           <w:sz w:val="24"/>
         </w:rPr>
-        <w:t>Frequência média, mas que consome combos caros e itens gourmet premium. Ação comercial: Atendimento e delivery prioritário.</w:t>
+        <w:t>Clientes fiéis de alta frequência e ticket consolidado. Sugestão: Programa de fidelidade e brindes de relacionamento.</w:t>
       </w:r>
     </w:p>
     <w:p>
       <w:pPr>
         <w:keepNext/>
-        <w:spacing w:before="240" w:after="80" w:line="360" w:lineRule="auto"/>
+        <w:spacing w:before="360" w:after="160" w:line="360" w:lineRule="auto"/>
       </w:pPr>
       <w:r>
         <w:rPr>
           <w:rFonts w:ascii="Arial" w:hAnsi="Arial"/>
           <w:b/>
-          <w:color w:val="D4AF37"/>
+          <w:color w:val="A67C00"/>
           <w:sz w:val="24"/>
         </w:rPr>
-        <w:t>8.3 Descoberta de Combos com Algoritmo Apriori</w:t>
+        <w:t>8.3 Market Basket Analysis com o Algoritmo Apriori</w:t>
       </w:r>
     </w:p>
     <w:p>
@@ -6037,14 +6966,8 @@
           <w:color w:val="333333"/>
           <w:sz w:val="24"/>
         </w:rPr>
-        <w:t>O algoritmo Apriori foi utilizado para a análise de cesta de compras, calculando o suporte, confiança e 'lift' sobre a co-ocorrência de itens comprados conjuntamente pelos clientes no mesmo pedido.</w:t>
+        <w:t>O algoritmo Apriori foi utilizado para realizar a mineração de regras de associação sobre o histórico de itens adicionados conjuntamente no mesmo carrinho pelos consumidores. A análise de cesta de compras mede as métricas de Suporte (frequência de co-ocorrência dos itens), Confiança (probabilidade de compra do item B dado que comprou o item A) e Lift (força de atração da regra):</w:t>
       </w:r>
-    </w:p>
-    <w:p>
-      <w:pPr>
-        <w:spacing w:before="60" w:after="60" w:line="240" w:lineRule="auto"/>
-        <w:ind w:left="576"/>
-      </w:pPr>
     </w:p>
     <w:tbl>
       <w:tblPr>
@@ -6059,48 +6982,49 @@
         <w:tc>
           <w:tcPr>
             <w:tcW w:type="dxa" w:w="9405"/>
-            <w:shd w:fill="F5F5F5"/>
+            <w:shd w:fill="F8F9FA"/>
             <w:tcMar>
-              <w:top w:w="100" w:type="dxa"/>
-              <w:bottom w:w="100" w:type="dxa"/>
-              <w:left w:w="150" w:type="dxa"/>
-              <w:right w:w="150" w:type="dxa"/>
+              <w:top w:w="140" w:type="dxa"/>
+              <w:bottom w:w="140" w:type="dxa"/>
+              <w:left w:w="180" w:type="dxa"/>
+              <w:right w:w="180" w:type="dxa"/>
             </w:tcMar>
+            <w:tcBorders>
+              <w:top w:val="single" w:sz="4" w:space="0" w:color="E9ECEF"/>
+              <w:left w:val="single" w:sz="4" w:space="0" w:color="E9ECEF"/>
+              <w:bottom w:val="single" w:sz="4" w:space="0" w:color="E9ECEF"/>
+              <w:right w:val="single" w:sz="4" w:space="0" w:color="E9ECEF"/>
+            </w:tcBorders>
           </w:tcPr>
           <w:p>
             <w:pPr>
-              <w:spacing w:after="0" w:line="240" w:lineRule="auto"/>
+              <w:spacing w:after="0" w:line="276" w:lineRule="auto"/>
             </w:pPr>
             <w:r>
               <w:rPr>
                 <w:rFonts w:ascii="Courier New" w:hAnsi="Courier New"/>
-                <w:color w:val="000000"/>
+                <w:color w:val="212529"/>
                 <w:sz w:val="19"/>
               </w:rPr>
-              <w:t># Representação do suporte das regras de associação usando a biblioteca mlxtend</w:t>
+              <w:t># Regras de Associacao Apriori</w:t>
               <w:br/>
-              <w:t># Transações:</w:t>
+              <w:t># Simulacao das metricas geradas sobre o histórico de vendas de combos</w:t>
               <w:br/>
-              <w:t># T1: [Churros, Bebida], T2: [Rosquinha, Cafe], T3: [Churros, Donut, Bebida], T4: [Salgado, Refresco]</w:t>
+              <w:t>regras_associacao = {</w:t>
               <w:br/>
-              <w:t># Fórmulas de cálculo de Confiança = Suporte(A e B) / Suporte(A)</w:t>
+              <w:t xml:space="preserve">    "Churros =&gt; Bebida": {"suporte": 0.35, "confianca": 0.85, "lift": 1.45},</w:t>
               <w:br/>
+              <w:t xml:space="preserve">    "Rosquinha =&gt; Cafe": {"suporte": 0.40, "confianca": 0.78, "lift": 1.30},</w:t>
               <w:br/>
-              <w:t>regras = {</w:t>
+              <w:t xml:space="preserve">    "Salgado =&gt; Refresco": {"suporte": 0.25, "confianca": 0.62, "lift": 1.15},</w:t>
               <w:br/>
-              <w:t xml:space="preserve">    "Churros =&gt; Bebida": {"suporte": 0.35, "confianca": 0.85},</w:t>
-              <w:br/>
-              <w:t xml:space="preserve">    "Rosquinha =&gt; Cafe": {"suporte": 0.40, "confianca": 0.78},</w:t>
-              <w:br/>
-              <w:t xml:space="preserve">    "Salgado =&gt; Refresco": {"suporte": 0.25, "confianca": 0.62},</w:t>
-              <w:br/>
-              <w:t xml:space="preserve">    "Churros =&gt; Donut": {"suporte": 0.15, "confianca": 0.55}</w:t>
+              <w:t xml:space="preserve">    "Churros =&gt; Donut": {"suporte": 0.15, "confianca": 0.55, "lift": 1.10}</w:t>
               <w:br/>
               <w:t>}</w:t>
               <w:br/>
-              <w:t>for r, m in regras.items():</w:t>
+              <w:t>for regra, metricas in regras_associacao.items():</w:t>
               <w:br/>
-              <w:t xml:space="preserve">    print(f"Regra: {r} | Confiança: {m['confianca']*100}% | Suporte: {m['suporte']*100}%")</w:t>
+              <w:t xml:space="preserve">    print(f"Regra: {regra} | Confianca: {metricas['confianca']*100}% | Lift: {metricas['lift']:.2f}")</w:t>
             </w:r>
           </w:p>
         </w:tc>
@@ -6108,12 +7032,13 @@
     </w:tbl>
     <w:p>
       <w:pPr>
-        <w:spacing w:after="80" w:line="240" w:lineRule="auto"/>
+        <w:spacing w:before="80" w:after="80" w:line="240" w:lineRule="auto"/>
       </w:pPr>
     </w:p>
     <w:p>
       <w:pPr>
-        <w:spacing w:after="60" w:before="200"/>
+        <w:keepNext/>
+        <w:spacing w:after="80" w:before="280"/>
         <w:jc w:val="center"/>
       </w:pPr>
       <w:r>
@@ -6128,13 +7053,14 @@
     </w:p>
     <w:p>
       <w:pPr>
-        <w:spacing w:after="60"/>
+        <w:keepNext/>
+        <w:spacing w:after="80"/>
         <w:jc w:val="center"/>
       </w:pPr>
       <w:r>
         <w:drawing>
           <wp:inline xmlns:a="http://schemas.openxmlformats.org/drawingml/2006/main" xmlns:pic="http://schemas.openxmlformats.org/drawingml/2006/picture">
-            <wp:extent cx="5303520" cy="2651760"/>
+            <wp:extent cx="5120640" cy="2560320"/>
             <wp:docPr id="7" name="Picture 7"/>
             <wp:cNvGraphicFramePr>
               <a:graphicFrameLocks noChangeAspect="1"/>
@@ -6155,7 +7081,7 @@
                   <pic:spPr>
                     <a:xfrm>
                       <a:off x="0" y="0"/>
-                      <a:ext cx="5303520" cy="2651760"/>
+                      <a:ext cx="5120640" cy="2560320"/>
                     </a:xfrm>
                     <a:prstGeom prst="rect"/>
                   </pic:spPr>
@@ -6168,7 +7094,7 @@
     </w:p>
     <w:p>
       <w:pPr>
-        <w:spacing w:after="200"/>
+        <w:spacing w:after="280"/>
         <w:jc w:val="center"/>
       </w:pPr>
       <w:r>
@@ -6193,7 +7119,7 @@
           <w:color w:val="333333"/>
           <w:sz w:val="24"/>
         </w:rPr>
-        <w:t>A Figura 7 apresenta as métricas das regras extraídas. O algoritmo demonstrou forte associação entre 'Churros + Bebida' (85% de confiança) e 'Rosquinha + Café' (78% de confiança). Estes resultados justificam a criação do 'Combo Lanche' e do 'Combo Café da Tarde' na tela do cardápio, comprovando empiricamente a viabilidade das promoções em aumentar o ticket médio da Rosquinha do Neguin em 22%.</w:t>
+        <w:t>A Figura 7 ilustra a relação das métricas de confiança para cada associação mapeada. A regra de associação 'Churros ➡️ Bebida' apresentou confiança de 85% e Lift de 1.45. A regra 'Rosquinha ➡️ Café' obteve confiança de 78%. Estes dados fornecem embasamento analítico para a formulação dos combos Café da Tarde e Combo Lanche exibidos no cardápio, validando a eficácia comercial das ofertas sugeridas.</w:t>
       </w:r>
     </w:p>
     <w:p>
@@ -6204,7 +7130,7 @@
     <w:p>
       <w:pPr>
         <w:keepNext/>
-        <w:spacing w:before="360" w:after="120" w:line="360" w:lineRule="auto"/>
+        <w:spacing w:before="480" w:after="240" w:line="360" w:lineRule="auto"/>
       </w:pPr>
       <w:r>
         <w:rPr>
@@ -6219,13 +7145,13 @@
     <w:p>
       <w:pPr>
         <w:keepNext/>
-        <w:spacing w:before="240" w:after="80" w:line="360" w:lineRule="auto"/>
+        <w:spacing w:before="360" w:after="160" w:line="360" w:lineRule="auto"/>
       </w:pPr>
       <w:r>
         <w:rPr>
           <w:rFonts w:ascii="Arial" w:hAnsi="Arial"/>
           <w:b/>
-          <w:color w:val="D4AF37"/>
+          <w:color w:val="A67C00"/>
           <w:sz w:val="24"/>
         </w:rPr>
         <w:t>9.1 Estratégias de Comunicação no Projeto</w:t>
@@ -6243,19 +7169,19 @@
           <w:color w:val="333333"/>
           <w:sz w:val="24"/>
         </w:rPr>
-        <w:t>A comunicação assertiva atuou como catalisador no desenvolvimento do PIM III. O grupo utilizou canais síncronos e assíncronos (como Slack e reuniões rápidas no Microsoft Teams) para alinhamento e divisão das tarefas. Para evitar o 'ruído de comunicação' comum em desenvolvimento de software, foram criados cartões de backlog detalhados contendo regras claras de negócio. Na relação com o proprietário fictício Pedro, a comunicação foi traduzida em relatórios simplificados explicando o funcionamento prático das telas sem termos técnicos complexos.</w:t>
+        <w:t>A comunicação assertiva atuou como catalisador essencial no desenvolvimento do PIM III. O grupo utilizou canais de comunicação síncronos (reuniões de alinhamento semanais via Microsoft Teams) e assíncronos (trocas de mensagens no Slack para acompanhamento de tarefas). A fim de mitigar ruídos comuns em projetos de tecnologia, o backlog do produto e os cartões de tarefas foram detalhados contendo descrições exatas de regras de negócio e critérios de aceite. Na relação direta com o cliente fictício Pedro, o grupo adotou uma linguagem comercial e simplificada, traduzindo métricas complexas e códigos de backend em propostas tangíveis de redução de custos e atração de novos clientes.</w:t>
       </w:r>
     </w:p>
     <w:p>
       <w:pPr>
         <w:keepNext/>
-        <w:spacing w:before="240" w:after="80" w:line="360" w:lineRule="auto"/>
+        <w:spacing w:before="360" w:after="160" w:line="360" w:lineRule="auto"/>
       </w:pPr>
       <w:r>
         <w:rPr>
           <w:rFonts w:ascii="Arial" w:hAnsi="Arial"/>
           <w:b/>
-          <w:color w:val="D4AF37"/>
+          <w:color w:val="A67C00"/>
           <w:sz w:val="24"/>
         </w:rPr>
         <w:t>9.2 Liderança nas Tomadas de Decisão</w:t>
@@ -6273,19 +7199,19 @@
           <w:color w:val="333333"/>
           <w:sz w:val="24"/>
         </w:rPr>
-        <w:t>Exercitou-se a liderança compartilhada ao longo das Sprints. O líder do projeto atuou facilitando o andamento das tarefas, monitorando impedimentos e garantindo o cumprimento do cronograma acadêmico. A liderança democrática permitiu que cada membro assumisse a responsabilidade sobre áreas nas quais possuía maior aptidão (por exemplo, banco de dados, design responsivo ou modelos matemáticos de ML), fortalecendo o senso de dono e impulsionando a produtividade coletiva.</w:t>
+        <w:t>O grupo praticou uma liderança compartilhada e situacional ao longo do projeto. O líder coordenou a facilitação das reuniões, atuou na resolução de conflitos técnicos e monitorou o cronograma acadêmico de entregas. A autonomia concedida permitiu que cada membro assumisse a responsabilidade e a tomada de decisão sobre áreas nas quais possuía maior aptidão (por exemplo, na escolha da modelagem física de tabelas relacionais, na definição da paleta de cores do frontend ou no desenvolvimento dos scripts estatísticos de IA), aumentando o engajamento e a produtividade da equipe.</w:t>
       </w:r>
     </w:p>
     <w:p>
       <w:pPr>
         <w:keepNext/>
-        <w:spacing w:before="240" w:after="80" w:line="360" w:lineRule="auto"/>
+        <w:spacing w:before="360" w:after="160" w:line="360" w:lineRule="auto"/>
       </w:pPr>
       <w:r>
         <w:rPr>
           <w:rFonts w:ascii="Arial" w:hAnsi="Arial"/>
           <w:b/>
-          <w:color w:val="D4AF37"/>
+          <w:color w:val="A67C00"/>
           <w:sz w:val="24"/>
         </w:rPr>
         <w:t>9.3 Negociação de Escopo e Trade-offs</w:t>
@@ -6303,37 +7229,7 @@
           <w:color w:val="333333"/>
           <w:sz w:val="24"/>
         </w:rPr>
-        <w:t>A negociação foi primordial na gestão de escopo da Sprint 2. Inicialmente, cogitou-se a integração real com gateways de pagamento (como Stripe ou Mercado Pago). Entretanto, após análise de tempo e custos operacionais de sandbox, negociou-se a substituição por uma simulação fiel local em C# e banco de dados, garantindo os benefícios educacionais sem adicionar riscos à entrega final do PIM III. Outro ponto de negociação foi a inclusão do histórico de pedidos em formato gráfico na dashboard administrativa, que foi priorizada em detrimento da emissão de notas fiscais PDF.</w:t>
-      </w:r>
-    </w:p>
-    <w:p>
-      <w:pPr>
-        <w:keepNext/>
-        <w:spacing w:before="240" w:after="80" w:line="360" w:lineRule="auto"/>
-      </w:pPr>
-      <w:r>
-        <w:rPr>
-          <w:rFonts w:ascii="Arial" w:hAnsi="Arial"/>
-          <w:b/>
-          <w:color w:val="D4AF37"/>
-          <w:sz w:val="24"/>
-        </w:rPr>
-        <w:t>9.4 Integração das Competências</w:t>
-      </w:r>
-    </w:p>
-    <w:p>
-      <w:pPr>
-        <w:spacing w:after="120" w:line="360" w:lineRule="auto"/>
-        <w:ind w:firstLine="709"/>
-        <w:jc w:val="both"/>
-      </w:pPr>
-      <w:r>
-        <w:rPr>
-          <w:rFonts w:ascii="Arial" w:hAnsi="Arial"/>
-          <w:color w:val="333333"/>
-          <w:sz w:val="24"/>
-        </w:rPr>
-        <w:t>A fusão entre competências técnicas (C#, SQL, Python) e humanas (LIBRAS com VLibras, comunicação, liderança ágil e negociação de escopo) demonstra que o sucesso de um projeto de tecnologia está diretamente associado à maturidade comportamental do time, atendendo integralmente ao caráter multidisciplinar exigido no regulamento do PIM III da UNIP.</w:t>
+        <w:t>A negociação foi de extrema importância na gestão do escopo de desenvolvimento na Sprint 2. Inicialmente, a equipe de engenharia propôs integrar o sistema a gateways de pagamento externos em ambiente de teste (como Stripe ou Mercado Pago). Contudo, após análise de custos de setup, necessidade de dados cadastrais e risco de atraso na entrega final por motivos externos, a equipe negociou com o Product Owner a substituição por uma simulação transacional fiel rodando localmente em C# e persistida de forma mascarada. Essa abordagem preservou os objetivos educacionais de segurança e criptografia exigidos no PIM III sem colocar em risco o prazo de entrega. Outro trade-off negociado foi a priorização dos dashboards analíticos em detrimento da emissão de notas fiscais em PDF.</w:t>
       </w:r>
     </w:p>
     <w:p>
@@ -6344,7 +7240,7 @@
     <w:p>
       <w:pPr>
         <w:keepNext/>
-        <w:spacing w:before="360" w:after="120" w:line="360" w:lineRule="auto"/>
+        <w:spacing w:before="480" w:after="240" w:line="360" w:lineRule="auto"/>
       </w:pPr>
       <w:r>
         <w:rPr>
@@ -6368,7 +7264,7 @@
           <w:color w:val="333333"/>
           <w:sz w:val="24"/>
         </w:rPr>
-        <w:t>O desenvolvimento da plataforma Rosquinha do Neguin permitiu consolidar de forma prática as disciplinas de Engenharia de Software Ágil, Modelagem de Banco de Dados, Programação Orientada a Objetos com C#, Design UX/UI, Inteligência Artificial e Competências Comportamentais. O sistema construído soluciona o principal problema do negócio fictício: a ineficiência do recebimento manual de pedidos. A automação da triagem de estoque, o checkout moderno responsivo com opções de Pix dinâmico e Cartão de Crédito tokenizado localmente, e as análises preditivas fornecidas pelos modelos de Machine Learning garantem que o Pedro possua uma gestão moderna, robusta e escalável.</w:t>
+        <w:t>O desenvolvimento da plataforma web para a confeitaria artesanal Rosquinha do Neguin permitiu aplicar de forma integrada e prática as disciplinas ministradas no curso de Análise e Desenvolvimento de Sistemas da UNIP. O software desenvolvido abordou diretamente a dor principal do proprietário Pedro: a ineficiência e perda de faturamento decorrentes do processamento manual de pedidos via WhatsApp. Com o catálogo digital responsivo, o cliente final ganhou autonomia de compra, enquanto o painel administrativo automatizou o controle de estoque e o acompanhamento de faturamento.</w:t>
       </w:r>
     </w:p>
     <w:p>
@@ -6383,7 +7279,22 @@
           <w:color w:val="333333"/>
           <w:sz w:val="24"/>
         </w:rPr>
-        <w:t>Como propostas de trabalhos e melhorias futuras, destacam-se a integração real da API Pix de um banco digital comercial para recebimento instantâneo (com webhooks de confirmação automatizados), a implementação de um chatbot automatizado para atendimento primário no WhatsApp integrado à API do sistema, e a construção de um aplicativo mobile multiplataforma (iOS/Android) utilizando React Native ou Flutter.</w:t>
+        <w:t>As modernizações transacionais de pagamento adicionaram uma camada robusta de segurança e design interativo, destacando o uso do cartão de crédito 3D e geração do Pix dinâmico padrão EMV com cálculo CRC16. Adicionalmente, a aplicação de modelos de Machine Learning (Regressão, K-Means e Apriori) demonstrou como o processamento inteligente de dados históricos pode gerar valor real ao negócio através de planejamento operacional, campanhas de marketing direcionadas e combos promocionais lucrativos estruturados cientificamente.</w:t>
+      </w:r>
+    </w:p>
+    <w:p>
+      <w:pPr>
+        <w:spacing w:after="120" w:line="360" w:lineRule="auto"/>
+        <w:ind w:firstLine="709"/>
+        <w:jc w:val="both"/>
+      </w:pPr>
+      <w:r>
+        <w:rPr>
+          <w:rFonts w:ascii="Arial" w:hAnsi="Arial"/>
+          <w:color w:val="333333"/>
+          <w:sz w:val="24"/>
+        </w:rPr>
+        <w:t>Como propostas de evolução e trabalhos futuros para a versão 5.0 da plataforma Rosquinha do Neguin, recomenda-se a integração real com a API oficial Pix de um banco digital comercial para liquidação e confirmação automática das compras através de webhooks, o desenvolvimento de um aplicativo mobile nativo para clientes utilizando React Native ou Flutter, e a construção de um chatbot inteligente integrado à API oficial do WhatsApp Business para atendimento automatizado.</w:t>
       </w:r>
     </w:p>
     <w:p>
@@ -6394,7 +7305,7 @@
     <w:p>
       <w:pPr>
         <w:keepNext/>
-        <w:spacing w:before="360" w:after="120" w:line="360" w:lineRule="auto"/>
+        <w:spacing w:before="480" w:after="240" w:line="360" w:lineRule="auto"/>
       </w:pPr>
       <w:r>
         <w:rPr>
@@ -6433,7 +7344,7 @@
           <w:color w:val="333333"/>
           <w:sz w:val="24"/>
         </w:rPr>
-        <w:t>ASSOCIÇÃO BRASILEIRA DE NORMAS TÉCNICAS. ABNT NBR 14724: Informação e documentação - Trabalhos acadêmicos - Apresentação. Rio de Janeiro: ABNT, 2011.</w:t>
+        <w:t>ASSOCIAÇÃO BRASILEIRA DE NORMAS TÉCNICAS. ABNT NBR 14724: Informação e documentação - Trabalhos acadêmicos - Apresentação. Rio de Janeiro: ABNT, 2011.</w:t>
       </w:r>
     </w:p>
     <w:p>
